--- a/11-变流电路/02-逆变电路/NPC中性点钳位逆变电路/NPC中性点钳位逆变电路.docx
+++ b/11-变流电路/02-逆变电路/NPC中性点钳位逆变电路/NPC中性点钳位逆变电路.docx
@@ -3100,6 +3100,20 @@
     </w:p>
     <w:bookmarkEnd w:id="26"/>
     <w:bookmarkEnd w:id="27"/>
+    <w:p>
+      <w:pPr>
+        <w:spacing w:before="360"/>
+        <w:jc w:val="center"/>
+      </w:pPr>
+      <w:r>
+        <w:rPr>
+          <w:rFonts w:ascii="Times New Roman" w:hAnsi="Times New Roman"/>
+          <w:color w:val="555555"/>
+          <w:sz w:val="21"/>
+        </w:rPr>
+        <w:t>材料收集者：杜文杰</w:t>
+      </w:r>
+    </w:p>
     <w:sectPr>
       <w:headerReference r:id="rId9" w:type="default"/>
       <w:footerReference r:id="rId10" w:type="default"/>

--- a/11-变流电路/02-逆变电路/NPC中性点钳位逆变电路/NPC中性点钳位逆变电路.docx
+++ b/11-变流电路/02-逆变电路/NPC中性点钳位逆变电路/NPC中性点钳位逆变电路.docx
@@ -1,6 +1,6 @@
 
 <file path=word/document.xml><?xml version="1.0" encoding="utf-8"?>
-<w:document xmlns:w="http://schemas.openxmlformats.org/wordprocessingml/2006/main" xmlns:m="http://schemas.openxmlformats.org/officeDocument/2006/math" xmlns:r="http://schemas.openxmlformats.org/officeDocument/2006/relationships" xmlns:o="urn:schemas-microsoft-com:office:office" xmlns:v="urn:schemas-microsoft-com:vml" xmlns:w10="urn:schemas-microsoft-com:office:word" xmlns:a="http://schemas.openxmlformats.org/drawingml/2006/main" xmlns:pic="http://schemas.openxmlformats.org/drawingml/2006/picture" xmlns:wp="http://schemas.openxmlformats.org/drawingml/2006/wordprocessingDrawing">
+<w:document xmlns:m="http://schemas.openxmlformats.org/officeDocument/2006/math" xmlns:r="http://schemas.openxmlformats.org/officeDocument/2006/relationships" xmlns:w="http://schemas.openxmlformats.org/wordprocessingml/2006/main" xmlns:o="urn:schemas-microsoft-com:office:office" xmlns:v="urn:schemas-microsoft-com:vml" xmlns:w10="urn:schemas-microsoft-com:office:word" xmlns:a="http://schemas.openxmlformats.org/drawingml/2006/main" xmlns:pic="http://schemas.openxmlformats.org/drawingml/2006/picture" xmlns:wp="http://schemas.openxmlformats.org/drawingml/2006/wordprocessingDrawing">
   <w:body>
     <w:bookmarkStart w:id="27" w:name="npc-中性点钳位逆变电路"/>
     <w:p>
@@ -8,11 +8,14 @@
         <w:pStyle w:val="Heading1"/>
       </w:pPr>
       <w:r>
+        <w:rPr>
+          <w:rFonts w:eastAsia="黑体"/>
+        </w:rPr>
         <w:t xml:space="preserve">NPC </w:t>
       </w:r>
       <w:r>
         <w:rPr>
-          <w:rFonts w:hint="eastAsia"/>
+          <w:rFonts w:hint="eastAsia" w:eastAsia="黑体"/>
         </w:rPr>
         <w:t xml:space="preserve">中性点钳位逆变电路</w:t>
       </w:r>
@@ -24,7 +27,7 @@
       </w:pPr>
       <w:r>
         <w:rPr>
-          <w:rFonts w:hint="eastAsia"/>
+          <w:rFonts w:hint="eastAsia" w:eastAsia="黑体"/>
         </w:rPr>
         <w:t xml:space="preserve">拓扑描述</w:t>
       </w:r>
@@ -35,16 +38,19 @@
       </w:pPr>
       <w:r>
         <w:rPr>
-          <w:rFonts w:hint="eastAsia"/>
+          <w:rFonts w:hint="eastAsia" w:eastAsia="黑体"/>
         </w:rPr>
         <w:t xml:space="preserve">由</w:t>
       </w:r>
       <w:r>
+        <w:rPr>
+          <w:rFonts w:eastAsia="黑体"/>
+        </w:rPr>
         <w:t xml:space="preserve"> </w:t>
       </w:r>
       <w:r>
         <w:rPr>
-          <w:rFonts w:hint="eastAsia"/>
+          <w:rFonts w:hint="eastAsia" w:eastAsia="黑体"/>
           <w:b/>
           <w:bCs/>
         </w:rPr>
@@ -84,7 +90,7 @@
       </m:oMath>
       <w:r>
         <w:rPr>
-          <w:rFonts w:hint="eastAsia"/>
+          <w:rFonts w:hint="eastAsia" w:eastAsia="黑体"/>
           <w:b/>
           <w:bCs/>
         </w:rPr>
@@ -92,6 +98,7 @@
       </w:r>
       <w:r>
         <w:rPr>
+          <w:rFonts w:eastAsia="黑体"/>
           <w:b/>
           <w:bCs/>
         </w:rPr>
@@ -104,18 +111,21 @@
       </m:oMath>
       <w:r>
         <w:rPr>
-          <w:rFonts w:hint="eastAsia"/>
+          <w:rFonts w:hint="eastAsia" w:eastAsia="黑体"/>
           <w:b/>
           <w:bCs/>
         </w:rPr>
         <w:t xml:space="preserve">）</w:t>
       </w:r>
       <w:r>
+        <w:rPr>
+          <w:rFonts w:eastAsia="黑体"/>
+        </w:rPr>
         <w:t xml:space="preserve">、</w:t>
       </w:r>
       <w:r>
         <w:rPr>
-          <w:rFonts w:hint="eastAsia"/>
+          <w:rFonts w:hint="eastAsia" w:eastAsia="黑体"/>
           <w:b/>
           <w:bCs/>
         </w:rPr>
@@ -123,6 +133,7 @@
       </w:r>
       <w:r>
         <w:rPr>
+          <w:rFonts w:eastAsia="黑体"/>
           <w:b/>
           <w:bCs/>
         </w:rPr>
@@ -144,6 +155,7 @@
       </m:oMath>
       <w:r>
         <w:rPr>
+          <w:rFonts w:eastAsia="黑体"/>
           <w:b/>
           <w:bCs/>
         </w:rPr>
@@ -165,18 +177,21 @@
       </m:oMath>
       <w:r>
         <w:rPr>
-          <w:rFonts w:hint="eastAsia"/>
+          <w:rFonts w:hint="eastAsia" w:eastAsia="黑体"/>
           <w:b/>
           <w:bCs/>
         </w:rPr>
         <w:t xml:space="preserve">（各反并联续流二极管）</w:t>
       </w:r>
       <w:r>
+        <w:rPr>
+          <w:rFonts w:eastAsia="黑体"/>
+        </w:rPr>
         <w:t xml:space="preserve">、</w:t>
       </w:r>
       <w:r>
         <w:rPr>
-          <w:rFonts w:hint="eastAsia"/>
+          <w:rFonts w:hint="eastAsia" w:eastAsia="黑体"/>
           <w:b/>
           <w:bCs/>
         </w:rPr>
@@ -184,6 +199,7 @@
       </w:r>
       <w:r>
         <w:rPr>
+          <w:rFonts w:eastAsia="黑体"/>
           <w:b/>
           <w:bCs/>
         </w:rPr>
@@ -228,17 +244,20 @@
         </m:sSub>
       </m:oMath>
       <w:r>
+        <w:rPr>
+          <w:rFonts w:eastAsia="黑体"/>
+        </w:rPr>
         <w:t xml:space="preserve"> </w:t>
       </w:r>
       <w:r>
         <w:rPr>
-          <w:rFonts w:hint="eastAsia"/>
+          <w:rFonts w:hint="eastAsia" w:eastAsia="黑体"/>
         </w:rPr>
         <w:t xml:space="preserve">组成三相（或多相）三电平电路。电路关键节点：</w:t>
       </w:r>
       <w:r>
         <w:rPr>
-          <w:rFonts w:hint="eastAsia"/>
+          <w:rFonts w:hint="eastAsia" w:eastAsia="黑体"/>
           <w:b/>
           <w:bCs/>
         </w:rPr>
@@ -246,6 +265,7 @@
       </w:r>
       <w:r>
         <w:rPr>
+          <w:rFonts w:eastAsia="黑体"/>
           <w:b/>
           <w:bCs/>
         </w:rPr>
@@ -253,7 +273,7 @@
       </w:r>
       <w:r>
         <w:rPr>
-          <w:rFonts w:hint="eastAsia"/>
+          <w:rFonts w:hint="eastAsia" w:eastAsia="黑体"/>
           <w:b/>
           <w:bCs/>
         </w:rPr>
@@ -261,6 +281,7 @@
       </w:r>
       <w:r>
         <w:rPr>
+          <w:rFonts w:eastAsia="黑体"/>
           <w:b/>
           <w:bCs/>
         </w:rPr>
@@ -273,13 +294,13 @@
       </m:oMath>
       <w:r>
         <w:rPr>
-          <w:rFonts w:hint="eastAsia"/>
+          <w:rFonts w:hint="eastAsia" w:eastAsia="黑体"/>
         </w:rPr>
         <w:t xml:space="preserve">；</w:t>
       </w:r>
       <w:r>
         <w:rPr>
-          <w:rFonts w:hint="eastAsia"/>
+          <w:rFonts w:hint="eastAsia" w:eastAsia="黑体"/>
           <w:b/>
           <w:bCs/>
         </w:rPr>
@@ -287,6 +308,7 @@
       </w:r>
       <w:r>
         <w:rPr>
+          <w:rFonts w:eastAsia="黑体"/>
           <w:b/>
           <w:bCs/>
         </w:rPr>
@@ -294,7 +316,7 @@
       </w:r>
       <w:r>
         <w:rPr>
-          <w:rFonts w:hint="eastAsia"/>
+          <w:rFonts w:hint="eastAsia" w:eastAsia="黑体"/>
           <w:b/>
           <w:bCs/>
         </w:rPr>
@@ -302,6 +324,7 @@
       </w:r>
       <w:r>
         <w:rPr>
+          <w:rFonts w:eastAsia="黑体"/>
           <w:b/>
           <w:bCs/>
         </w:rPr>
@@ -314,7 +337,7 @@
       </m:oMath>
       <w:r>
         <w:rPr>
-          <w:rFonts w:hint="eastAsia"/>
+          <w:rFonts w:hint="eastAsia" w:eastAsia="黑体"/>
         </w:rPr>
         <w:t xml:space="preserve">（</w:t>
       </w:r>
@@ -351,17 +374,20 @@
         </m:sSub>
       </m:oMath>
       <w:r>
+        <w:rPr>
+          <w:rFonts w:eastAsia="黑体"/>
+        </w:rPr>
         <w:t xml:space="preserve"> </w:t>
       </w:r>
       <w:r>
         <w:rPr>
-          <w:rFonts w:hint="eastAsia"/>
+          <w:rFonts w:hint="eastAsia" w:eastAsia="黑体"/>
         </w:rPr>
         <w:t xml:space="preserve">公共点）；</w:t>
       </w:r>
       <w:r>
         <w:rPr>
-          <w:rFonts w:hint="eastAsia"/>
+          <w:rFonts w:hint="eastAsia" w:eastAsia="黑体"/>
           <w:b/>
           <w:bCs/>
         </w:rPr>
@@ -369,6 +395,7 @@
       </w:r>
       <w:r>
         <w:rPr>
+          <w:rFonts w:eastAsia="黑体"/>
           <w:b/>
           <w:bCs/>
         </w:rPr>
@@ -376,7 +403,7 @@
       </w:r>
       <w:r>
         <w:rPr>
-          <w:rFonts w:hint="eastAsia"/>
+          <w:rFonts w:hint="eastAsia" w:eastAsia="黑体"/>
           <w:b/>
           <w:bCs/>
         </w:rPr>
@@ -384,6 +411,7 @@
       </w:r>
       <w:r>
         <w:rPr>
+          <w:rFonts w:eastAsia="黑体"/>
           <w:b/>
           <w:bCs/>
         </w:rPr>
@@ -396,13 +424,13 @@
       </m:oMath>
       <w:r>
         <w:rPr>
-          <w:rFonts w:hint="eastAsia"/>
+          <w:rFonts w:hint="eastAsia" w:eastAsia="黑体"/>
         </w:rPr>
         <w:t xml:space="preserve">；</w:t>
       </w:r>
       <w:r>
         <w:rPr>
-          <w:rFonts w:hint="eastAsia"/>
+          <w:rFonts w:hint="eastAsia" w:eastAsia="黑体"/>
           <w:b/>
           <w:bCs/>
         </w:rPr>
@@ -410,6 +438,7 @@
       </w:r>
       <w:r>
         <w:rPr>
+          <w:rFonts w:eastAsia="黑体"/>
           <w:b/>
           <w:bCs/>
         </w:rPr>
@@ -417,7 +446,7 @@
       </w:r>
       <w:r>
         <w:rPr>
-          <w:rFonts w:hint="eastAsia"/>
+          <w:rFonts w:hint="eastAsia" w:eastAsia="黑体"/>
           <w:b/>
           <w:bCs/>
         </w:rPr>
@@ -425,6 +454,7 @@
       </w:r>
       <w:r>
         <w:rPr>
+          <w:rFonts w:eastAsia="黑体"/>
           <w:b/>
           <w:bCs/>
         </w:rPr>
@@ -446,29 +476,38 @@
       </m:oMath>
       <w:r>
         <w:rPr>
-          <w:rFonts w:hint="eastAsia"/>
+          <w:rFonts w:hint="eastAsia" w:eastAsia="黑体"/>
         </w:rPr>
         <w:t xml:space="preserve">（a</w:t>
       </w:r>
       <w:r>
+        <w:rPr>
+          <w:rFonts w:eastAsia="黑体"/>
+        </w:rPr>
         <w:t xml:space="preserve"> </w:t>
       </w:r>
       <w:r>
         <w:rPr>
-          <w:rFonts w:hint="eastAsia"/>
+          <w:rFonts w:hint="eastAsia" w:eastAsia="黑体"/>
         </w:rPr>
         <w:t xml:space="preserve">相中间两管连接点），a</w:t>
       </w:r>
       <w:r>
+        <w:rPr>
+          <w:rFonts w:eastAsia="黑体"/>
+        </w:rPr>
         <w:t xml:space="preserve"> </w:t>
       </w:r>
       <w:r>
         <w:rPr>
-          <w:rFonts w:hint="eastAsia"/>
+          <w:rFonts w:hint="eastAsia" w:eastAsia="黑体"/>
         </w:rPr>
         <w:t xml:space="preserve">相内</w:t>
       </w:r>
       <w:r>
+        <w:rPr>
+          <w:rFonts w:eastAsia="黑体"/>
+        </w:rPr>
         <w:t xml:space="preserve"> </w:t>
       </w:r>
       <m:oMath>
@@ -487,7 +526,7 @@
       </m:oMath>
       <w:r>
         <w:rPr>
-          <w:rFonts w:hint="eastAsia"/>
+          <w:rFonts w:hint="eastAsia" w:eastAsia="黑体"/>
         </w:rPr>
         <w:t xml:space="preserve">（</w:t>
       </w:r>
@@ -524,15 +563,21 @@
         </m:sSub>
       </m:oMath>
       <w:r>
+        <w:rPr>
+          <w:rFonts w:eastAsia="黑体"/>
+        </w:rPr>
         <w:t xml:space="preserve"> </w:t>
       </w:r>
       <w:r>
         <w:rPr>
-          <w:rFonts w:hint="eastAsia"/>
+          <w:rFonts w:hint="eastAsia" w:eastAsia="黑体"/>
         </w:rPr>
         <w:t xml:space="preserve">连接点）与</w:t>
       </w:r>
       <w:r>
+        <w:rPr>
+          <w:rFonts w:eastAsia="黑体"/>
+        </w:rPr>
         <w:t xml:space="preserve"> </w:t>
       </w:r>
       <m:oMath>
@@ -551,7 +596,7 @@
       </m:oMath>
       <w:r>
         <w:rPr>
-          <w:rFonts w:hint="eastAsia"/>
+          <w:rFonts w:hint="eastAsia" w:eastAsia="黑体"/>
         </w:rPr>
         <w:t xml:space="preserve">（</w:t>
       </w:r>
@@ -588,11 +633,14 @@
         </m:sSub>
       </m:oMath>
       <w:r>
+        <w:rPr>
+          <w:rFonts w:eastAsia="黑体"/>
+        </w:rPr>
         <w:t xml:space="preserve"> </w:t>
       </w:r>
       <w:r>
         <w:rPr>
-          <w:rFonts w:hint="eastAsia"/>
+          <w:rFonts w:hint="eastAsia" w:eastAsia="黑体"/>
         </w:rPr>
         <w:t xml:space="preserve">连接点）；</w:t>
       </w:r>
@@ -602,6 +650,9 @@
         </m:r>
       </m:oMath>
       <w:r>
+        <w:rPr>
+          <w:rFonts w:eastAsia="黑体"/>
+        </w:rPr>
         <w:t xml:space="preserve">、</w:t>
       </w:r>
       <m:oMath>
@@ -610,11 +661,14 @@
         </m:r>
       </m:oMath>
       <w:r>
+        <w:rPr>
+          <w:rFonts w:eastAsia="黑体"/>
+        </w:rPr>
         <w:t xml:space="preserve"> </w:t>
       </w:r>
       <w:r>
         <w:rPr>
-          <w:rFonts w:hint="eastAsia"/>
+          <w:rFonts w:hint="eastAsia" w:eastAsia="黑体"/>
         </w:rPr>
         <w:t xml:space="preserve">相同理。</w:t>
       </w:r>
@@ -623,16 +677,19 @@
       <w:pPr/>
       <w:r>
         <w:rPr>
-          <w:rFonts w:hint="eastAsia"/>
+          <w:rFonts w:hint="eastAsia" w:eastAsia="黑体"/>
         </w:rPr>
         <w:t xml:space="preserve">各元件管脚连接（以</w:t>
       </w:r>
       <w:r>
+        <w:rPr>
+          <w:rFonts w:eastAsia="黑体"/>
+        </w:rPr>
         <w:t xml:space="preserve"> a </w:t>
       </w:r>
       <w:r>
         <w:rPr>
-          <w:rFonts w:hint="eastAsia"/>
+          <w:rFonts w:hint="eastAsia" w:eastAsia="黑体"/>
         </w:rPr>
         <w:t xml:space="preserve">相为例）：</w:t>
       </w:r>
@@ -651,24 +708,33 @@
         </m:sSub>
       </m:oMath>
       <w:r>
+        <w:rPr>
+          <w:rFonts w:eastAsia="黑体"/>
+        </w:rPr>
         <w:t xml:space="preserve"> </w:t>
       </w:r>
       <w:r>
         <w:rPr>
-          <w:rFonts w:hint="eastAsia"/>
+          <w:rFonts w:hint="eastAsia" w:eastAsia="黑体"/>
         </w:rPr>
         <w:t xml:space="preserve">的</w:t>
       </w:r>
       <w:r>
+        <w:rPr>
+          <w:rFonts w:eastAsia="黑体"/>
+        </w:rPr>
         <w:t xml:space="preserve"> C </w:t>
       </w:r>
       <w:r>
         <w:rPr>
-          <w:rFonts w:hint="eastAsia"/>
+          <w:rFonts w:hint="eastAsia" w:eastAsia="黑体"/>
         </w:rPr>
         <w:t xml:space="preserve">接</w:t>
       </w:r>
       <w:r>
+        <w:rPr>
+          <w:rFonts w:eastAsia="黑体"/>
+        </w:rPr>
         <w:t xml:space="preserve"> </w:t>
       </w:r>
       <m:oMath>
@@ -677,15 +743,21 @@
         </m:r>
       </m:oMath>
       <w:r>
+        <w:rPr>
+          <w:rFonts w:eastAsia="黑体"/>
+        </w:rPr>
         <w:t xml:space="preserve">、E </w:t>
       </w:r>
       <w:r>
         <w:rPr>
-          <w:rFonts w:hint="eastAsia"/>
+          <w:rFonts w:hint="eastAsia" w:eastAsia="黑体"/>
         </w:rPr>
         <w:t xml:space="preserve">接</w:t>
       </w:r>
       <w:r>
+        <w:rPr>
+          <w:rFonts w:eastAsia="黑体"/>
+        </w:rPr>
         <w:t xml:space="preserve"> </w:t>
       </w:r>
       <m:oMath>
@@ -703,11 +775,14 @@
         </m:sSub>
       </m:oMath>
       <w:r>
+        <w:rPr>
+          <w:rFonts w:eastAsia="黑体"/>
+        </w:rPr>
         <w:t xml:space="preserve">、G </w:t>
       </w:r>
       <w:r>
         <w:rPr>
-          <w:rFonts w:hint="eastAsia"/>
+          <w:rFonts w:hint="eastAsia" w:eastAsia="黑体"/>
         </w:rPr>
         <w:t xml:space="preserve">接驱动；</w:t>
       </w:r>
@@ -726,24 +801,33 @@
         </m:sSub>
       </m:oMath>
       <w:r>
+        <w:rPr>
+          <w:rFonts w:eastAsia="黑体"/>
+        </w:rPr>
         <w:t xml:space="preserve"> </w:t>
       </w:r>
       <w:r>
         <w:rPr>
-          <w:rFonts w:hint="eastAsia"/>
+          <w:rFonts w:hint="eastAsia" w:eastAsia="黑体"/>
         </w:rPr>
         <w:t xml:space="preserve">的</w:t>
       </w:r>
       <w:r>
+        <w:rPr>
+          <w:rFonts w:eastAsia="黑体"/>
+        </w:rPr>
         <w:t xml:space="preserve"> C </w:t>
       </w:r>
       <w:r>
         <w:rPr>
-          <w:rFonts w:hint="eastAsia"/>
+          <w:rFonts w:hint="eastAsia" w:eastAsia="黑体"/>
         </w:rPr>
         <w:t xml:space="preserve">接</w:t>
       </w:r>
       <w:r>
+        <w:rPr>
+          <w:rFonts w:eastAsia="黑体"/>
+        </w:rPr>
         <w:t xml:space="preserve"> </w:t>
       </w:r>
       <m:oMath>
@@ -761,15 +845,21 @@
         </m:sSub>
       </m:oMath>
       <w:r>
+        <w:rPr>
+          <w:rFonts w:eastAsia="黑体"/>
+        </w:rPr>
         <w:t xml:space="preserve">、E </w:t>
       </w:r>
       <w:r>
         <w:rPr>
-          <w:rFonts w:hint="eastAsia"/>
+          <w:rFonts w:hint="eastAsia" w:eastAsia="黑体"/>
         </w:rPr>
         <w:t xml:space="preserve">接</w:t>
       </w:r>
       <w:r>
+        <w:rPr>
+          <w:rFonts w:eastAsia="黑体"/>
+        </w:rPr>
         <w:t xml:space="preserve"> </w:t>
       </w:r>
       <m:oMath>
@@ -787,11 +877,14 @@
         </m:sSub>
       </m:oMath>
       <w:r>
+        <w:rPr>
+          <w:rFonts w:eastAsia="黑体"/>
+        </w:rPr>
         <w:t xml:space="preserve">、G </w:t>
       </w:r>
       <w:r>
         <w:rPr>
-          <w:rFonts w:hint="eastAsia"/>
+          <w:rFonts w:hint="eastAsia" w:eastAsia="黑体"/>
         </w:rPr>
         <w:t xml:space="preserve">接驱动；</w:t>
       </w:r>
@@ -810,24 +903,33 @@
         </m:sSub>
       </m:oMath>
       <w:r>
+        <w:rPr>
+          <w:rFonts w:eastAsia="黑体"/>
+        </w:rPr>
         <w:t xml:space="preserve"> </w:t>
       </w:r>
       <w:r>
         <w:rPr>
-          <w:rFonts w:hint="eastAsia"/>
+          <w:rFonts w:hint="eastAsia" w:eastAsia="黑体"/>
         </w:rPr>
         <w:t xml:space="preserve">的</w:t>
       </w:r>
       <w:r>
+        <w:rPr>
+          <w:rFonts w:eastAsia="黑体"/>
+        </w:rPr>
         <w:t xml:space="preserve"> C </w:t>
       </w:r>
       <w:r>
         <w:rPr>
-          <w:rFonts w:hint="eastAsia"/>
+          <w:rFonts w:hint="eastAsia" w:eastAsia="黑体"/>
         </w:rPr>
         <w:t xml:space="preserve">接</w:t>
       </w:r>
       <w:r>
+        <w:rPr>
+          <w:rFonts w:eastAsia="黑体"/>
+        </w:rPr>
         <w:t xml:space="preserve"> </w:t>
       </w:r>
       <m:oMath>
@@ -845,15 +947,21 @@
         </m:sSub>
       </m:oMath>
       <w:r>
+        <w:rPr>
+          <w:rFonts w:eastAsia="黑体"/>
+        </w:rPr>
         <w:t xml:space="preserve">、E </w:t>
       </w:r>
       <w:r>
         <w:rPr>
-          <w:rFonts w:hint="eastAsia"/>
+          <w:rFonts w:hint="eastAsia" w:eastAsia="黑体"/>
         </w:rPr>
         <w:t xml:space="preserve">接</w:t>
       </w:r>
       <w:r>
+        <w:rPr>
+          <w:rFonts w:eastAsia="黑体"/>
+        </w:rPr>
         <w:t xml:space="preserve"> </w:t>
       </w:r>
       <m:oMath>
@@ -871,11 +979,14 @@
         </m:sSub>
       </m:oMath>
       <w:r>
+        <w:rPr>
+          <w:rFonts w:eastAsia="黑体"/>
+        </w:rPr>
         <w:t xml:space="preserve">、G </w:t>
       </w:r>
       <w:r>
         <w:rPr>
-          <w:rFonts w:hint="eastAsia"/>
+          <w:rFonts w:hint="eastAsia" w:eastAsia="黑体"/>
         </w:rPr>
         <w:t xml:space="preserve">接驱动；</w:t>
       </w:r>
@@ -894,24 +1005,33 @@
         </m:sSub>
       </m:oMath>
       <w:r>
+        <w:rPr>
+          <w:rFonts w:eastAsia="黑体"/>
+        </w:rPr>
         <w:t xml:space="preserve"> </w:t>
       </w:r>
       <w:r>
         <w:rPr>
-          <w:rFonts w:hint="eastAsia"/>
+          <w:rFonts w:hint="eastAsia" w:eastAsia="黑体"/>
         </w:rPr>
         <w:t xml:space="preserve">的</w:t>
       </w:r>
       <w:r>
+        <w:rPr>
+          <w:rFonts w:eastAsia="黑体"/>
+        </w:rPr>
         <w:t xml:space="preserve"> C </w:t>
       </w:r>
       <w:r>
         <w:rPr>
-          <w:rFonts w:hint="eastAsia"/>
+          <w:rFonts w:hint="eastAsia" w:eastAsia="黑体"/>
         </w:rPr>
         <w:t xml:space="preserve">接</w:t>
       </w:r>
       <w:r>
+        <w:rPr>
+          <w:rFonts w:eastAsia="黑体"/>
+        </w:rPr>
         <w:t xml:space="preserve"> </w:t>
       </w:r>
       <m:oMath>
@@ -929,15 +1049,21 @@
         </m:sSub>
       </m:oMath>
       <w:r>
+        <w:rPr>
+          <w:rFonts w:eastAsia="黑体"/>
+        </w:rPr>
         <w:t xml:space="preserve">、E </w:t>
       </w:r>
       <w:r>
         <w:rPr>
-          <w:rFonts w:hint="eastAsia"/>
+          <w:rFonts w:hint="eastAsia" w:eastAsia="黑体"/>
         </w:rPr>
         <w:t xml:space="preserve">接</w:t>
       </w:r>
       <w:r>
+        <w:rPr>
+          <w:rFonts w:eastAsia="黑体"/>
+        </w:rPr>
         <w:t xml:space="preserve"> </w:t>
       </w:r>
       <m:oMath>
@@ -946,29 +1072,38 @@
         </m:r>
       </m:oMath>
       <w:r>
+        <w:rPr>
+          <w:rFonts w:eastAsia="黑体"/>
+        </w:rPr>
         <w:t xml:space="preserve">、G </w:t>
       </w:r>
       <w:r>
         <w:rPr>
-          <w:rFonts w:hint="eastAsia"/>
+          <w:rFonts w:hint="eastAsia" w:eastAsia="黑体"/>
         </w:rPr>
         <w:t xml:space="preserve">接驱动；各管反并联二极管阳极接</w:t>
       </w:r>
       <w:r>
+        <w:rPr>
+          <w:rFonts w:eastAsia="黑体"/>
+        </w:rPr>
         <w:t xml:space="preserve"> </w:t>
       </w:r>
       <w:r>
         <w:rPr>
-          <w:rFonts w:hint="eastAsia"/>
+          <w:rFonts w:hint="eastAsia" w:eastAsia="黑体"/>
         </w:rPr>
         <w:t xml:space="preserve">E、阴极接</w:t>
       </w:r>
       <w:r>
+        <w:rPr>
+          <w:rFonts w:eastAsia="黑体"/>
+        </w:rPr>
         <w:t xml:space="preserve"> </w:t>
       </w:r>
       <w:r>
         <w:rPr>
-          <w:rFonts w:hint="eastAsia"/>
+          <w:rFonts w:hint="eastAsia" w:eastAsia="黑体"/>
         </w:rPr>
         <w:t xml:space="preserve">C；</w:t>
       </w:r>
@@ -990,15 +1125,21 @@
         </m:sSub>
       </m:oMath>
       <w:r>
+        <w:rPr>
+          <w:rFonts w:eastAsia="黑体"/>
+        </w:rPr>
         <w:t xml:space="preserve"> </w:t>
       </w:r>
       <w:r>
         <w:rPr>
-          <w:rFonts w:hint="eastAsia"/>
+          <w:rFonts w:hint="eastAsia" w:eastAsia="黑体"/>
         </w:rPr>
         <w:t xml:space="preserve">阳极接中性点</w:t>
       </w:r>
       <w:r>
+        <w:rPr>
+          <w:rFonts w:eastAsia="黑体"/>
+        </w:rPr>
         <w:t xml:space="preserve"> </w:t>
       </w:r>
       <m:oMath>
@@ -1008,11 +1149,14 @@
       </m:oMath>
       <w:r>
         <w:rPr>
-          <w:rFonts w:hint="eastAsia"/>
+          <w:rFonts w:hint="eastAsia" w:eastAsia="黑体"/>
         </w:rPr>
         <w:t xml:space="preserve">、阴极接</w:t>
       </w:r>
       <w:r>
+        <w:rPr>
+          <w:rFonts w:eastAsia="黑体"/>
+        </w:rPr>
         <w:t xml:space="preserve"> </w:t>
       </w:r>
       <m:oMath>
@@ -1031,7 +1175,7 @@
       </m:oMath>
       <w:r>
         <w:rPr>
-          <w:rFonts w:hint="eastAsia"/>
+          <w:rFonts w:hint="eastAsia" w:eastAsia="黑体"/>
         </w:rPr>
         <w:t xml:space="preserve">；</w:t>
       </w:r>
@@ -1053,15 +1197,21 @@
         </m:sSub>
       </m:oMath>
       <w:r>
+        <w:rPr>
+          <w:rFonts w:eastAsia="黑体"/>
+        </w:rPr>
         <w:t xml:space="preserve"> </w:t>
       </w:r>
       <w:r>
         <w:rPr>
-          <w:rFonts w:hint="eastAsia"/>
+          <w:rFonts w:hint="eastAsia" w:eastAsia="黑体"/>
         </w:rPr>
         <w:t xml:space="preserve">阳极接</w:t>
       </w:r>
       <w:r>
+        <w:rPr>
+          <w:rFonts w:eastAsia="黑体"/>
+        </w:rPr>
         <w:t xml:space="preserve"> </w:t>
       </w:r>
       <m:oMath>
@@ -1080,11 +1230,14 @@
       </m:oMath>
       <w:r>
         <w:rPr>
-          <w:rFonts w:hint="eastAsia"/>
+          <w:rFonts w:hint="eastAsia" w:eastAsia="黑体"/>
         </w:rPr>
         <w:t xml:space="preserve">、阴极接中性点</w:t>
       </w:r>
       <w:r>
+        <w:rPr>
+          <w:rFonts w:eastAsia="黑体"/>
+        </w:rPr>
         <w:t xml:space="preserve"> </w:t>
       </w:r>
       <m:oMath>
@@ -1094,7 +1247,7 @@
       </m:oMath>
       <w:r>
         <w:rPr>
-          <w:rFonts w:hint="eastAsia"/>
+          <w:rFonts w:hint="eastAsia" w:eastAsia="黑体"/>
         </w:rPr>
         <w:t xml:space="preserve">；</w:t>
       </w:r>
@@ -1113,15 +1266,21 @@
         </m:sSub>
       </m:oMath>
       <w:r>
+        <w:rPr>
+          <w:rFonts w:eastAsia="黑体"/>
+        </w:rPr>
         <w:t xml:space="preserve"> </w:t>
       </w:r>
       <w:r>
         <w:rPr>
-          <w:rFonts w:hint="eastAsia"/>
+          <w:rFonts w:hint="eastAsia" w:eastAsia="黑体"/>
         </w:rPr>
         <w:t xml:space="preserve">一端接</w:t>
       </w:r>
       <w:r>
+        <w:rPr>
+          <w:rFonts w:eastAsia="黑体"/>
+        </w:rPr>
         <w:t xml:space="preserve"> </w:t>
       </w:r>
       <m:oMath>
@@ -1131,11 +1290,14 @@
       </m:oMath>
       <w:r>
         <w:rPr>
-          <w:rFonts w:hint="eastAsia"/>
+          <w:rFonts w:hint="eastAsia" w:eastAsia="黑体"/>
         </w:rPr>
         <w:t xml:space="preserve">、另一端接</w:t>
       </w:r>
       <w:r>
+        <w:rPr>
+          <w:rFonts w:eastAsia="黑体"/>
+        </w:rPr>
         <w:t xml:space="preserve"> </w:t>
       </w:r>
       <m:oMath>
@@ -1145,7 +1307,7 @@
       </m:oMath>
       <w:r>
         <w:rPr>
-          <w:rFonts w:hint="eastAsia"/>
+          <w:rFonts w:hint="eastAsia" w:eastAsia="黑体"/>
         </w:rPr>
         <w:t xml:space="preserve">；</w:t>
       </w:r>
@@ -1164,15 +1326,21 @@
         </m:sSub>
       </m:oMath>
       <w:r>
+        <w:rPr>
+          <w:rFonts w:eastAsia="黑体"/>
+        </w:rPr>
         <w:t xml:space="preserve"> </w:t>
       </w:r>
       <w:r>
         <w:rPr>
-          <w:rFonts w:hint="eastAsia"/>
+          <w:rFonts w:hint="eastAsia" w:eastAsia="黑体"/>
         </w:rPr>
         <w:t xml:space="preserve">一端接</w:t>
       </w:r>
       <w:r>
+        <w:rPr>
+          <w:rFonts w:eastAsia="黑体"/>
+        </w:rPr>
         <w:t xml:space="preserve"> </w:t>
       </w:r>
       <m:oMath>
@@ -1182,11 +1350,14 @@
       </m:oMath>
       <w:r>
         <w:rPr>
-          <w:rFonts w:hint="eastAsia"/>
+          <w:rFonts w:hint="eastAsia" w:eastAsia="黑体"/>
         </w:rPr>
         <w:t xml:space="preserve">、另一端接</w:t>
       </w:r>
       <w:r>
+        <w:rPr>
+          <w:rFonts w:eastAsia="黑体"/>
+        </w:rPr>
         <w:t xml:space="preserve"> </w:t>
       </w:r>
       <m:oMath>
@@ -1196,11 +1367,14 @@
       </m:oMath>
       <w:r>
         <w:rPr>
-          <w:rFonts w:hint="eastAsia"/>
+          <w:rFonts w:hint="eastAsia" w:eastAsia="黑体"/>
         </w:rPr>
         <w:t xml:space="preserve">。钳位二极管把输出端</w:t>
       </w:r>
       <w:r>
+        <w:rPr>
+          <w:rFonts w:eastAsia="黑体"/>
+        </w:rPr>
         <w:t xml:space="preserve"> </w:t>
       </w:r>
       <m:oMath>
@@ -1218,11 +1392,14 @@
         </m:sSub>
       </m:oMath>
       <w:r>
+        <w:rPr>
+          <w:rFonts w:eastAsia="黑体"/>
+        </w:rPr>
         <w:t xml:space="preserve"> </w:t>
       </w:r>
       <w:r>
         <w:rPr>
-          <w:rFonts w:hint="eastAsia"/>
+          <w:rFonts w:hint="eastAsia" w:eastAsia="黑体"/>
         </w:rPr>
         <w:t xml:space="preserve">钳位到中性点电位。</w:t>
       </w:r>
@@ -1231,29 +1408,38 @@
       <w:pPr/>
       <w:r>
         <w:rPr>
-          <w:rFonts w:hint="eastAsia"/>
+          <w:rFonts w:hint="eastAsia" w:eastAsia="黑体"/>
         </w:rPr>
         <w:t xml:space="preserve">由此构成”每相四开关</w:t>
       </w:r>
       <w:r>
+        <w:rPr>
+          <w:rFonts w:eastAsia="黑体"/>
+        </w:rPr>
         <w:t xml:space="preserve"> + </w:t>
       </w:r>
       <w:r>
         <w:rPr>
-          <w:rFonts w:hint="eastAsia"/>
+          <w:rFonts w:hint="eastAsia" w:eastAsia="黑体"/>
         </w:rPr>
         <w:t xml:space="preserve">双钳位二极管接中性点</w:t>
       </w:r>
       <w:r>
+        <w:rPr>
+          <w:rFonts w:eastAsia="黑体"/>
+        </w:rPr>
         <w:t xml:space="preserve"> + </w:t>
       </w:r>
       <w:r>
         <w:rPr>
-          <w:rFonts w:hint="eastAsia"/>
+          <w:rFonts w:hint="eastAsia" w:eastAsia="黑体"/>
         </w:rPr>
         <w:t xml:space="preserve">分裂直流电容”的中性点钳位（NPC）三电平逆变组态，每相输出可在</w:t>
       </w:r>
       <w:r>
+        <w:rPr>
+          <w:rFonts w:eastAsia="黑体"/>
+        </w:rPr>
         <w:t xml:space="preserve"> </w:t>
       </w:r>
       <m:oMath>
@@ -1289,6 +1475,9 @@
         </m:r>
       </m:oMath>
       <w:r>
+        <w:rPr>
+          <w:rFonts w:eastAsia="黑体"/>
+        </w:rPr>
         <w:t xml:space="preserve">、</w:t>
       </w:r>
       <m:oMath>
@@ -1297,6 +1486,9 @@
         </m:r>
       </m:oMath>
       <w:r>
+        <w:rPr>
+          <w:rFonts w:eastAsia="黑体"/>
+        </w:rPr>
         <w:t xml:space="preserve">、</w:t>
       </w:r>
       <m:oMath>
@@ -1332,11 +1524,14 @@
         </m:r>
       </m:oMath>
       <w:r>
+        <w:rPr>
+          <w:rFonts w:eastAsia="黑体"/>
+        </w:rPr>
         <w:t xml:space="preserve"> </w:t>
       </w:r>
       <w:r>
         <w:rPr>
-          <w:rFonts w:hint="eastAsia"/>
+          <w:rFonts w:hint="eastAsia" w:eastAsia="黑体"/>
         </w:rPr>
         <w:t xml:space="preserve">三电平间切换，波形更接近正弦、谐波更小，单管电压应力为母线电压一半。</w:t>
       </w:r>
@@ -1349,7 +1544,7 @@
       </w:pPr>
       <w:r>
         <w:rPr>
-          <w:rFonts w:hint="eastAsia"/>
+          <w:rFonts w:hint="eastAsia" w:eastAsia="黑体"/>
         </w:rPr>
         <w:t xml:space="preserve">工作原理</w:t>
       </w:r>
@@ -1360,7 +1555,7 @@
       </w:pPr>
       <w:r>
         <w:rPr>
-          <w:rFonts w:hint="eastAsia"/>
+          <w:rFonts w:hint="eastAsia" w:eastAsia="黑体"/>
         </w:rPr>
         <w:t xml:space="preserve">通过四只开关管的不同组合，输出端分别接到正母线、中性点或负母线，得到三电平阶梯电压。相比两电平，输出波形更接近正弦、谐波更小，管子电压应力为母线电压一半。</w:t>
       </w:r>
@@ -1373,7 +1568,7 @@
       </w:pPr>
       <w:r>
         <w:rPr>
-          <w:rFonts w:hint="eastAsia"/>
+          <w:rFonts w:hint="eastAsia" w:eastAsia="黑体"/>
         </w:rPr>
         <w:t xml:space="preserve">关键计算公式</w:t>
       </w:r>
@@ -1387,7 +1582,7 @@
       </w:pPr>
       <w:r>
         <w:rPr>
-          <w:rFonts w:hint="eastAsia"/>
+          <w:rFonts w:hint="eastAsia" w:eastAsia="黑体"/>
         </w:rPr>
         <w:t xml:space="preserve">每个开关管承受电压（相对中性点）：</w:t>
       </w:r>
@@ -1462,7 +1657,7 @@
       </w:pPr>
       <w:r>
         <w:rPr>
-          <w:rFonts w:hint="eastAsia"/>
+          <w:rFonts w:hint="eastAsia" w:eastAsia="黑体"/>
         </w:rPr>
         <w:t xml:space="preserve">相电压（中性点钳位电平）：</w:t>
       </w:r>
@@ -1555,7 +1750,7 @@
       </w:pPr>
       <w:r>
         <w:rPr>
-          <w:rFonts w:hint="eastAsia"/>
+          <w:rFonts w:hint="eastAsia" w:eastAsia="黑体"/>
         </w:rPr>
         <w:t xml:space="preserve">输出线电压峰值（基波）：</w:t>
       </w:r>
@@ -1657,7 +1852,7 @@
       </w:pPr>
       <w:r>
         <w:rPr>
-          <w:rFonts w:hint="eastAsia"/>
+          <w:rFonts w:hint="eastAsia" w:eastAsia="黑体"/>
         </w:rPr>
         <w:t xml:space="preserve">载波频率与开关损耗（近似正比）：</w:t>
       </w:r>
@@ -1742,7 +1937,7 @@
             </w:pPr>
             <w:r>
               <w:rPr>
-                <w:rFonts w:hint="eastAsia"/>
+                <w:rFonts w:hint="eastAsia" w:eastAsia="黑体"/>
               </w:rPr>
               <w:t xml:space="preserve">符号</w:t>
             </w:r>
@@ -1756,7 +1951,7 @@
             </w:pPr>
             <w:r>
               <w:rPr>
-                <w:rFonts w:hint="eastAsia"/>
+                <w:rFonts w:hint="eastAsia" w:eastAsia="黑体"/>
               </w:rPr>
               <w:t xml:space="preserve">含义</w:t>
             </w:r>
@@ -1770,7 +1965,7 @@
             </w:pPr>
             <w:r>
               <w:rPr>
-                <w:rFonts w:hint="eastAsia"/>
+                <w:rFonts w:hint="eastAsia" w:eastAsia="黑体"/>
               </w:rPr>
               <w:t xml:space="preserve">单位</w:t>
             </w:r>
@@ -1802,6 +1997,9 @@
               </m:sSub>
             </m:oMath>
             <w:r>
+              <w:rPr>
+                <w:rFonts w:eastAsia="黑体"/>
+              </w:rPr>
               <w:t xml:space="preserve">​</w:t>
             </w:r>
           </w:p>
@@ -1814,7 +2012,7 @@
             </w:pPr>
             <w:r>
               <w:rPr>
-                <w:rFonts w:hint="eastAsia"/>
+                <w:rFonts w:hint="eastAsia" w:eastAsia="黑体"/>
               </w:rPr>
               <w:t xml:space="preserve">直流母线总电压</w:t>
             </w:r>
@@ -1827,6 +2025,9 @@
               <w:pStyle w:val="Compact"/>
             </w:pPr>
             <w:r>
+              <w:rPr>
+                <w:rFonts w:eastAsia="黑体"/>
+              </w:rPr>
               <w:t xml:space="preserve">V</w:t>
             </w:r>
           </w:p>
@@ -1857,6 +2058,9 @@
               </m:sSub>
             </m:oMath>
             <w:r>
+              <w:rPr>
+                <w:rFonts w:eastAsia="黑体"/>
+              </w:rPr>
               <w:t xml:space="preserve">​</w:t>
             </w:r>
           </w:p>
@@ -1869,7 +2073,7 @@
             </w:pPr>
             <w:r>
               <w:rPr>
-                <w:rFonts w:hint="eastAsia"/>
+                <w:rFonts w:hint="eastAsia" w:eastAsia="黑体"/>
               </w:rPr>
               <w:t xml:space="preserve">开关管承受电压</w:t>
             </w:r>
@@ -1882,6 +2086,9 @@
               <w:pStyle w:val="Compact"/>
             </w:pPr>
             <w:r>
+              <w:rPr>
+                <w:rFonts w:eastAsia="黑体"/>
+              </w:rPr>
               <w:t xml:space="preserve">V</w:t>
             </w:r>
           </w:p>
@@ -1909,6 +2116,9 @@
               </m:sSub>
             </m:oMath>
             <w:r>
+              <w:rPr>
+                <w:rFonts w:eastAsia="黑体"/>
+              </w:rPr>
               <w:t xml:space="preserve">​</w:t>
             </w:r>
           </w:p>
@@ -1921,7 +2131,7 @@
             </w:pPr>
             <w:r>
               <w:rPr>
-                <w:rFonts w:hint="eastAsia"/>
+                <w:rFonts w:hint="eastAsia" w:eastAsia="黑体"/>
               </w:rPr>
               <w:t xml:space="preserve">开关状态（+1、0、−1）</w:t>
             </w:r>
@@ -1934,6 +2144,9 @@
               <w:pStyle w:val="Compact"/>
             </w:pPr>
             <w:r>
+              <w:rPr>
+                <w:rFonts w:eastAsia="黑体"/>
+              </w:rPr>
               <w:t xml:space="preserve">—</w:t>
             </w:r>
           </w:p>
@@ -1952,6 +2165,9 @@
               </m:r>
             </m:oMath>
             <w:r>
+              <w:rPr>
+                <w:rFonts w:eastAsia="黑体"/>
+              </w:rPr>
               <w:t xml:space="preserve">​</w:t>
             </w:r>
           </w:p>
@@ -1964,7 +2180,7 @@
             </w:pPr>
             <w:r>
               <w:rPr>
-                <w:rFonts w:hint="eastAsia"/>
+                <w:rFonts w:hint="eastAsia" w:eastAsia="黑体"/>
               </w:rPr>
               <w:t xml:space="preserve">调制度</w:t>
             </w:r>
@@ -1977,6 +2193,9 @@
               <w:pStyle w:val="Compact"/>
             </w:pPr>
             <w:r>
+              <w:rPr>
+                <w:rFonts w:eastAsia="黑体"/>
+              </w:rPr>
               <w:t xml:space="preserve">—</w:t>
             </w:r>
           </w:p>
@@ -2014,6 +2233,9 @@
               </m:sSub>
             </m:oMath>
             <w:r>
+              <w:rPr>
+                <w:rFonts w:eastAsia="黑体"/>
+              </w:rPr>
               <w:t xml:space="preserve">​</w:t>
             </w:r>
           </w:p>
@@ -2026,7 +2248,7 @@
             </w:pPr>
             <w:r>
               <w:rPr>
-                <w:rFonts w:hint="eastAsia"/>
+                <w:rFonts w:hint="eastAsia" w:eastAsia="黑体"/>
               </w:rPr>
               <w:t xml:space="preserve">输出线电压峰值</w:t>
             </w:r>
@@ -2039,6 +2261,9 @@
               <w:pStyle w:val="Compact"/>
             </w:pPr>
             <w:r>
+              <w:rPr>
+                <w:rFonts w:eastAsia="黑体"/>
+              </w:rPr>
               <w:t xml:space="preserve">V</w:t>
             </w:r>
           </w:p>
@@ -2069,6 +2294,9 @@
               </m:sSub>
             </m:oMath>
             <w:r>
+              <w:rPr>
+                <w:rFonts w:eastAsia="黑体"/>
+              </w:rPr>
               <w:t xml:space="preserve">​</w:t>
             </w:r>
           </w:p>
@@ -2081,7 +2309,7 @@
             </w:pPr>
             <w:r>
               <w:rPr>
-                <w:rFonts w:hint="eastAsia"/>
+                <w:rFonts w:hint="eastAsia" w:eastAsia="黑体"/>
               </w:rPr>
               <w:t xml:space="preserve">开关（载波）频率</w:t>
             </w:r>
@@ -2094,6 +2322,9 @@
               <w:pStyle w:val="Compact"/>
             </w:pPr>
             <w:r>
+              <w:rPr>
+                <w:rFonts w:eastAsia="黑体"/>
+              </w:rPr>
               <w:t xml:space="preserve">Hz</w:t>
             </w:r>
           </w:p>
@@ -2108,7 +2339,7 @@
       </w:pPr>
       <w:r>
         <w:rPr>
-          <w:rFonts w:hint="eastAsia"/>
+          <w:rFonts w:hint="eastAsia" w:eastAsia="黑体"/>
         </w:rPr>
         <w:t xml:space="preserve">元件调整影响</w:t>
       </w:r>
@@ -2123,7 +2354,7 @@
       </w:pPr>
       <w:r>
         <w:rPr>
-          <w:rFonts w:hint="eastAsia"/>
+          <w:rFonts w:hint="eastAsia" w:eastAsia="黑体"/>
           <w:b/>
           <w:bCs/>
         </w:rPr>
@@ -2131,6 +2362,7 @@
       </w:r>
       <w:r>
         <w:rPr>
+          <w:rFonts w:eastAsia="黑体"/>
           <w:b/>
           <w:bCs/>
         </w:rPr>
@@ -2155,6 +2387,7 @@
       </m:oMath>
       <w:r>
         <w:rPr>
+          <w:rFonts w:eastAsia="黑体"/>
           <w:b/>
           <w:bCs/>
         </w:rPr>
@@ -2162,25 +2395,34 @@
       </w:r>
       <w:r>
         <w:rPr>
-          <w:rFonts w:hint="eastAsia"/>
+          <w:rFonts w:hint="eastAsia" w:eastAsia="黑体"/>
           <w:b/>
           <w:bCs/>
         </w:rPr>
         <w:t xml:space="preserve">增大</w:t>
       </w:r>
       <w:r>
+        <w:rPr>
+          <w:rFonts w:eastAsia="黑体"/>
+        </w:rPr>
         <w:t xml:space="preserve"> </w:t>
       </w:r>
       <w:r>
+        <w:rPr>
+          <w:rFonts w:eastAsia="黑体"/>
+        </w:rPr>
         <w:t xml:space="preserve">→ </w:t>
       </w:r>
       <w:r>
         <w:rPr>
-          <w:rFonts w:hint="eastAsia"/>
+          <w:rFonts w:hint="eastAsia" w:eastAsia="黑体"/>
         </w:rPr>
         <w:t xml:space="preserve">管子电压应力</w:t>
       </w:r>
       <w:r>
+        <w:rPr>
+          <w:rFonts w:eastAsia="黑体"/>
+        </w:rPr>
         <w:t xml:space="preserve"> </w:t>
       </w:r>
       <m:oMath>
@@ -2231,11 +2473,14 @@
         </m:r>
       </m:oMath>
       <w:r>
+        <w:rPr>
+          <w:rFonts w:eastAsia="黑体"/>
+        </w:rPr>
         <w:t xml:space="preserve"> </w:t>
       </w:r>
       <w:r>
         <w:rPr>
-          <w:rFonts w:hint="eastAsia"/>
+          <w:rFonts w:hint="eastAsia" w:eastAsia="黑体"/>
         </w:rPr>
         <w:t xml:space="preserve">与输出电平同时增大，需相应提高器件耐压。</w:t>
       </w:r>
@@ -2250,7 +2495,7 @@
       </w:pPr>
       <w:r>
         <w:rPr>
-          <w:rFonts w:hint="eastAsia"/>
+          <w:rFonts w:hint="eastAsia" w:eastAsia="黑体"/>
           <w:b/>
           <w:bCs/>
         </w:rPr>
@@ -2258,6 +2503,7 @@
       </w:r>
       <w:r>
         <w:rPr>
+          <w:rFonts w:eastAsia="黑体"/>
           <w:b/>
           <w:bCs/>
         </w:rPr>
@@ -2270,6 +2516,7 @@
       </m:oMath>
       <w:r>
         <w:rPr>
+          <w:rFonts w:eastAsia="黑体"/>
           <w:b/>
           <w:bCs/>
         </w:rPr>
@@ -2277,25 +2524,34 @@
       </w:r>
       <w:r>
         <w:rPr>
-          <w:rFonts w:hint="eastAsia"/>
+          <w:rFonts w:hint="eastAsia" w:eastAsia="黑体"/>
           <w:b/>
           <w:bCs/>
         </w:rPr>
         <w:t xml:space="preserve">增大</w:t>
       </w:r>
       <w:r>
+        <w:rPr>
+          <w:rFonts w:eastAsia="黑体"/>
+        </w:rPr>
         <w:t xml:space="preserve"> </w:t>
       </w:r>
       <w:r>
+        <w:rPr>
+          <w:rFonts w:eastAsia="黑体"/>
+        </w:rPr>
         <w:t xml:space="preserve">→ </w:t>
       </w:r>
       <w:r>
         <w:rPr>
-          <w:rFonts w:hint="eastAsia"/>
+          <w:rFonts w:hint="eastAsia" w:eastAsia="黑体"/>
         </w:rPr>
         <w:t xml:space="preserve">输出线电压基波幅值</w:t>
       </w:r>
       <w:r>
+        <w:rPr>
+          <w:rFonts w:eastAsia="黑体"/>
+        </w:rPr>
         <w:t xml:space="preserve"> </w:t>
       </w:r>
       <m:oMath>
@@ -2323,15 +2579,21 @@
         </m:sSub>
       </m:oMath>
       <w:r>
+        <w:rPr>
+          <w:rFonts w:eastAsia="黑体"/>
+        </w:rPr>
         <w:t xml:space="preserve"> </w:t>
       </w:r>
       <w:r>
         <w:rPr>
-          <w:rFonts w:hint="eastAsia"/>
+          <w:rFonts w:hint="eastAsia" w:eastAsia="黑体"/>
         </w:rPr>
         <w:t xml:space="preserve">线性增大，但</w:t>
       </w:r>
       <w:r>
+        <w:rPr>
+          <w:rFonts w:eastAsia="黑体"/>
+        </w:rPr>
         <w:t xml:space="preserve"> </w:t>
       </w:r>
       <m:oMath>
@@ -2340,11 +2602,14 @@
         </m:r>
       </m:oMath>
       <w:r>
+        <w:rPr>
+          <w:rFonts w:eastAsia="黑体"/>
+        </w:rPr>
         <w:t xml:space="preserve"> </w:t>
       </w:r>
       <w:r>
         <w:rPr>
-          <w:rFonts w:hint="eastAsia"/>
+          <w:rFonts w:hint="eastAsia" w:eastAsia="黑体"/>
         </w:rPr>
         <w:t xml:space="preserve">过大时调制进入过调区、低次谐波增加。</w:t>
       </w:r>
@@ -2359,7 +2624,7 @@
       </w:pPr>
       <w:r>
         <w:rPr>
-          <w:rFonts w:hint="eastAsia"/>
+          <w:rFonts w:hint="eastAsia" w:eastAsia="黑体"/>
           <w:b/>
           <w:bCs/>
         </w:rPr>
@@ -2367,6 +2632,7 @@
       </w:r>
       <w:r>
         <w:rPr>
+          <w:rFonts w:eastAsia="黑体"/>
           <w:b/>
           <w:bCs/>
         </w:rPr>
@@ -2391,6 +2657,7 @@
       </m:oMath>
       <w:r>
         <w:rPr>
+          <w:rFonts w:eastAsia="黑体"/>
           <w:b/>
           <w:bCs/>
         </w:rPr>
@@ -2398,25 +2665,34 @@
       </w:r>
       <w:r>
         <w:rPr>
-          <w:rFonts w:hint="eastAsia"/>
+          <w:rFonts w:hint="eastAsia" w:eastAsia="黑体"/>
           <w:b/>
           <w:bCs/>
         </w:rPr>
         <w:t xml:space="preserve">增大</w:t>
       </w:r>
       <w:r>
+        <w:rPr>
+          <w:rFonts w:eastAsia="黑体"/>
+        </w:rPr>
         <w:t xml:space="preserve"> </w:t>
       </w:r>
       <w:r>
+        <w:rPr>
+          <w:rFonts w:eastAsia="黑体"/>
+        </w:rPr>
         <w:t xml:space="preserve">→ </w:t>
       </w:r>
       <w:r>
         <w:rPr>
-          <w:rFonts w:hint="eastAsia"/>
+          <w:rFonts w:hint="eastAsia" w:eastAsia="黑体"/>
         </w:rPr>
         <w:t xml:space="preserve">开关损耗</w:t>
       </w:r>
       <w:r>
+        <w:rPr>
+          <w:rFonts w:eastAsia="黑体"/>
+        </w:rPr>
         <w:t xml:space="preserve"> </w:t>
       </w:r>
       <m:oMath>
@@ -2437,11 +2713,14 @@
         </m:sSub>
       </m:oMath>
       <w:r>
+        <w:rPr>
+          <w:rFonts w:eastAsia="黑体"/>
+        </w:rPr>
         <w:t xml:space="preserve"> </w:t>
       </w:r>
       <w:r>
         <w:rPr>
-          <w:rFonts w:hint="eastAsia"/>
+          <w:rFonts w:hint="eastAsia" w:eastAsia="黑体"/>
         </w:rPr>
         <w:t xml:space="preserve">近似成正比上升，但输出谐波频率抬高、滤波更易。</w:t>
       </w:r>
@@ -2456,21 +2735,27 @@
       </w:pPr>
       <w:r>
         <w:rPr>
-          <w:rFonts w:hint="eastAsia"/>
+          <w:rFonts w:hint="eastAsia" w:eastAsia="黑体"/>
           <w:b/>
           <w:bCs/>
         </w:rPr>
         <w:t xml:space="preserve">中性点分压电容容值/对称性变差</w:t>
       </w:r>
       <w:r>
+        <w:rPr>
+          <w:rFonts w:eastAsia="黑体"/>
+        </w:rPr>
         <w:t xml:space="preserve"> </w:t>
       </w:r>
       <w:r>
+        <w:rPr>
+          <w:rFonts w:eastAsia="黑体"/>
+        </w:rPr>
         <w:t xml:space="preserve">→ </w:t>
       </w:r>
       <w:r>
         <w:rPr>
-          <w:rFonts w:hint="eastAsia"/>
+          <w:rFonts w:hint="eastAsia" w:eastAsia="黑体"/>
         </w:rPr>
         <w:t xml:space="preserve">中性点电位漂移，三电平波形畸变，需要中点电位平衡控制。</w:t>
       </w:r>
@@ -2485,11 +2770,14 @@
       </w:pPr>
       <w:r>
         <w:rPr>
-          <w:rFonts w:hint="eastAsia"/>
+          <w:rFonts w:hint="eastAsia" w:eastAsia="黑体"/>
         </w:rPr>
         <w:t xml:space="preserve">开关状态</w:t>
       </w:r>
       <w:r>
+        <w:rPr>
+          <w:rFonts w:eastAsia="黑体"/>
+        </w:rPr>
         <w:t xml:space="preserve"> </w:t>
       </w:r>
       <m:oMath>
@@ -2507,20 +2795,26 @@
         </m:sSub>
       </m:oMath>
       <w:r>
+        <w:rPr>
+          <w:rFonts w:eastAsia="黑体"/>
+        </w:rPr>
         <w:t xml:space="preserve"> </w:t>
       </w:r>
       <w:r>
         <w:rPr>
-          <w:rFonts w:hint="eastAsia"/>
+          <w:rFonts w:hint="eastAsia" w:eastAsia="黑体"/>
         </w:rPr>
         <w:t xml:space="preserve">只能在</w:t>
       </w:r>
       <w:r>
+        <w:rPr>
+          <w:rFonts w:eastAsia="黑体"/>
+        </w:rPr>
         <w:t xml:space="preserve"> +1、0、−1 </w:t>
       </w:r>
       <w:r>
         <w:rPr>
-          <w:rFonts w:hint="eastAsia"/>
+          <w:rFonts w:hint="eastAsia" w:eastAsia="黑体"/>
         </w:rPr>
         <w:t xml:space="preserve">之间切换，禁止同桥臂直通，否则母线短路。</w:t>
       </w:r>
@@ -2533,7 +2827,7 @@
       </w:pPr>
       <w:r>
         <w:rPr>
-          <w:rFonts w:hint="eastAsia"/>
+          <w:rFonts w:hint="eastAsia" w:eastAsia="黑体"/>
         </w:rPr>
         <w:t xml:space="preserve">典型参数示例</w:t>
       </w:r>
@@ -2548,11 +2842,14 @@
       </w:pPr>
       <w:r>
         <w:rPr>
-          <w:rFonts w:hint="eastAsia"/>
+          <w:rFonts w:hint="eastAsia" w:eastAsia="黑体"/>
         </w:rPr>
         <w:t xml:space="preserve">取</w:t>
       </w:r>
       <w:r>
+        <w:rPr>
+          <w:rFonts w:eastAsia="黑体"/>
+        </w:rPr>
         <w:t xml:space="preserve"> </w:t>
       </w:r>
       <m:oMath>
@@ -2593,11 +2890,14 @@
       </m:oMath>
       <w:r>
         <w:rPr>
-          <w:rFonts w:hint="eastAsia"/>
+          <w:rFonts w:hint="eastAsia" w:eastAsia="黑体"/>
         </w:rPr>
         <w:t xml:space="preserve">：每管承受</w:t>
       </w:r>
       <w:r>
+        <w:rPr>
+          <w:rFonts w:eastAsia="黑体"/>
+        </w:rPr>
         <w:t xml:space="preserve"> </w:t>
       </w:r>
       <m:oMath>
@@ -2656,20 +2956,26 @@
       </m:oMath>
       <w:r>
         <w:rPr>
-          <w:rFonts w:hint="eastAsia"/>
+          <w:rFonts w:hint="eastAsia" w:eastAsia="黑体"/>
         </w:rPr>
         <w:t xml:space="preserve">，可选</w:t>
       </w:r>
       <w:r>
+        <w:rPr>
+          <w:rFonts w:eastAsia="黑体"/>
+        </w:rPr>
         <w:t xml:space="preserve"> 600 V/650 V </w:t>
       </w:r>
       <w:r>
         <w:rPr>
-          <w:rFonts w:hint="eastAsia"/>
+          <w:rFonts w:hint="eastAsia" w:eastAsia="黑体"/>
         </w:rPr>
         <w:t xml:space="preserve">级</w:t>
       </w:r>
       <w:r>
+        <w:rPr>
+          <w:rFonts w:eastAsia="黑体"/>
+        </w:rPr>
         <w:t xml:space="preserve"> IGBT。</w:t>
       </w:r>
     </w:p>
@@ -2683,11 +2989,14 @@
       </w:pPr>
       <w:r>
         <w:rPr>
-          <w:rFonts w:hint="eastAsia"/>
+          <w:rFonts w:hint="eastAsia" w:eastAsia="黑体"/>
         </w:rPr>
         <w:t xml:space="preserve">取</w:t>
       </w:r>
       <w:r>
+        <w:rPr>
+          <w:rFonts w:eastAsia="黑体"/>
+        </w:rPr>
         <w:t xml:space="preserve"> </w:t>
       </w:r>
       <m:oMath>
@@ -2727,6 +3036,9 @@
         </m:r>
       </m:oMath>
       <w:r>
+        <w:rPr>
+          <w:rFonts w:eastAsia="黑体"/>
+        </w:rPr>
         <w:t xml:space="preserve">、</w:t>
       </w:r>
       <m:oMath>
@@ -2745,7 +3057,7 @@
       </m:oMath>
       <w:r>
         <w:rPr>
-          <w:rFonts w:hint="eastAsia"/>
+          <w:rFonts w:hint="eastAsia" w:eastAsia="黑体"/>
         </w:rPr>
         <w:t xml:space="preserve">（线性调制上界）：</w:t>
       </w:r>
@@ -2837,6 +3149,9 @@
         </m:r>
       </m:oMath>
       <w:r>
+        <w:rPr>
+          <w:rFonts w:eastAsia="黑体"/>
+        </w:rPr>
         <w:t xml:space="preserve">。</w:t>
       </w:r>
     </w:p>
@@ -2850,34 +3165,43 @@
       </w:pPr>
       <w:r>
         <w:rPr>
-          <w:rFonts w:hint="eastAsia"/>
+          <w:rFonts w:hint="eastAsia" w:eastAsia="黑体"/>
         </w:rPr>
         <w:t xml:space="preserve">用</w:t>
       </w:r>
       <w:r>
+        <w:rPr>
+          <w:rFonts w:eastAsia="黑体"/>
+        </w:rPr>
         <w:t xml:space="preserve"> 650 V </w:t>
       </w:r>
       <w:r>
         <w:rPr>
-          <w:rFonts w:hint="eastAsia"/>
+          <w:rFonts w:hint="eastAsia" w:eastAsia="黑体"/>
         </w:rPr>
         <w:t xml:space="preserve">耐压器件搭</w:t>
       </w:r>
       <w:r>
+        <w:rPr>
+          <w:rFonts w:eastAsia="黑体"/>
+        </w:rPr>
         <w:t xml:space="preserve"> 800 V </w:t>
       </w:r>
       <w:r>
         <w:rPr>
-          <w:rFonts w:hint="eastAsia"/>
+          <w:rFonts w:hint="eastAsia" w:eastAsia="黑体"/>
         </w:rPr>
         <w:t xml:space="preserve">母线，相比两电平（需</w:t>
       </w:r>
       <w:r>
+        <w:rPr>
+          <w:rFonts w:eastAsia="黑体"/>
+        </w:rPr>
         <w:t xml:space="preserve"> 1200 V </w:t>
       </w:r>
       <w:r>
         <w:rPr>
-          <w:rFonts w:hint="eastAsia"/>
+          <w:rFonts w:hint="eastAsia" w:eastAsia="黑体"/>
         </w:rPr>
         <w:t xml:space="preserve">器件）显著降低器件应力。</w:t>
       </w:r>
@@ -2890,7 +3214,7 @@
       </w:pPr>
       <w:r>
         <w:rPr>
-          <w:rFonts w:hint="eastAsia"/>
+          <w:rFonts w:hint="eastAsia" w:eastAsia="黑体"/>
         </w:rPr>
         <w:t xml:space="preserve">常见器件型号</w:t>
       </w:r>
@@ -2905,7 +3229,7 @@
       </w:pPr>
       <w:r>
         <w:rPr>
-          <w:rFonts w:hint="eastAsia"/>
+          <w:rFonts w:hint="eastAsia" w:eastAsia="黑体"/>
         </w:rPr>
         <w:t xml:space="preserve">IGBT：IKW40N65F5、IKW75N65ES5、FGH40N60SFD。</w:t>
       </w:r>
@@ -2920,7 +3244,7 @@
       </w:pPr>
       <w:r>
         <w:rPr>
-          <w:rFonts w:hint="eastAsia"/>
+          <w:rFonts w:hint="eastAsia" w:eastAsia="黑体"/>
         </w:rPr>
         <w:t xml:space="preserve">钳位二极管：IDH20G65C5、STTH30L06。</w:t>
       </w:r>
@@ -2935,16 +3259,19 @@
       </w:pPr>
       <w:r>
         <w:rPr>
-          <w:rFonts w:hint="eastAsia"/>
+          <w:rFonts w:hint="eastAsia" w:eastAsia="黑体"/>
         </w:rPr>
         <w:t xml:space="preserve">分压电容：薄膜电容（DC-Link），如</w:t>
       </w:r>
       <w:r>
+        <w:rPr>
+          <w:rFonts w:eastAsia="黑体"/>
+        </w:rPr>
         <w:t xml:space="preserve"> EPCOS/TDK B32676 </w:t>
       </w:r>
       <w:r>
         <w:rPr>
-          <w:rFonts w:hint="eastAsia"/>
+          <w:rFonts w:hint="eastAsia" w:eastAsia="黑体"/>
         </w:rPr>
         <w:t xml:space="preserve">系列。</w:t>
       </w:r>
@@ -2957,7 +3284,7 @@
       </w:pPr>
       <w:r>
         <w:rPr>
-          <w:rFonts w:hint="eastAsia"/>
+          <w:rFonts w:hint="eastAsia" w:eastAsia="黑体"/>
         </w:rPr>
         <w:t xml:space="preserve">注意事项</w:t>
       </w:r>
@@ -2972,7 +3299,7 @@
       </w:pPr>
       <w:r>
         <w:rPr>
-          <w:rFonts w:hint="eastAsia"/>
+          <w:rFonts w:hint="eastAsia" w:eastAsia="黑体"/>
         </w:rPr>
         <w:t xml:space="preserve">必须控制中性点电位平衡，否则上下母线电容电压不等导致输出不对称。</w:t>
       </w:r>
@@ -2987,7 +3314,7 @@
       </w:pPr>
       <w:r>
         <w:rPr>
-          <w:rFonts w:hint="eastAsia"/>
+          <w:rFonts w:hint="eastAsia" w:eastAsia="黑体"/>
         </w:rPr>
         <w:t xml:space="preserve">三电平比两电平开关组合更多，需严格防直通并设置死区时间。</w:t>
       </w:r>
@@ -3002,7 +3329,7 @@
       </w:pPr>
       <w:r>
         <w:rPr>
-          <w:rFonts w:hint="eastAsia"/>
+          <w:rFonts w:hint="eastAsia" w:eastAsia="黑体"/>
         </w:rPr>
         <w:t xml:space="preserve">死区与最小脉宽限制会在低频、低调制时引入电压畸变。</w:t>
       </w:r>
@@ -3017,16 +3344,19 @@
       </w:pPr>
       <w:r>
         <w:rPr>
-          <w:rFonts w:hint="eastAsia"/>
+          <w:rFonts w:hint="eastAsia" w:eastAsia="黑体"/>
         </w:rPr>
         <w:t xml:space="preserve">大功率场合建议加</w:t>
       </w:r>
       <w:r>
+        <w:rPr>
+          <w:rFonts w:eastAsia="黑体"/>
+        </w:rPr>
         <w:t xml:space="preserve"> dv/dt </w:t>
       </w:r>
       <w:r>
         <w:rPr>
-          <w:rFonts w:hint="eastAsia"/>
+          <w:rFonts w:hint="eastAsia" w:eastAsia="黑体"/>
         </w:rPr>
         <w:t xml:space="preserve">吸收与温度监控，防止中点钳位二极管反向恢复问题。</w:t>
       </w:r>
@@ -3039,7 +3369,7 @@
       </w:pPr>
       <w:r>
         <w:rPr>
-          <w:rFonts w:hint="eastAsia"/>
+          <w:rFonts w:hint="eastAsia" w:eastAsia="黑体"/>
         </w:rPr>
         <w:t xml:space="preserve">参考资料</w:t>
       </w:r>
@@ -3053,6 +3383,9 @@
         </w:numPr>
       </w:pPr>
       <w:r>
+        <w:rPr>
+          <w:rFonts w:eastAsia="黑体"/>
+        </w:rPr>
         <w:t xml:space="preserve">Wikipedia: Multilevel inverter / Neutral-point-clamped (NPC)。</w:t>
       </w:r>
     </w:p>
@@ -3066,7 +3399,7 @@
       </w:pPr>
       <w:r>
         <w:rPr>
-          <w:rFonts w:hint="eastAsia"/>
+          <w:rFonts w:hint="eastAsia" w:eastAsia="黑体"/>
         </w:rPr>
         <w:t xml:space="preserve">《电力电子学》（王兆安、刘进军）。</w:t>
       </w:r>
@@ -3080,20 +3413,26 @@
         </w:numPr>
       </w:pPr>
       <w:r>
+        <w:rPr>
+          <w:rFonts w:eastAsia="黑体"/>
+        </w:rPr>
         <w:t xml:space="preserve">ABB </w:t>
       </w:r>
       <w:r>
         <w:rPr>
-          <w:rFonts w:hint="eastAsia"/>
+          <w:rFonts w:hint="eastAsia" w:eastAsia="黑体"/>
         </w:rPr>
         <w:t xml:space="preserve">三电平</w:t>
       </w:r>
       <w:r>
+        <w:rPr>
+          <w:rFonts w:eastAsia="黑体"/>
+        </w:rPr>
         <w:t xml:space="preserve"> NPC </w:t>
       </w:r>
       <w:r>
         <w:rPr>
-          <w:rFonts w:hint="eastAsia"/>
+          <w:rFonts w:hint="eastAsia" w:eastAsia="黑体"/>
         </w:rPr>
         <w:t xml:space="preserve">逆变技术文档。</w:t>
       </w:r>
@@ -3107,11 +3446,11 @@
       </w:pPr>
       <w:r>
         <w:rPr>
-          <w:rFonts w:ascii="Times New Roman" w:hAnsi="Times New Roman"/>
+          <w:rFonts w:ascii="Times New Roman" w:hAnsi="Times New Roman" w:eastAsia="黑体"/>
           <w:color w:val="555555"/>
           <w:sz w:val="21"/>
         </w:rPr>
-        <w:t>材料收集者：杜文杰</w:t>
+        <w:t>材料收集者：杜文杰，WX手机：19519196569，QQ:3478827729</w:t>
       </w:r>
     </w:p>
     <w:sectPr>
@@ -3131,7 +3470,7 @@
 </file>
 
 <file path=word/footer1.xml><?xml version="1.0" encoding="utf-8"?>
-<w:ftr xmlns:m="http://schemas.openxmlformats.org/officeDocument/2006/math" xmlns:mc="http://schemas.openxmlformats.org/markup-compatibility/2006" xmlns:mo="http://schemas.microsoft.com/office/mac/office/2008/main" xmlns:mv="urn:schemas-microsoft-com:mac:vml" xmlns:o="urn:schemas-microsoft-com:office:office" xmlns:r="http://schemas.openxmlformats.org/officeDocument/2006/relationships" xmlns:v="urn:schemas-microsoft-com:vml" xmlns:w10="urn:schemas-microsoft-com:office:word" xmlns:w14="http://schemas.microsoft.com/office/word/2010/wordml" xmlns:w="http://schemas.openxmlformats.org/wordprocessingml/2006/main" xmlns:wne="http://schemas.microsoft.com/office/word/2006/wordml" xmlns:wp14="http://schemas.microsoft.com/office/word/2010/wordprocessingDrawing" xmlns:wp="http://schemas.openxmlformats.org/drawingml/2006/wordprocessingDrawing" xmlns:wpc="http://schemas.microsoft.com/office/word/2010/wordprocessingCanvas" xmlns:wpg="http://schemas.microsoft.com/office/word/2010/wordprocessingGroup" xmlns:wpi="http://schemas.microsoft.com/office/word/2010/wordprocessingInk" xmlns:wps="http://schemas.microsoft.com/office/word/2010/wordprocessingShape" mc:Ignorable="w14 wp14">
+<w:ftr xmlns:mc="http://schemas.openxmlformats.org/markup-compatibility/2006" xmlns:w="http://schemas.openxmlformats.org/wordprocessingml/2006/main" xmlns:m="http://schemas.openxmlformats.org/officeDocument/2006/math" xmlns:mo="http://schemas.microsoft.com/office/mac/office/2008/main" xmlns:mv="urn:schemas-microsoft-com:mac:vml" xmlns:o="urn:schemas-microsoft-com:office:office" xmlns:r="http://schemas.openxmlformats.org/officeDocument/2006/relationships" xmlns:v="urn:schemas-microsoft-com:vml" xmlns:w10="urn:schemas-microsoft-com:office:word" xmlns:w14="http://schemas.microsoft.com/office/word/2010/wordml" xmlns:wne="http://schemas.microsoft.com/office/word/2006/wordml" xmlns:wp14="http://schemas.microsoft.com/office/word/2010/wordprocessingDrawing" xmlns:wp="http://schemas.openxmlformats.org/drawingml/2006/wordprocessingDrawing" xmlns:wpc="http://schemas.microsoft.com/office/word/2010/wordprocessingCanvas" xmlns:wpg="http://schemas.microsoft.com/office/word/2010/wordprocessingGroup" xmlns:wpi="http://schemas.microsoft.com/office/word/2010/wordprocessingInk" xmlns:wps="http://schemas.microsoft.com/office/word/2010/wordprocessingShape" mc:Ignorable="w14 wp14">
   <w:p>
     <w:pPr>
       <w:pStyle w:val="Footer"/>
@@ -3139,12 +3478,14 @@
     </w:pPr>
     <w:r>
       <w:rPr>
+        <w:rFonts w:eastAsia="黑体"/>
         <w:sz w:val="18"/>
       </w:rPr>
       <w:t xml:space="preserve">第 </w:t>
     </w:r>
     <w:r>
       <w:rPr>
+        <w:rFonts w:eastAsia="黑体"/>
         <w:sz w:val="18"/>
       </w:rPr>
       <w:fldChar w:fldCharType="begin"/>
@@ -3153,6 +3494,7 @@
     </w:r>
     <w:r>
       <w:rPr>
+        <w:rFonts w:eastAsia="黑体"/>
         <w:sz w:val="18"/>
       </w:rPr>
       <w:t xml:space="preserve"> 页</w:t>
@@ -3166,6 +3508,9 @@
   <w:footnote w:type="continuationSeparator" w:id="0">
     <w:p>
       <w:r>
+        <w:rPr>
+          <w:rFonts w:eastAsia="黑体"/>
+        </w:rPr>
         <w:continuationSeparator/>
       </w:r>
     </w:p>
@@ -3173,6 +3518,9 @@
   <w:footnote w:type="separator" w:id="-1">
     <w:p>
       <w:r>
+        <w:rPr>
+          <w:rFonts w:eastAsia="黑体"/>
+        </w:rPr>
         <w:separator/>
       </w:r>
     </w:p>
@@ -3181,7 +3529,7 @@
 </file>
 
 <file path=word/header1.xml><?xml version="1.0" encoding="utf-8"?>
-<w:hdr xmlns:m="http://schemas.openxmlformats.org/officeDocument/2006/math" xmlns:mc="http://schemas.openxmlformats.org/markup-compatibility/2006" xmlns:mo="http://schemas.microsoft.com/office/mac/office/2008/main" xmlns:mv="urn:schemas-microsoft-com:mac:vml" xmlns:o="urn:schemas-microsoft-com:office:office" xmlns:r="http://schemas.openxmlformats.org/officeDocument/2006/relationships" xmlns:v="urn:schemas-microsoft-com:vml" xmlns:w10="urn:schemas-microsoft-com:office:word" xmlns:w14="http://schemas.microsoft.com/office/word/2010/wordml" xmlns:w="http://schemas.openxmlformats.org/wordprocessingml/2006/main" xmlns:wne="http://schemas.microsoft.com/office/word/2006/wordml" xmlns:wp14="http://schemas.microsoft.com/office/word/2010/wordprocessingDrawing" xmlns:wp="http://schemas.openxmlformats.org/drawingml/2006/wordprocessingDrawing" xmlns:wpc="http://schemas.microsoft.com/office/word/2010/wordprocessingCanvas" xmlns:wpg="http://schemas.microsoft.com/office/word/2010/wordprocessingGroup" xmlns:wpi="http://schemas.microsoft.com/office/word/2010/wordprocessingInk" xmlns:wps="http://schemas.microsoft.com/office/word/2010/wordprocessingShape" mc:Ignorable="w14 wp14">
+<w:hdr xmlns:mc="http://schemas.openxmlformats.org/markup-compatibility/2006" xmlns:w="http://schemas.openxmlformats.org/wordprocessingml/2006/main" xmlns:m="http://schemas.openxmlformats.org/officeDocument/2006/math" xmlns:mo="http://schemas.microsoft.com/office/mac/office/2008/main" xmlns:mv="urn:schemas-microsoft-com:mac:vml" xmlns:o="urn:schemas-microsoft-com:office:office" xmlns:r="http://schemas.openxmlformats.org/officeDocument/2006/relationships" xmlns:v="urn:schemas-microsoft-com:vml" xmlns:w10="urn:schemas-microsoft-com:office:word" xmlns:w14="http://schemas.microsoft.com/office/word/2010/wordml" xmlns:wne="http://schemas.microsoft.com/office/word/2006/wordml" xmlns:wp14="http://schemas.microsoft.com/office/word/2010/wordprocessingDrawing" xmlns:wp="http://schemas.openxmlformats.org/drawingml/2006/wordprocessingDrawing" xmlns:wpc="http://schemas.microsoft.com/office/word/2010/wordprocessingCanvas" xmlns:wpg="http://schemas.microsoft.com/office/word/2010/wordprocessingGroup" xmlns:wpi="http://schemas.microsoft.com/office/word/2010/wordprocessingInk" xmlns:wps="http://schemas.microsoft.com/office/word/2010/wordprocessingShape" mc:Ignorable="w14 wp14">
   <w:p>
     <w:pPr>
       <w:pStyle w:val="Header"/>
@@ -3189,7 +3537,7 @@
     </w:pPr>
     <w:r>
       <w:rPr>
-        <w:rFonts w:ascii="Times New Roman" w:hAnsi="Times New Roman"/>
+        <w:rFonts w:ascii="Times New Roman" w:hAnsi="Times New Roman" w:eastAsia="黑体"/>
         <w:sz w:val="18"/>
         <w:rFonts w:eastAsia="黑体"/>
         <w:rFonts w:eastAsia="黑体"/>
@@ -3201,7 +3549,7 @@
 </file>
 
 <file path=word/numbering.xml><?xml version="1.0" encoding="utf-8"?>
-<w:numbering xmlns:m="http://schemas.openxmlformats.org/officeDocument/2006/math" xmlns:mc="http://schemas.openxmlformats.org/markup-compatibility/2006" xmlns:mo="http://schemas.microsoft.com/office/mac/office/2008/main" xmlns:mv="urn:schemas-microsoft-com:mac:vml" xmlns:o="urn:schemas-microsoft-com:office:office" xmlns:r="http://schemas.openxmlformats.org/officeDocument/2006/relationships" xmlns:v="urn:schemas-microsoft-com:vml" xmlns:w="http://schemas.openxmlformats.org/wordprocessingml/2006/main" xmlns:w10="urn:schemas-microsoft-com:office:word" xmlns:w14="http://schemas.microsoft.com/office/word/2010/wordml" xmlns:wne="http://schemas.microsoft.com/office/word/2006/wordml" xmlns:wp="http://schemas.openxmlformats.org/drawingml/2006/wordprocessingDrawing" xmlns:wp14="http://schemas.microsoft.com/office/word/2010/wordprocessingDrawing" xmlns:wpc="http://schemas.microsoft.com/office/word/2010/wordprocessingCanvas" xmlns:wpg="http://schemas.microsoft.com/office/word/2010/wordprocessingGroup" xmlns:wpi="http://schemas.microsoft.com/office/word/2010/wordprocessingInk" xmlns:wps="http://schemas.microsoft.com/office/word/2010/wordprocessingShape" mc:Ignorable="w14 wp14">
+<w:numbering xmlns:mc="http://schemas.openxmlformats.org/markup-compatibility/2006" xmlns:w="http://schemas.openxmlformats.org/wordprocessingml/2006/main" xmlns:m="http://schemas.openxmlformats.org/officeDocument/2006/math" xmlns:mo="http://schemas.microsoft.com/office/mac/office/2008/main" xmlns:mv="urn:schemas-microsoft-com:mac:vml" xmlns:o="urn:schemas-microsoft-com:office:office" xmlns:r="http://schemas.openxmlformats.org/officeDocument/2006/relationships" xmlns:v="urn:schemas-microsoft-com:vml" xmlns:w10="urn:schemas-microsoft-com:office:word" xmlns:w14="http://schemas.microsoft.com/office/word/2010/wordml" xmlns:wne="http://schemas.microsoft.com/office/word/2006/wordml" xmlns:wp="http://schemas.openxmlformats.org/drawingml/2006/wordprocessingDrawing" xmlns:wp14="http://schemas.microsoft.com/office/word/2010/wordprocessingDrawing" xmlns:wpc="http://schemas.microsoft.com/office/word/2010/wordprocessingCanvas" xmlns:wpg="http://schemas.microsoft.com/office/word/2010/wordprocessingGroup" xmlns:wpi="http://schemas.microsoft.com/office/word/2010/wordprocessingInk" xmlns:wps="http://schemas.microsoft.com/office/word/2010/wordprocessingShape" mc:Ignorable="w14 wp14">
   <w:abstractNum w:abstractNumId="0">
     <w:nsid w:val="FFFFFF7C"/>
     <w:multiLevelType w:val="singleLevel"/>
@@ -3288,7 +3636,7 @@
         <w:ind w:hanging="360" w:left="1440"/>
       </w:pPr>
       <w:rPr>
-        <w:rFonts w:ascii="Symbol" w:hAnsi="Symbol" w:hint="default"/>
+        <w:rFonts w:ascii="Symbol" w:hAnsi="Symbol" w:hint="default" w:eastAsia="黑体"/>
       </w:rPr>
     </w:lvl>
   </w:abstractNum>
@@ -3309,7 +3657,7 @@
         <w:ind w:hanging="360" w:left="1080"/>
       </w:pPr>
       <w:rPr>
-        <w:rFonts w:ascii="Symbol" w:hAnsi="Symbol" w:hint="default"/>
+        <w:rFonts w:ascii="Symbol" w:hAnsi="Symbol" w:hint="default" w:eastAsia="黑体"/>
       </w:rPr>
     </w:lvl>
   </w:abstractNum>
@@ -3330,7 +3678,7 @@
         <w:ind w:hanging="360" w:left="720"/>
       </w:pPr>
       <w:rPr>
-        <w:rFonts w:ascii="Symbol" w:hAnsi="Symbol" w:hint="default"/>
+        <w:rFonts w:ascii="Symbol" w:hAnsi="Symbol" w:hint="default" w:eastAsia="黑体"/>
       </w:rPr>
     </w:lvl>
   </w:abstractNum>
@@ -3369,7 +3717,7 @@
         <w:ind w:hanging="360" w:left="360"/>
       </w:pPr>
       <w:rPr>
-        <w:rFonts w:ascii="Symbol" w:hAnsi="Symbol" w:hint="default"/>
+        <w:rFonts w:ascii="Symbol" w:hAnsi="Symbol" w:hint="default" w:eastAsia="黑体"/>
       </w:rPr>
     </w:lvl>
   </w:abstractNum>
@@ -3460,7 +3808,7 @@
         <w:ind w:left="720" w:hanging="360"/>
       </w:pPr>
       <w:rPr>
-        <w:rFonts w:ascii="Symbol" w:hAnsi="Symbol" w:cs="Symbol" w:hint="default"/>
+        <w:rFonts w:ascii="Symbol" w:hAnsi="Symbol" w:cs="Symbol" w:hint="default" w:eastAsia="黑体"/>
       </w:rPr>
     </w:lvl>
     <w:lvl w:ilvl="1">
@@ -3471,7 +3819,7 @@
         <w:ind w:left="1440" w:hanging="360"/>
       </w:pPr>
       <w:rPr>
-        <w:rFonts w:ascii="Courier New" w:hAnsi="Courier New" w:cs="Courier New" w:hint="default"/>
+        <w:rFonts w:ascii="Courier New" w:hAnsi="Courier New" w:cs="Courier New" w:hint="default" w:eastAsia="黑体"/>
       </w:rPr>
     </w:lvl>
     <w:lvl w:ilvl="2">
@@ -3482,7 +3830,7 @@
         <w:ind w:left="2160" w:hanging="360"/>
       </w:pPr>
       <w:rPr>
-        <w:rFonts w:ascii="Wingdings" w:hAnsi="Wingdings" w:cs="Wingdings" w:hint="default"/>
+        <w:rFonts w:ascii="Wingdings" w:hAnsi="Wingdings" w:cs="Wingdings" w:hint="default" w:eastAsia="黑体"/>
       </w:rPr>
     </w:lvl>
     <w:lvl w:ilvl="3">
@@ -3493,7 +3841,7 @@
         <w:ind w:left="2880" w:hanging="360"/>
       </w:pPr>
       <w:rPr>
-        <w:rFonts w:ascii="Symbol" w:hAnsi="Symbol" w:cs="Symbol" w:hint="default"/>
+        <w:rFonts w:ascii="Symbol" w:hAnsi="Symbol" w:cs="Symbol" w:hint="default" w:eastAsia="黑体"/>
       </w:rPr>
     </w:lvl>
     <w:lvl w:ilvl="4">
@@ -3504,7 +3852,7 @@
         <w:ind w:left="3600" w:hanging="360"/>
       </w:pPr>
       <w:rPr>
-        <w:rFonts w:ascii="Courier New" w:hAnsi="Courier New" w:cs="Courier New" w:hint="default"/>
+        <w:rFonts w:ascii="Courier New" w:hAnsi="Courier New" w:cs="Courier New" w:hint="default" w:eastAsia="黑体"/>
       </w:rPr>
     </w:lvl>
     <w:lvl w:ilvl="5">
@@ -3515,7 +3863,7 @@
         <w:ind w:left="4320" w:hanging="360"/>
       </w:pPr>
       <w:rPr>
-        <w:rFonts w:ascii="Wingdings" w:hAnsi="Wingdings" w:cs="Wingdings" w:hint="default"/>
+        <w:rFonts w:ascii="Wingdings" w:hAnsi="Wingdings" w:cs="Wingdings" w:hint="default" w:eastAsia="黑体"/>
       </w:rPr>
     </w:lvl>
     <w:lvl w:ilvl="6">
@@ -3526,7 +3874,7 @@
         <w:ind w:left="5040" w:hanging="360"/>
       </w:pPr>
       <w:rPr>
-        <w:rFonts w:ascii="Symbol" w:hAnsi="Symbol" w:cs="Symbol" w:hint="default"/>
+        <w:rFonts w:ascii="Symbol" w:hAnsi="Symbol" w:cs="Symbol" w:hint="default" w:eastAsia="黑体"/>
       </w:rPr>
     </w:lvl>
     <w:lvl w:ilvl="7">
@@ -3537,7 +3885,7 @@
         <w:ind w:left="5760" w:hanging="360"/>
       </w:pPr>
       <w:rPr>
-        <w:rFonts w:ascii="Courier New" w:hAnsi="Courier New" w:cs="Courier New" w:hint="default"/>
+        <w:rFonts w:ascii="Courier New" w:hAnsi="Courier New" w:cs="Courier New" w:hint="default" w:eastAsia="黑体"/>
       </w:rPr>
     </w:lvl>
     <w:lvl w:ilvl="8">
@@ -3548,7 +3896,7 @@
         <w:ind w:left="6480" w:hanging="360"/>
       </w:pPr>
       <w:rPr>
-        <w:rFonts w:ascii="Wingdings" w:hAnsi="Wingdings" w:cs="Wingdings" w:hint="default"/>
+        <w:rFonts w:ascii="Wingdings" w:hAnsi="Wingdings" w:cs="Wingdings" w:hint="default" w:eastAsia="黑体"/>
       </w:rPr>
     </w:lvl>
   </w:abstractNum>
@@ -3604,11 +3952,11 @@
 </file>
 
 <file path=word/styles.xml><?xml version="1.0" encoding="utf-8"?>
-<w:styles xmlns:mc="http://schemas.openxmlformats.org/markup-compatibility/2006" xmlns:r="http://schemas.openxmlformats.org/officeDocument/2006/relationships" xmlns:w="http://schemas.openxmlformats.org/wordprocessingml/2006/main" xmlns:w14="http://schemas.microsoft.com/office/word/2010/wordml" mc:Ignorable="w14">
+<w:styles xmlns:mc="http://schemas.openxmlformats.org/markup-compatibility/2006" xmlns:w="http://schemas.openxmlformats.org/wordprocessingml/2006/main" xmlns:r="http://schemas.openxmlformats.org/officeDocument/2006/relationships" xmlns:w14="http://schemas.microsoft.com/office/word/2010/wordml" mc:Ignorable="w14">
   <w:docDefaults>
     <w:rPrDefault>
       <w:rPr>
-        <w:rFonts w:asciiTheme="minorHAnsi" w:cstheme="minorBidi" w:eastAsiaTheme="minorEastAsia" w:hAnsiTheme="minorHAnsi"/>
+        <w:rFonts w:asciiTheme="minorHAnsi" w:cstheme="minorBidi" w:hAnsiTheme="minorHAnsi" w:eastAsia="黑体"/>
         <w:sz w:val="22"/>
         <w:szCs w:val="22"/>
         <w:lang w:bidi="ar-SA" w:eastAsia="en-US" w:val="en-US"/>
@@ -3830,7 +4178,7 @@
       <w:outlineLvl w:val="0"/>
     </w:pPr>
     <w:rPr>
-      <w:rFonts w:ascii="Times New Roman" w:asciiTheme="majorHAnsi" w:cstheme="majorBidi" w:eastAsia="黑体" w:eastAsiaTheme="majorEastAsia" w:hAnsi="Times New Roman" w:hAnsiTheme="majorHAnsi"/>
+      <w:rFonts w:ascii="Times New Roman" w:asciiTheme="majorHAnsi" w:cstheme="majorBidi" w:eastAsia="黑体" w:hAnsi="Times New Roman" w:hAnsiTheme="majorHAnsi"/>
       <w:b/>
       <w:bCs/>
       <w:color w:val="1F3864"/>
@@ -3854,7 +4202,7 @@
       <w:outlineLvl w:val="1"/>
     </w:pPr>
     <w:rPr>
-      <w:rFonts w:ascii="Times New Roman" w:asciiTheme="majorHAnsi" w:cstheme="majorBidi" w:eastAsia="黑体" w:eastAsiaTheme="majorEastAsia" w:hAnsi="Times New Roman" w:hAnsiTheme="majorHAnsi"/>
+      <w:rFonts w:ascii="Times New Roman" w:asciiTheme="majorHAnsi" w:cstheme="majorBidi" w:eastAsia="黑体" w:hAnsi="Times New Roman" w:hAnsiTheme="majorHAnsi"/>
       <w:b/>
       <w:bCs/>
       <w:color w:val="2E4E7E"/>
@@ -3878,7 +4226,7 @@
       <w:outlineLvl w:val="2"/>
     </w:pPr>
     <w:rPr>
-      <w:rFonts w:ascii="Times New Roman" w:asciiTheme="majorHAnsi" w:cstheme="majorBidi" w:eastAsia="黑体" w:eastAsiaTheme="majorEastAsia" w:hAnsi="Times New Roman" w:hAnsiTheme="majorHAnsi"/>
+      <w:rFonts w:ascii="Times New Roman" w:asciiTheme="majorHAnsi" w:cstheme="majorBidi" w:eastAsia="黑体" w:hAnsi="Times New Roman" w:hAnsiTheme="majorHAnsi"/>
       <w:b/>
       <w:bCs/>
       <w:color w:val="2E4E7E"/>
@@ -3902,7 +4250,7 @@
       <w:outlineLvl w:val="3"/>
     </w:pPr>
     <w:rPr>
-      <w:rFonts w:ascii="Times New Roman" w:asciiTheme="majorHAnsi" w:cstheme="majorBidi" w:eastAsia="黑体" w:eastAsiaTheme="majorEastAsia" w:hAnsi="Times New Roman" w:hAnsiTheme="majorHAnsi"/>
+      <w:rFonts w:ascii="Times New Roman" w:asciiTheme="majorHAnsi" w:cstheme="majorBidi" w:eastAsia="黑体" w:hAnsi="Times New Roman" w:hAnsiTheme="majorHAnsi"/>
       <w:b/>
       <w:bCs/>
       <w:i/>
@@ -3928,7 +4276,7 @@
       <w:outlineLvl w:val="4"/>
     </w:pPr>
     <w:rPr>
-      <w:rFonts w:ascii="Times New Roman" w:asciiTheme="majorHAnsi" w:cstheme="majorBidi" w:eastAsia="黑体" w:eastAsiaTheme="majorEastAsia" w:hAnsi="Times New Roman" w:hAnsiTheme="majorHAnsi"/>
+      <w:rFonts w:ascii="Times New Roman" w:asciiTheme="majorHAnsi" w:cstheme="majorBidi" w:eastAsia="黑体" w:hAnsi="Times New Roman" w:hAnsiTheme="majorHAnsi"/>
       <w:b/>
       <w:color w:val="333333"/>
       <w:sz w:val="22"/>
@@ -3951,7 +4299,7 @@
       <w:outlineLvl w:val="5"/>
     </w:pPr>
     <w:rPr>
-      <w:rFonts w:asciiTheme="majorHAnsi" w:cstheme="majorBidi" w:eastAsiaTheme="majorEastAsia" w:hAnsiTheme="majorHAnsi"/>
+      <w:rFonts w:asciiTheme="majorHAnsi" w:cstheme="majorBidi" w:hAnsiTheme="majorHAnsi" w:eastAsia="黑体"/>
       <w:i/>
       <w:iCs/>
       <w:color w:themeColor="accent1" w:themeShade="7F" w:val="243F60"/>
@@ -3974,7 +4322,7 @@
       <w:outlineLvl w:val="6"/>
     </w:pPr>
     <w:rPr>
-      <w:rFonts w:asciiTheme="majorHAnsi" w:cstheme="majorBidi" w:eastAsiaTheme="majorEastAsia" w:hAnsiTheme="majorHAnsi"/>
+      <w:rFonts w:asciiTheme="majorHAnsi" w:cstheme="majorBidi" w:hAnsiTheme="majorHAnsi" w:eastAsia="黑体"/>
       <w:i/>
       <w:iCs/>
       <w:color w:themeColor="text1" w:themeTint="BF" w:val="404040"/>
@@ -3997,7 +4345,7 @@
       <w:outlineLvl w:val="7"/>
     </w:pPr>
     <w:rPr>
-      <w:rFonts w:asciiTheme="majorHAnsi" w:cstheme="majorBidi" w:eastAsiaTheme="majorEastAsia" w:hAnsiTheme="majorHAnsi"/>
+      <w:rFonts w:asciiTheme="majorHAnsi" w:cstheme="majorBidi" w:hAnsiTheme="majorHAnsi" w:eastAsia="黑体"/>
       <w:color w:themeColor="accent1" w:val="4F81BD"/>
       <w:sz w:val="20"/>
       <w:szCs w:val="20"/>
@@ -4020,7 +4368,7 @@
       <w:outlineLvl w:val="8"/>
     </w:pPr>
     <w:rPr>
-      <w:rFonts w:asciiTheme="majorHAnsi" w:cstheme="majorBidi" w:eastAsiaTheme="majorEastAsia" w:hAnsiTheme="majorHAnsi"/>
+      <w:rFonts w:asciiTheme="majorHAnsi" w:cstheme="majorBidi" w:hAnsiTheme="majorHAnsi" w:eastAsia="黑体"/>
       <w:i/>
       <w:iCs/>
       <w:color w:themeColor="text1" w:themeTint="BF" w:val="404040"/>
@@ -4071,7 +4419,7 @@
     <w:uiPriority w:val="9"/>
     <w:rsid w:val="00FC693F"/>
     <w:rPr>
-      <w:rFonts w:asciiTheme="majorHAnsi" w:cstheme="majorBidi" w:eastAsiaTheme="majorEastAsia" w:hAnsiTheme="majorHAnsi"/>
+      <w:rFonts w:asciiTheme="majorHAnsi" w:cstheme="majorBidi" w:hAnsiTheme="majorHAnsi" w:eastAsia="黑体"/>
       <w:b/>
       <w:bCs/>
       <w:color w:themeColor="accent1" w:themeShade="BF" w:val="365F91"/>
@@ -4086,7 +4434,7 @@
     <w:uiPriority w:val="9"/>
     <w:rsid w:val="00FC693F"/>
     <w:rPr>
-      <w:rFonts w:asciiTheme="majorHAnsi" w:cstheme="majorBidi" w:eastAsiaTheme="majorEastAsia" w:hAnsiTheme="majorHAnsi"/>
+      <w:rFonts w:asciiTheme="majorHAnsi" w:cstheme="majorBidi" w:hAnsiTheme="majorHAnsi" w:eastAsia="黑体"/>
       <w:b/>
       <w:bCs/>
       <w:color w:themeColor="accent1" w:val="4F81BD"/>
@@ -4101,7 +4449,7 @@
     <w:uiPriority w:val="9"/>
     <w:rsid w:val="00FC693F"/>
     <w:rPr>
-      <w:rFonts w:asciiTheme="majorHAnsi" w:cstheme="majorBidi" w:eastAsiaTheme="majorEastAsia" w:hAnsiTheme="majorHAnsi"/>
+      <w:rFonts w:asciiTheme="majorHAnsi" w:cstheme="majorBidi" w:hAnsiTheme="majorHAnsi" w:eastAsia="黑体"/>
       <w:b/>
       <w:bCs/>
       <w:color w:themeColor="accent1" w:val="4F81BD"/>
@@ -4124,7 +4472,7 @@
       <w:contextualSpacing/>
     </w:pPr>
     <w:rPr>
-      <w:rFonts w:ascii="Times New Roman" w:asciiTheme="majorHAnsi" w:cstheme="majorBidi" w:eastAsia="黑体" w:eastAsiaTheme="majorEastAsia" w:hAnsi="Times New Roman" w:hAnsiTheme="majorHAnsi"/>
+      <w:rFonts w:ascii="Times New Roman" w:asciiTheme="majorHAnsi" w:cstheme="majorBidi" w:eastAsia="黑体" w:hAnsi="Times New Roman" w:hAnsiTheme="majorHAnsi"/>
       <w:b/>
       <w:color w:val="1F3864"/>
       <w:spacing w:val="5"/>
@@ -4140,7 +4488,7 @@
     <w:uiPriority w:val="10"/>
     <w:rsid w:val="00FC693F"/>
     <w:rPr>
-      <w:rFonts w:asciiTheme="majorHAnsi" w:cstheme="majorBidi" w:eastAsiaTheme="majorEastAsia" w:hAnsiTheme="majorHAnsi"/>
+      <w:rFonts w:asciiTheme="majorHAnsi" w:cstheme="majorBidi" w:hAnsiTheme="majorHAnsi" w:eastAsia="黑体"/>
       <w:color w:themeColor="text2" w:themeShade="BF" w:val="17365D"/>
       <w:spacing w:val="5"/>
       <w:kern w:val="28"/>
@@ -4162,7 +4510,7 @@
       </w:numPr>
     </w:pPr>
     <w:rPr>
-      <w:rFonts w:asciiTheme="majorHAnsi" w:cstheme="majorBidi" w:eastAsiaTheme="majorEastAsia" w:hAnsiTheme="majorHAnsi"/>
+      <w:rFonts w:asciiTheme="majorHAnsi" w:cstheme="majorBidi" w:hAnsiTheme="majorHAnsi" w:eastAsia="黑体"/>
       <w:i/>
       <w:iCs/>
       <w:color w:themeColor="accent1" w:val="4F81BD"/>
@@ -4178,7 +4526,7 @@
     <w:uiPriority w:val="11"/>
     <w:rsid w:val="00FC693F"/>
     <w:rPr>
-      <w:rFonts w:asciiTheme="majorHAnsi" w:cstheme="majorBidi" w:eastAsiaTheme="majorEastAsia" w:hAnsiTheme="majorHAnsi"/>
+      <w:rFonts w:asciiTheme="majorHAnsi" w:cstheme="majorBidi" w:hAnsiTheme="majorHAnsi" w:eastAsia="黑体"/>
       <w:i/>
       <w:iCs/>
       <w:color w:themeColor="accent1" w:val="4F81BD"/>
@@ -4245,6 +4593,7 @@
       <w:spacing w:after="120"/>
     </w:pPr>
     <w:rPr>
+      <w:rFonts w:eastAsia="黑体"/>
       <w:sz w:val="16"/>
       <w:szCs w:val="16"/>
     </w:rPr>
@@ -4256,6 +4605,7 @@
     <w:uiPriority w:val="99"/>
     <w:rsid w:val="00AA1D8D"/>
     <w:rPr>
+      <w:rFonts w:eastAsia="黑体"/>
       <w:sz w:val="16"/>
       <w:szCs w:val="16"/>
     </w:rPr>
@@ -4425,7 +4775,7 @@
       </w:tabs>
     </w:pPr>
     <w:rPr>
-      <w:rFonts w:ascii="Courier" w:hAnsi="Courier"/>
+      <w:rFonts w:ascii="Courier" w:hAnsi="Courier" w:eastAsia="黑体"/>
       <w:sz w:val="20"/>
       <w:szCs w:val="20"/>
     </w:rPr>
@@ -4437,7 +4787,7 @@
     <w:uiPriority w:val="99"/>
     <w:rsid w:val="0029639D"/>
     <w:rPr>
-      <w:rFonts w:ascii="Courier" w:hAnsi="Courier"/>
+      <w:rFonts w:ascii="Courier" w:hAnsi="Courier" w:eastAsia="黑体"/>
       <w:sz w:val="20"/>
       <w:szCs w:val="20"/>
     </w:rPr>
@@ -4473,6 +4823,7 @@
     <w:uiPriority w:val="29"/>
     <w:rsid w:val="00FC693F"/>
     <w:rPr>
+      <w:rFonts w:eastAsia="黑体"/>
       <w:i/>
       <w:iCs/>
       <w:color w:themeColor="text1" w:val="000000"/>
@@ -4486,7 +4837,7 @@
     <w:semiHidden/>
     <w:rsid w:val="00FC693F"/>
     <w:rPr>
-      <w:rFonts w:asciiTheme="majorHAnsi" w:cstheme="majorBidi" w:eastAsiaTheme="majorEastAsia" w:hAnsiTheme="majorHAnsi"/>
+      <w:rFonts w:asciiTheme="majorHAnsi" w:cstheme="majorBidi" w:hAnsiTheme="majorHAnsi" w:eastAsia="黑体"/>
       <w:b/>
       <w:bCs/>
       <w:i/>
@@ -4502,7 +4853,7 @@
     <w:semiHidden/>
     <w:rsid w:val="00FC693F"/>
     <w:rPr>
-      <w:rFonts w:asciiTheme="majorHAnsi" w:cstheme="majorBidi" w:eastAsiaTheme="majorEastAsia" w:hAnsiTheme="majorHAnsi"/>
+      <w:rFonts w:asciiTheme="majorHAnsi" w:cstheme="majorBidi" w:hAnsiTheme="majorHAnsi" w:eastAsia="黑体"/>
       <w:color w:themeColor="accent1" w:themeShade="7F" w:val="243F60"/>
     </w:rPr>
   </w:style>
@@ -4514,7 +4865,7 @@
     <w:semiHidden/>
     <w:rsid w:val="00FC693F"/>
     <w:rPr>
-      <w:rFonts w:asciiTheme="majorHAnsi" w:cstheme="majorBidi" w:eastAsiaTheme="majorEastAsia" w:hAnsiTheme="majorHAnsi"/>
+      <w:rFonts w:asciiTheme="majorHAnsi" w:cstheme="majorBidi" w:hAnsiTheme="majorHAnsi" w:eastAsia="黑体"/>
       <w:i/>
       <w:iCs/>
       <w:color w:themeColor="accent1" w:themeShade="7F" w:val="243F60"/>
@@ -4528,7 +4879,7 @@
     <w:semiHidden/>
     <w:rsid w:val="00FC693F"/>
     <w:rPr>
-      <w:rFonts w:asciiTheme="majorHAnsi" w:cstheme="majorBidi" w:eastAsiaTheme="majorEastAsia" w:hAnsiTheme="majorHAnsi"/>
+      <w:rFonts w:asciiTheme="majorHAnsi" w:cstheme="majorBidi" w:hAnsiTheme="majorHAnsi" w:eastAsia="黑体"/>
       <w:i/>
       <w:iCs/>
       <w:color w:themeColor="text1" w:themeTint="BF" w:val="404040"/>
@@ -4542,7 +4893,7 @@
     <w:semiHidden/>
     <w:rsid w:val="00FC693F"/>
     <w:rPr>
-      <w:rFonts w:asciiTheme="majorHAnsi" w:cstheme="majorBidi" w:eastAsiaTheme="majorEastAsia" w:hAnsiTheme="majorHAnsi"/>
+      <w:rFonts w:asciiTheme="majorHAnsi" w:cstheme="majorBidi" w:hAnsiTheme="majorHAnsi" w:eastAsia="黑体"/>
       <w:color w:themeColor="accent1" w:val="4F81BD"/>
       <w:sz w:val="20"/>
       <w:szCs w:val="20"/>
@@ -4556,7 +4907,7 @@
     <w:semiHidden/>
     <w:rsid w:val="00FC693F"/>
     <w:rPr>
-      <w:rFonts w:asciiTheme="majorHAnsi" w:cstheme="majorBidi" w:eastAsiaTheme="majorEastAsia" w:hAnsiTheme="majorHAnsi"/>
+      <w:rFonts w:asciiTheme="majorHAnsi" w:cstheme="majorBidi" w:hAnsiTheme="majorHAnsi" w:eastAsia="黑体"/>
       <w:i/>
       <w:iCs/>
       <w:color w:themeColor="text1" w:themeTint="BF" w:val="404040"/>
@@ -4577,6 +4928,7 @@
       <w:spacing w:line="240" w:lineRule="auto"/>
     </w:pPr>
     <w:rPr>
+      <w:rFonts w:eastAsia="黑体"/>
       <w:b/>
       <w:bCs/>
       <w:color w:themeColor="accent1" w:val="4F81BD"/>
@@ -4591,6 +4943,7 @@
     <w:qFormat/>
     <w:rsid w:val="00FC693F"/>
     <w:rPr>
+      <w:rFonts w:eastAsia="黑体"/>
       <w:b/>
       <w:bCs/>
     </w:rPr>
@@ -4602,6 +4955,7 @@
     <w:qFormat/>
     <w:rsid w:val="00FC693F"/>
     <w:rPr>
+      <w:rFonts w:eastAsia="黑体"/>
       <w:i/>
       <w:iCs/>
     </w:rPr>
@@ -4622,6 +4976,7 @@
       <w:ind w:left="936" w:right="936"/>
     </w:pPr>
     <w:rPr>
+      <w:rFonts w:eastAsia="黑体"/>
       <w:b/>
       <w:bCs/>
       <w:i/>
@@ -4636,6 +4991,7 @@
     <w:uiPriority w:val="30"/>
     <w:rsid w:val="00FC693F"/>
     <w:rPr>
+      <w:rFonts w:eastAsia="黑体"/>
       <w:b/>
       <w:bCs/>
       <w:i/>
@@ -4650,6 +5006,7 @@
     <w:qFormat/>
     <w:rsid w:val="00FC693F"/>
     <w:rPr>
+      <w:rFonts w:eastAsia="黑体"/>
       <w:i/>
       <w:iCs/>
       <w:color w:themeColor="text1" w:themeTint="7F" w:val="808080"/>
@@ -4662,6 +5019,7 @@
     <w:qFormat/>
     <w:rsid w:val="00FC693F"/>
     <w:rPr>
+      <w:rFonts w:eastAsia="黑体"/>
       <w:b/>
       <w:bCs/>
       <w:i/>
@@ -4676,6 +5034,7 @@
     <w:qFormat/>
     <w:rsid w:val="00FC693F"/>
     <w:rPr>
+      <w:rFonts w:eastAsia="黑体"/>
       <w:smallCaps/>
       <w:color w:themeColor="accent2" w:val="C0504D"/>
       <w:u w:val="single"/>
@@ -4688,6 +5047,7 @@
     <w:qFormat/>
     <w:rsid w:val="00FC693F"/>
     <w:rPr>
+      <w:rFonts w:eastAsia="黑体"/>
       <w:b/>
       <w:bCs/>
       <w:smallCaps/>
@@ -4703,6 +5063,7 @@
     <w:qFormat/>
     <w:rsid w:val="00FC693F"/>
     <w:rPr>
+      <w:rFonts w:eastAsia="黑体"/>
       <w:b/>
       <w:bCs/>
       <w:smallCaps/>
@@ -4757,6 +5118,7 @@
       <w:spacing w:after="0" w:line="240" w:lineRule="auto"/>
     </w:pPr>
     <w:rPr>
+      <w:rFonts w:eastAsia="黑体"/>
       <w:color w:themeColor="text1" w:themeShade="BF" w:val="000000"/>
     </w:rPr>
     <w:tblPr>
@@ -4779,6 +5141,7 @@
         <w:spacing w:after="0" w:before="0" w:line="240" w:lineRule="auto"/>
       </w:pPr>
       <w:rPr>
+        <w:rFonts w:eastAsia="黑体"/>
         <w:b/>
         <w:bCs/>
       </w:rPr>
@@ -4799,6 +5162,7 @@
         <w:spacing w:after="0" w:before="0" w:line="240" w:lineRule="auto"/>
       </w:pPr>
       <w:rPr>
+        <w:rFonts w:eastAsia="黑体"/>
         <w:b/>
         <w:bCs/>
       </w:rPr>
@@ -4816,12 +5180,14 @@
     </w:tblStylePr>
     <w:tblStylePr w:type="firstCol">
       <w:rPr>
+        <w:rFonts w:eastAsia="黑体"/>
         <w:b/>
         <w:bCs/>
       </w:rPr>
     </w:tblStylePr>
     <w:tblStylePr w:type="lastCol">
       <w:rPr>
+        <w:rFonts w:eastAsia="黑体"/>
         <w:b/>
         <w:bCs/>
       </w:rPr>
@@ -4860,6 +5226,7 @@
       <w:spacing w:after="0" w:line="240" w:lineRule="auto"/>
     </w:pPr>
     <w:rPr>
+      <w:rFonts w:eastAsia="黑体"/>
       <w:color w:themeColor="accent1" w:themeShade="BF" w:val="365F91"/>
     </w:rPr>
     <w:tblPr>
@@ -4882,6 +5249,7 @@
         <w:spacing w:after="0" w:before="0" w:line="240" w:lineRule="auto"/>
       </w:pPr>
       <w:rPr>
+        <w:rFonts w:eastAsia="黑体"/>
         <w:b/>
         <w:bCs/>
       </w:rPr>
@@ -4902,6 +5270,7 @@
         <w:spacing w:after="0" w:before="0" w:line="240" w:lineRule="auto"/>
       </w:pPr>
       <w:rPr>
+        <w:rFonts w:eastAsia="黑体"/>
         <w:b/>
         <w:bCs/>
       </w:rPr>
@@ -4919,12 +5288,14 @@
     </w:tblStylePr>
     <w:tblStylePr w:type="firstCol">
       <w:rPr>
+        <w:rFonts w:eastAsia="黑体"/>
         <w:b/>
         <w:bCs/>
       </w:rPr>
     </w:tblStylePr>
     <w:tblStylePr w:type="lastCol">
       <w:rPr>
+        <w:rFonts w:eastAsia="黑体"/>
         <w:b/>
         <w:bCs/>
       </w:rPr>
@@ -4963,6 +5334,7 @@
       <w:spacing w:after="0" w:line="240" w:lineRule="auto"/>
     </w:pPr>
     <w:rPr>
+      <w:rFonts w:eastAsia="黑体"/>
       <w:color w:themeColor="accent2" w:themeShade="BF" w:val="943634"/>
     </w:rPr>
     <w:tblPr>
@@ -4985,6 +5357,7 @@
         <w:spacing w:after="0" w:before="0" w:line="240" w:lineRule="auto"/>
       </w:pPr>
       <w:rPr>
+        <w:rFonts w:eastAsia="黑体"/>
         <w:b/>
         <w:bCs/>
       </w:rPr>
@@ -5005,6 +5378,7 @@
         <w:spacing w:after="0" w:before="0" w:line="240" w:lineRule="auto"/>
       </w:pPr>
       <w:rPr>
+        <w:rFonts w:eastAsia="黑体"/>
         <w:b/>
         <w:bCs/>
       </w:rPr>
@@ -5022,12 +5396,14 @@
     </w:tblStylePr>
     <w:tblStylePr w:type="firstCol">
       <w:rPr>
+        <w:rFonts w:eastAsia="黑体"/>
         <w:b/>
         <w:bCs/>
       </w:rPr>
     </w:tblStylePr>
     <w:tblStylePr w:type="lastCol">
       <w:rPr>
+        <w:rFonts w:eastAsia="黑体"/>
         <w:b/>
         <w:bCs/>
       </w:rPr>
@@ -5066,6 +5442,7 @@
       <w:spacing w:after="0" w:line="240" w:lineRule="auto"/>
     </w:pPr>
     <w:rPr>
+      <w:rFonts w:eastAsia="黑体"/>
       <w:color w:themeColor="accent3" w:themeShade="BF" w:val="76923C"/>
     </w:rPr>
     <w:tblPr>
@@ -5088,6 +5465,7 @@
         <w:spacing w:after="0" w:before="0" w:line="240" w:lineRule="auto"/>
       </w:pPr>
       <w:rPr>
+        <w:rFonts w:eastAsia="黑体"/>
         <w:b/>
         <w:bCs/>
       </w:rPr>
@@ -5108,6 +5486,7 @@
         <w:spacing w:after="0" w:before="0" w:line="240" w:lineRule="auto"/>
       </w:pPr>
       <w:rPr>
+        <w:rFonts w:eastAsia="黑体"/>
         <w:b/>
         <w:bCs/>
       </w:rPr>
@@ -5125,12 +5504,14 @@
     </w:tblStylePr>
     <w:tblStylePr w:type="firstCol">
       <w:rPr>
+        <w:rFonts w:eastAsia="黑体"/>
         <w:b/>
         <w:bCs/>
       </w:rPr>
     </w:tblStylePr>
     <w:tblStylePr w:type="lastCol">
       <w:rPr>
+        <w:rFonts w:eastAsia="黑体"/>
         <w:b/>
         <w:bCs/>
       </w:rPr>
@@ -5169,6 +5550,7 @@
       <w:spacing w:after="0" w:line="240" w:lineRule="auto"/>
     </w:pPr>
     <w:rPr>
+      <w:rFonts w:eastAsia="黑体"/>
       <w:color w:themeColor="accent4" w:themeShade="BF" w:val="5F497A"/>
     </w:rPr>
     <w:tblPr>
@@ -5191,6 +5573,7 @@
         <w:spacing w:after="0" w:before="0" w:line="240" w:lineRule="auto"/>
       </w:pPr>
       <w:rPr>
+        <w:rFonts w:eastAsia="黑体"/>
         <w:b/>
         <w:bCs/>
       </w:rPr>
@@ -5211,6 +5594,7 @@
         <w:spacing w:after="0" w:before="0" w:line="240" w:lineRule="auto"/>
       </w:pPr>
       <w:rPr>
+        <w:rFonts w:eastAsia="黑体"/>
         <w:b/>
         <w:bCs/>
       </w:rPr>
@@ -5228,12 +5612,14 @@
     </w:tblStylePr>
     <w:tblStylePr w:type="firstCol">
       <w:rPr>
+        <w:rFonts w:eastAsia="黑体"/>
         <w:b/>
         <w:bCs/>
       </w:rPr>
     </w:tblStylePr>
     <w:tblStylePr w:type="lastCol">
       <w:rPr>
+        <w:rFonts w:eastAsia="黑体"/>
         <w:b/>
         <w:bCs/>
       </w:rPr>
@@ -5272,6 +5658,7 @@
       <w:spacing w:after="0" w:line="240" w:lineRule="auto"/>
     </w:pPr>
     <w:rPr>
+      <w:rFonts w:eastAsia="黑体"/>
       <w:color w:themeColor="accent5" w:themeShade="BF" w:val="31849B"/>
     </w:rPr>
     <w:tblPr>
@@ -5294,6 +5681,7 @@
         <w:spacing w:after="0" w:before="0" w:line="240" w:lineRule="auto"/>
       </w:pPr>
       <w:rPr>
+        <w:rFonts w:eastAsia="黑体"/>
         <w:b/>
         <w:bCs/>
       </w:rPr>
@@ -5314,6 +5702,7 @@
         <w:spacing w:after="0" w:before="0" w:line="240" w:lineRule="auto"/>
       </w:pPr>
       <w:rPr>
+        <w:rFonts w:eastAsia="黑体"/>
         <w:b/>
         <w:bCs/>
       </w:rPr>
@@ -5331,12 +5720,14 @@
     </w:tblStylePr>
     <w:tblStylePr w:type="firstCol">
       <w:rPr>
+        <w:rFonts w:eastAsia="黑体"/>
         <w:b/>
         <w:bCs/>
       </w:rPr>
     </w:tblStylePr>
     <w:tblStylePr w:type="lastCol">
       <w:rPr>
+        <w:rFonts w:eastAsia="黑体"/>
         <w:b/>
         <w:bCs/>
       </w:rPr>
@@ -5375,6 +5766,7 @@
       <w:spacing w:after="0" w:line="240" w:lineRule="auto"/>
     </w:pPr>
     <w:rPr>
+      <w:rFonts w:eastAsia="黑体"/>
       <w:color w:themeColor="accent6" w:themeShade="BF" w:val="E36C0A"/>
     </w:rPr>
     <w:tblPr>
@@ -5397,6 +5789,7 @@
         <w:spacing w:after="0" w:before="0" w:line="240" w:lineRule="auto"/>
       </w:pPr>
       <w:rPr>
+        <w:rFonts w:eastAsia="黑体"/>
         <w:b/>
         <w:bCs/>
       </w:rPr>
@@ -5417,6 +5810,7 @@
         <w:spacing w:after="0" w:before="0" w:line="240" w:lineRule="auto"/>
       </w:pPr>
       <w:rPr>
+        <w:rFonts w:eastAsia="黑体"/>
         <w:b/>
         <w:bCs/>
       </w:rPr>
@@ -5434,12 +5828,14 @@
     </w:tblStylePr>
     <w:tblStylePr w:type="firstCol">
       <w:rPr>
+        <w:rFonts w:eastAsia="黑体"/>
         <w:b/>
         <w:bCs/>
       </w:rPr>
     </w:tblStylePr>
     <w:tblStylePr w:type="lastCol">
       <w:rPr>
+        <w:rFonts w:eastAsia="黑体"/>
         <w:b/>
         <w:bCs/>
       </w:rPr>
@@ -5499,6 +5895,7 @@
         <w:spacing w:after="0" w:before="0" w:line="240" w:lineRule="auto"/>
       </w:pPr>
       <w:rPr>
+        <w:rFonts w:eastAsia="黑体"/>
         <w:b/>
         <w:bCs/>
         <w:color w:themeColor="background1" w:val="FFFFFF"/>
@@ -5513,6 +5910,7 @@
         <w:spacing w:after="0" w:before="0" w:line="240" w:lineRule="auto"/>
       </w:pPr>
       <w:rPr>
+        <w:rFonts w:eastAsia="黑体"/>
         <w:b/>
         <w:bCs/>
       </w:rPr>
@@ -5528,12 +5926,14 @@
     </w:tblStylePr>
     <w:tblStylePr w:type="firstCol">
       <w:rPr>
+        <w:rFonts w:eastAsia="黑体"/>
         <w:b/>
         <w:bCs/>
       </w:rPr>
     </w:tblStylePr>
     <w:tblStylePr w:type="lastCol">
       <w:rPr>
+        <w:rFonts w:eastAsia="黑体"/>
         <w:b/>
         <w:bCs/>
       </w:rPr>
@@ -5591,6 +5991,7 @@
         <w:spacing w:after="0" w:before="0" w:line="240" w:lineRule="auto"/>
       </w:pPr>
       <w:rPr>
+        <w:rFonts w:eastAsia="黑体"/>
         <w:b/>
         <w:bCs/>
         <w:color w:themeColor="background1" w:val="FFFFFF"/>
@@ -5605,6 +6006,7 @@
         <w:spacing w:after="0" w:before="0" w:line="240" w:lineRule="auto"/>
       </w:pPr>
       <w:rPr>
+        <w:rFonts w:eastAsia="黑体"/>
         <w:b/>
         <w:bCs/>
       </w:rPr>
@@ -5620,12 +6022,14 @@
     </w:tblStylePr>
     <w:tblStylePr w:type="firstCol">
       <w:rPr>
+        <w:rFonts w:eastAsia="黑体"/>
         <w:b/>
         <w:bCs/>
       </w:rPr>
     </w:tblStylePr>
     <w:tblStylePr w:type="lastCol">
       <w:rPr>
+        <w:rFonts w:eastAsia="黑体"/>
         <w:b/>
         <w:bCs/>
       </w:rPr>
@@ -5683,6 +6087,7 @@
         <w:spacing w:after="0" w:before="0" w:line="240" w:lineRule="auto"/>
       </w:pPr>
       <w:rPr>
+        <w:rFonts w:eastAsia="黑体"/>
         <w:b/>
         <w:bCs/>
         <w:color w:themeColor="background1" w:val="FFFFFF"/>
@@ -5697,6 +6102,7 @@
         <w:spacing w:after="0" w:before="0" w:line="240" w:lineRule="auto"/>
       </w:pPr>
       <w:rPr>
+        <w:rFonts w:eastAsia="黑体"/>
         <w:b/>
         <w:bCs/>
       </w:rPr>
@@ -5712,12 +6118,14 @@
     </w:tblStylePr>
     <w:tblStylePr w:type="firstCol">
       <w:rPr>
+        <w:rFonts w:eastAsia="黑体"/>
         <w:b/>
         <w:bCs/>
       </w:rPr>
     </w:tblStylePr>
     <w:tblStylePr w:type="lastCol">
       <w:rPr>
+        <w:rFonts w:eastAsia="黑体"/>
         <w:b/>
         <w:bCs/>
       </w:rPr>
@@ -5775,6 +6183,7 @@
         <w:spacing w:after="0" w:before="0" w:line="240" w:lineRule="auto"/>
       </w:pPr>
       <w:rPr>
+        <w:rFonts w:eastAsia="黑体"/>
         <w:b/>
         <w:bCs/>
         <w:color w:themeColor="background1" w:val="FFFFFF"/>
@@ -5789,6 +6198,7 @@
         <w:spacing w:after="0" w:before="0" w:line="240" w:lineRule="auto"/>
       </w:pPr>
       <w:rPr>
+        <w:rFonts w:eastAsia="黑体"/>
         <w:b/>
         <w:bCs/>
       </w:rPr>
@@ -5804,12 +6214,14 @@
     </w:tblStylePr>
     <w:tblStylePr w:type="firstCol">
       <w:rPr>
+        <w:rFonts w:eastAsia="黑体"/>
         <w:b/>
         <w:bCs/>
       </w:rPr>
     </w:tblStylePr>
     <w:tblStylePr w:type="lastCol">
       <w:rPr>
+        <w:rFonts w:eastAsia="黑体"/>
         <w:b/>
         <w:bCs/>
       </w:rPr>
@@ -5867,6 +6279,7 @@
         <w:spacing w:after="0" w:before="0" w:line="240" w:lineRule="auto"/>
       </w:pPr>
       <w:rPr>
+        <w:rFonts w:eastAsia="黑体"/>
         <w:b/>
         <w:bCs/>
         <w:color w:themeColor="background1" w:val="FFFFFF"/>
@@ -5881,6 +6294,7 @@
         <w:spacing w:after="0" w:before="0" w:line="240" w:lineRule="auto"/>
       </w:pPr>
       <w:rPr>
+        <w:rFonts w:eastAsia="黑体"/>
         <w:b/>
         <w:bCs/>
       </w:rPr>
@@ -5896,12 +6310,14 @@
     </w:tblStylePr>
     <w:tblStylePr w:type="firstCol">
       <w:rPr>
+        <w:rFonts w:eastAsia="黑体"/>
         <w:b/>
         <w:bCs/>
       </w:rPr>
     </w:tblStylePr>
     <w:tblStylePr w:type="lastCol">
       <w:rPr>
+        <w:rFonts w:eastAsia="黑体"/>
         <w:b/>
         <w:bCs/>
       </w:rPr>
@@ -5959,6 +6375,7 @@
         <w:spacing w:after="0" w:before="0" w:line="240" w:lineRule="auto"/>
       </w:pPr>
       <w:rPr>
+        <w:rFonts w:eastAsia="黑体"/>
         <w:b/>
         <w:bCs/>
         <w:color w:themeColor="background1" w:val="FFFFFF"/>
@@ -5973,6 +6390,7 @@
         <w:spacing w:after="0" w:before="0" w:line="240" w:lineRule="auto"/>
       </w:pPr>
       <w:rPr>
+        <w:rFonts w:eastAsia="黑体"/>
         <w:b/>
         <w:bCs/>
       </w:rPr>
@@ -5988,12 +6406,14 @@
     </w:tblStylePr>
     <w:tblStylePr w:type="firstCol">
       <w:rPr>
+        <w:rFonts w:eastAsia="黑体"/>
         <w:b/>
         <w:bCs/>
       </w:rPr>
     </w:tblStylePr>
     <w:tblStylePr w:type="lastCol">
       <w:rPr>
+        <w:rFonts w:eastAsia="黑体"/>
         <w:b/>
         <w:bCs/>
       </w:rPr>
@@ -6051,6 +6471,7 @@
         <w:spacing w:after="0" w:before="0" w:line="240" w:lineRule="auto"/>
       </w:pPr>
       <w:rPr>
+        <w:rFonts w:eastAsia="黑体"/>
         <w:b/>
         <w:bCs/>
         <w:color w:themeColor="background1" w:val="FFFFFF"/>
@@ -6065,6 +6486,7 @@
         <w:spacing w:after="0" w:before="0" w:line="240" w:lineRule="auto"/>
       </w:pPr>
       <w:rPr>
+        <w:rFonts w:eastAsia="黑体"/>
         <w:b/>
         <w:bCs/>
       </w:rPr>
@@ -6080,12 +6502,14 @@
     </w:tblStylePr>
     <w:tblStylePr w:type="firstCol">
       <w:rPr>
+        <w:rFonts w:eastAsia="黑体"/>
         <w:b/>
         <w:bCs/>
       </w:rPr>
     </w:tblStylePr>
     <w:tblStylePr w:type="lastCol">
       <w:rPr>
+        <w:rFonts w:eastAsia="黑体"/>
         <w:b/>
         <w:bCs/>
       </w:rPr>
@@ -6145,7 +6569,7 @@
         <w:spacing w:after="0" w:before="0" w:line="240" w:lineRule="auto"/>
       </w:pPr>
       <w:rPr>
-        <w:rFonts w:asciiTheme="majorHAnsi" w:cstheme="majorBidi" w:eastAsiaTheme="majorEastAsia" w:hAnsiTheme="majorHAnsi"/>
+        <w:rFonts w:asciiTheme="majorHAnsi" w:cstheme="majorBidi" w:hAnsiTheme="majorHAnsi" w:eastAsia="黑体"/>
         <w:b/>
         <w:bCs/>
       </w:rPr>
@@ -6166,7 +6590,7 @@
         <w:spacing w:after="0" w:before="0" w:line="240" w:lineRule="auto"/>
       </w:pPr>
       <w:rPr>
-        <w:rFonts w:asciiTheme="majorHAnsi" w:cstheme="majorBidi" w:eastAsiaTheme="majorEastAsia" w:hAnsiTheme="majorHAnsi"/>
+        <w:rFonts w:asciiTheme="majorHAnsi" w:cstheme="majorBidi" w:hAnsiTheme="majorHAnsi" w:eastAsia="黑体"/>
         <w:b/>
         <w:bCs/>
       </w:rPr>
@@ -6184,14 +6608,14 @@
     </w:tblStylePr>
     <w:tblStylePr w:type="firstCol">
       <w:rPr>
-        <w:rFonts w:asciiTheme="majorHAnsi" w:cstheme="majorBidi" w:eastAsiaTheme="majorEastAsia" w:hAnsiTheme="majorHAnsi"/>
+        <w:rFonts w:asciiTheme="majorHAnsi" w:cstheme="majorBidi" w:hAnsiTheme="majorHAnsi" w:eastAsia="黑体"/>
         <w:b/>
         <w:bCs/>
       </w:rPr>
     </w:tblStylePr>
     <w:tblStylePr w:type="lastCol">
       <w:rPr>
-        <w:rFonts w:asciiTheme="majorHAnsi" w:cstheme="majorBidi" w:eastAsiaTheme="majorEastAsia" w:hAnsiTheme="majorHAnsi"/>
+        <w:rFonts w:asciiTheme="majorHAnsi" w:cstheme="majorBidi" w:hAnsiTheme="majorHAnsi" w:eastAsia="黑体"/>
         <w:b/>
         <w:bCs/>
       </w:rPr>
@@ -6275,7 +6699,7 @@
         <w:spacing w:after="0" w:before="0" w:line="240" w:lineRule="auto"/>
       </w:pPr>
       <w:rPr>
-        <w:rFonts w:asciiTheme="majorHAnsi" w:cstheme="majorBidi" w:eastAsiaTheme="majorEastAsia" w:hAnsiTheme="majorHAnsi"/>
+        <w:rFonts w:asciiTheme="majorHAnsi" w:cstheme="majorBidi" w:hAnsiTheme="majorHAnsi" w:eastAsia="黑体"/>
         <w:b/>
         <w:bCs/>
       </w:rPr>
@@ -6296,7 +6720,7 @@
         <w:spacing w:after="0" w:before="0" w:line="240" w:lineRule="auto"/>
       </w:pPr>
       <w:rPr>
-        <w:rFonts w:asciiTheme="majorHAnsi" w:cstheme="majorBidi" w:eastAsiaTheme="majorEastAsia" w:hAnsiTheme="majorHAnsi"/>
+        <w:rFonts w:asciiTheme="majorHAnsi" w:cstheme="majorBidi" w:hAnsiTheme="majorHAnsi" w:eastAsia="黑体"/>
         <w:b/>
         <w:bCs/>
       </w:rPr>
@@ -6314,14 +6738,14 @@
     </w:tblStylePr>
     <w:tblStylePr w:type="firstCol">
       <w:rPr>
-        <w:rFonts w:asciiTheme="majorHAnsi" w:cstheme="majorBidi" w:eastAsiaTheme="majorEastAsia" w:hAnsiTheme="majorHAnsi"/>
+        <w:rFonts w:asciiTheme="majorHAnsi" w:cstheme="majorBidi" w:hAnsiTheme="majorHAnsi" w:eastAsia="黑体"/>
         <w:b/>
         <w:bCs/>
       </w:rPr>
     </w:tblStylePr>
     <w:tblStylePr w:type="lastCol">
       <w:rPr>
-        <w:rFonts w:asciiTheme="majorHAnsi" w:cstheme="majorBidi" w:eastAsiaTheme="majorEastAsia" w:hAnsiTheme="majorHAnsi"/>
+        <w:rFonts w:asciiTheme="majorHAnsi" w:cstheme="majorBidi" w:hAnsiTheme="majorHAnsi" w:eastAsia="黑体"/>
         <w:b/>
         <w:bCs/>
       </w:rPr>
@@ -6405,7 +6829,7 @@
         <w:spacing w:after="0" w:before="0" w:line="240" w:lineRule="auto"/>
       </w:pPr>
       <w:rPr>
-        <w:rFonts w:asciiTheme="majorHAnsi" w:cstheme="majorBidi" w:eastAsiaTheme="majorEastAsia" w:hAnsiTheme="majorHAnsi"/>
+        <w:rFonts w:asciiTheme="majorHAnsi" w:cstheme="majorBidi" w:hAnsiTheme="majorHAnsi" w:eastAsia="黑体"/>
         <w:b/>
         <w:bCs/>
       </w:rPr>
@@ -6426,7 +6850,7 @@
         <w:spacing w:after="0" w:before="0" w:line="240" w:lineRule="auto"/>
       </w:pPr>
       <w:rPr>
-        <w:rFonts w:asciiTheme="majorHAnsi" w:cstheme="majorBidi" w:eastAsiaTheme="majorEastAsia" w:hAnsiTheme="majorHAnsi"/>
+        <w:rFonts w:asciiTheme="majorHAnsi" w:cstheme="majorBidi" w:hAnsiTheme="majorHAnsi" w:eastAsia="黑体"/>
         <w:b/>
         <w:bCs/>
       </w:rPr>
@@ -6444,14 +6868,14 @@
     </w:tblStylePr>
     <w:tblStylePr w:type="firstCol">
       <w:rPr>
-        <w:rFonts w:asciiTheme="majorHAnsi" w:cstheme="majorBidi" w:eastAsiaTheme="majorEastAsia" w:hAnsiTheme="majorHAnsi"/>
+        <w:rFonts w:asciiTheme="majorHAnsi" w:cstheme="majorBidi" w:hAnsiTheme="majorHAnsi" w:eastAsia="黑体"/>
         <w:b/>
         <w:bCs/>
       </w:rPr>
     </w:tblStylePr>
     <w:tblStylePr w:type="lastCol">
       <w:rPr>
-        <w:rFonts w:asciiTheme="majorHAnsi" w:cstheme="majorBidi" w:eastAsiaTheme="majorEastAsia" w:hAnsiTheme="majorHAnsi"/>
+        <w:rFonts w:asciiTheme="majorHAnsi" w:cstheme="majorBidi" w:hAnsiTheme="majorHAnsi" w:eastAsia="黑体"/>
         <w:b/>
         <w:bCs/>
       </w:rPr>
@@ -6535,7 +6959,7 @@
         <w:spacing w:after="0" w:before="0" w:line="240" w:lineRule="auto"/>
       </w:pPr>
       <w:rPr>
-        <w:rFonts w:asciiTheme="majorHAnsi" w:cstheme="majorBidi" w:eastAsiaTheme="majorEastAsia" w:hAnsiTheme="majorHAnsi"/>
+        <w:rFonts w:asciiTheme="majorHAnsi" w:cstheme="majorBidi" w:hAnsiTheme="majorHAnsi" w:eastAsia="黑体"/>
         <w:b/>
         <w:bCs/>
       </w:rPr>
@@ -6556,7 +6980,7 @@
         <w:spacing w:after="0" w:before="0" w:line="240" w:lineRule="auto"/>
       </w:pPr>
       <w:rPr>
-        <w:rFonts w:asciiTheme="majorHAnsi" w:cstheme="majorBidi" w:eastAsiaTheme="majorEastAsia" w:hAnsiTheme="majorHAnsi"/>
+        <w:rFonts w:asciiTheme="majorHAnsi" w:cstheme="majorBidi" w:hAnsiTheme="majorHAnsi" w:eastAsia="黑体"/>
         <w:b/>
         <w:bCs/>
       </w:rPr>
@@ -6574,14 +6998,14 @@
     </w:tblStylePr>
     <w:tblStylePr w:type="firstCol">
       <w:rPr>
-        <w:rFonts w:asciiTheme="majorHAnsi" w:cstheme="majorBidi" w:eastAsiaTheme="majorEastAsia" w:hAnsiTheme="majorHAnsi"/>
+        <w:rFonts w:asciiTheme="majorHAnsi" w:cstheme="majorBidi" w:hAnsiTheme="majorHAnsi" w:eastAsia="黑体"/>
         <w:b/>
         <w:bCs/>
       </w:rPr>
     </w:tblStylePr>
     <w:tblStylePr w:type="lastCol">
       <w:rPr>
-        <w:rFonts w:asciiTheme="majorHAnsi" w:cstheme="majorBidi" w:eastAsiaTheme="majorEastAsia" w:hAnsiTheme="majorHAnsi"/>
+        <w:rFonts w:asciiTheme="majorHAnsi" w:cstheme="majorBidi" w:hAnsiTheme="majorHAnsi" w:eastAsia="黑体"/>
         <w:b/>
         <w:bCs/>
       </w:rPr>
@@ -6665,7 +7089,7 @@
         <w:spacing w:after="0" w:before="0" w:line="240" w:lineRule="auto"/>
       </w:pPr>
       <w:rPr>
-        <w:rFonts w:asciiTheme="majorHAnsi" w:cstheme="majorBidi" w:eastAsiaTheme="majorEastAsia" w:hAnsiTheme="majorHAnsi"/>
+        <w:rFonts w:asciiTheme="majorHAnsi" w:cstheme="majorBidi" w:hAnsiTheme="majorHAnsi" w:eastAsia="黑体"/>
         <w:b/>
         <w:bCs/>
       </w:rPr>
@@ -6686,7 +7110,7 @@
         <w:spacing w:after="0" w:before="0" w:line="240" w:lineRule="auto"/>
       </w:pPr>
       <w:rPr>
-        <w:rFonts w:asciiTheme="majorHAnsi" w:cstheme="majorBidi" w:eastAsiaTheme="majorEastAsia" w:hAnsiTheme="majorHAnsi"/>
+        <w:rFonts w:asciiTheme="majorHAnsi" w:cstheme="majorBidi" w:hAnsiTheme="majorHAnsi" w:eastAsia="黑体"/>
         <w:b/>
         <w:bCs/>
       </w:rPr>
@@ -6704,14 +7128,14 @@
     </w:tblStylePr>
     <w:tblStylePr w:type="firstCol">
       <w:rPr>
-        <w:rFonts w:asciiTheme="majorHAnsi" w:cstheme="majorBidi" w:eastAsiaTheme="majorEastAsia" w:hAnsiTheme="majorHAnsi"/>
+        <w:rFonts w:asciiTheme="majorHAnsi" w:cstheme="majorBidi" w:hAnsiTheme="majorHAnsi" w:eastAsia="黑体"/>
         <w:b/>
         <w:bCs/>
       </w:rPr>
     </w:tblStylePr>
     <w:tblStylePr w:type="lastCol">
       <w:rPr>
-        <w:rFonts w:asciiTheme="majorHAnsi" w:cstheme="majorBidi" w:eastAsiaTheme="majorEastAsia" w:hAnsiTheme="majorHAnsi"/>
+        <w:rFonts w:asciiTheme="majorHAnsi" w:cstheme="majorBidi" w:hAnsiTheme="majorHAnsi" w:eastAsia="黑体"/>
         <w:b/>
         <w:bCs/>
       </w:rPr>
@@ -6795,7 +7219,7 @@
         <w:spacing w:after="0" w:before="0" w:line="240" w:lineRule="auto"/>
       </w:pPr>
       <w:rPr>
-        <w:rFonts w:asciiTheme="majorHAnsi" w:cstheme="majorBidi" w:eastAsiaTheme="majorEastAsia" w:hAnsiTheme="majorHAnsi"/>
+        <w:rFonts w:asciiTheme="majorHAnsi" w:cstheme="majorBidi" w:hAnsiTheme="majorHAnsi" w:eastAsia="黑体"/>
         <w:b/>
         <w:bCs/>
       </w:rPr>
@@ -6816,7 +7240,7 @@
         <w:spacing w:after="0" w:before="0" w:line="240" w:lineRule="auto"/>
       </w:pPr>
       <w:rPr>
-        <w:rFonts w:asciiTheme="majorHAnsi" w:cstheme="majorBidi" w:eastAsiaTheme="majorEastAsia" w:hAnsiTheme="majorHAnsi"/>
+        <w:rFonts w:asciiTheme="majorHAnsi" w:cstheme="majorBidi" w:hAnsiTheme="majorHAnsi" w:eastAsia="黑体"/>
         <w:b/>
         <w:bCs/>
       </w:rPr>
@@ -6834,14 +7258,14 @@
     </w:tblStylePr>
     <w:tblStylePr w:type="firstCol">
       <w:rPr>
-        <w:rFonts w:asciiTheme="majorHAnsi" w:cstheme="majorBidi" w:eastAsiaTheme="majorEastAsia" w:hAnsiTheme="majorHAnsi"/>
+        <w:rFonts w:asciiTheme="majorHAnsi" w:cstheme="majorBidi" w:hAnsiTheme="majorHAnsi" w:eastAsia="黑体"/>
         <w:b/>
         <w:bCs/>
       </w:rPr>
     </w:tblStylePr>
     <w:tblStylePr w:type="lastCol">
       <w:rPr>
-        <w:rFonts w:asciiTheme="majorHAnsi" w:cstheme="majorBidi" w:eastAsiaTheme="majorEastAsia" w:hAnsiTheme="majorHAnsi"/>
+        <w:rFonts w:asciiTheme="majorHAnsi" w:cstheme="majorBidi" w:hAnsiTheme="majorHAnsi" w:eastAsia="黑体"/>
         <w:b/>
         <w:bCs/>
       </w:rPr>
@@ -6925,7 +7349,7 @@
         <w:spacing w:after="0" w:before="0" w:line="240" w:lineRule="auto"/>
       </w:pPr>
       <w:rPr>
-        <w:rFonts w:asciiTheme="majorHAnsi" w:cstheme="majorBidi" w:eastAsiaTheme="majorEastAsia" w:hAnsiTheme="majorHAnsi"/>
+        <w:rFonts w:asciiTheme="majorHAnsi" w:cstheme="majorBidi" w:hAnsiTheme="majorHAnsi" w:eastAsia="黑体"/>
         <w:b/>
         <w:bCs/>
       </w:rPr>
@@ -6946,7 +7370,7 @@
         <w:spacing w:after="0" w:before="0" w:line="240" w:lineRule="auto"/>
       </w:pPr>
       <w:rPr>
-        <w:rFonts w:asciiTheme="majorHAnsi" w:cstheme="majorBidi" w:eastAsiaTheme="majorEastAsia" w:hAnsiTheme="majorHAnsi"/>
+        <w:rFonts w:asciiTheme="majorHAnsi" w:cstheme="majorBidi" w:hAnsiTheme="majorHAnsi" w:eastAsia="黑体"/>
         <w:b/>
         <w:bCs/>
       </w:rPr>
@@ -6964,14 +7388,14 @@
     </w:tblStylePr>
     <w:tblStylePr w:type="firstCol">
       <w:rPr>
-        <w:rFonts w:asciiTheme="majorHAnsi" w:cstheme="majorBidi" w:eastAsiaTheme="majorEastAsia" w:hAnsiTheme="majorHAnsi"/>
+        <w:rFonts w:asciiTheme="majorHAnsi" w:cstheme="majorBidi" w:hAnsiTheme="majorHAnsi" w:eastAsia="黑体"/>
         <w:b/>
         <w:bCs/>
       </w:rPr>
     </w:tblStylePr>
     <w:tblStylePr w:type="lastCol">
       <w:rPr>
-        <w:rFonts w:asciiTheme="majorHAnsi" w:cstheme="majorBidi" w:eastAsiaTheme="majorEastAsia" w:hAnsiTheme="majorHAnsi"/>
+        <w:rFonts w:asciiTheme="majorHAnsi" w:cstheme="majorBidi" w:hAnsiTheme="majorHAnsi" w:eastAsia="黑体"/>
         <w:b/>
         <w:bCs/>
       </w:rPr>
@@ -7054,6 +7478,7 @@
         <w:spacing w:after="0" w:before="0" w:line="240" w:lineRule="auto"/>
       </w:pPr>
       <w:rPr>
+        <w:rFonts w:eastAsia="黑体"/>
         <w:b/>
         <w:bCs/>
         <w:color w:themeColor="background1" w:val="FFFFFF"/>
@@ -7076,6 +7501,7 @@
         <w:spacing w:after="0" w:before="0" w:line="240" w:lineRule="auto"/>
       </w:pPr>
       <w:rPr>
+        <w:rFonts w:eastAsia="黑体"/>
         <w:b/>
         <w:bCs/>
       </w:rPr>
@@ -7093,12 +7519,14 @@
     </w:tblStylePr>
     <w:tblStylePr w:type="firstCol">
       <w:rPr>
+        <w:rFonts w:eastAsia="黑体"/>
         <w:b/>
         <w:bCs/>
       </w:rPr>
     </w:tblStylePr>
     <w:tblStylePr w:type="lastCol">
       <w:rPr>
+        <w:rFonts w:eastAsia="黑体"/>
         <w:b/>
         <w:bCs/>
       </w:rPr>
@@ -7160,6 +7588,7 @@
         <w:spacing w:after="0" w:before="0" w:line="240" w:lineRule="auto"/>
       </w:pPr>
       <w:rPr>
+        <w:rFonts w:eastAsia="黑体"/>
         <w:b/>
         <w:bCs/>
         <w:color w:themeColor="background1" w:val="FFFFFF"/>
@@ -7182,6 +7611,7 @@
         <w:spacing w:after="0" w:before="0" w:line="240" w:lineRule="auto"/>
       </w:pPr>
       <w:rPr>
+        <w:rFonts w:eastAsia="黑体"/>
         <w:b/>
         <w:bCs/>
       </w:rPr>
@@ -7199,12 +7629,14 @@
     </w:tblStylePr>
     <w:tblStylePr w:type="firstCol">
       <w:rPr>
+        <w:rFonts w:eastAsia="黑体"/>
         <w:b/>
         <w:bCs/>
       </w:rPr>
     </w:tblStylePr>
     <w:tblStylePr w:type="lastCol">
       <w:rPr>
+        <w:rFonts w:eastAsia="黑体"/>
         <w:b/>
         <w:bCs/>
       </w:rPr>
@@ -7266,6 +7698,7 @@
         <w:spacing w:after="0" w:before="0" w:line="240" w:lineRule="auto"/>
       </w:pPr>
       <w:rPr>
+        <w:rFonts w:eastAsia="黑体"/>
         <w:b/>
         <w:bCs/>
         <w:color w:themeColor="background1" w:val="FFFFFF"/>
@@ -7288,6 +7721,7 @@
         <w:spacing w:after="0" w:before="0" w:line="240" w:lineRule="auto"/>
       </w:pPr>
       <w:rPr>
+        <w:rFonts w:eastAsia="黑体"/>
         <w:b/>
         <w:bCs/>
       </w:rPr>
@@ -7305,12 +7739,14 @@
     </w:tblStylePr>
     <w:tblStylePr w:type="firstCol">
       <w:rPr>
+        <w:rFonts w:eastAsia="黑体"/>
         <w:b/>
         <w:bCs/>
       </w:rPr>
     </w:tblStylePr>
     <w:tblStylePr w:type="lastCol">
       <w:rPr>
+        <w:rFonts w:eastAsia="黑体"/>
         <w:b/>
         <w:bCs/>
       </w:rPr>
@@ -7372,6 +7808,7 @@
         <w:spacing w:after="0" w:before="0" w:line="240" w:lineRule="auto"/>
       </w:pPr>
       <w:rPr>
+        <w:rFonts w:eastAsia="黑体"/>
         <w:b/>
         <w:bCs/>
         <w:color w:themeColor="background1" w:val="FFFFFF"/>
@@ -7394,6 +7831,7 @@
         <w:spacing w:after="0" w:before="0" w:line="240" w:lineRule="auto"/>
       </w:pPr>
       <w:rPr>
+        <w:rFonts w:eastAsia="黑体"/>
         <w:b/>
         <w:bCs/>
       </w:rPr>
@@ -7411,12 +7849,14 @@
     </w:tblStylePr>
     <w:tblStylePr w:type="firstCol">
       <w:rPr>
+        <w:rFonts w:eastAsia="黑体"/>
         <w:b/>
         <w:bCs/>
       </w:rPr>
     </w:tblStylePr>
     <w:tblStylePr w:type="lastCol">
       <w:rPr>
+        <w:rFonts w:eastAsia="黑体"/>
         <w:b/>
         <w:bCs/>
       </w:rPr>
@@ -7478,6 +7918,7 @@
         <w:spacing w:after="0" w:before="0" w:line="240" w:lineRule="auto"/>
       </w:pPr>
       <w:rPr>
+        <w:rFonts w:eastAsia="黑体"/>
         <w:b/>
         <w:bCs/>
         <w:color w:themeColor="background1" w:val="FFFFFF"/>
@@ -7500,6 +7941,7 @@
         <w:spacing w:after="0" w:before="0" w:line="240" w:lineRule="auto"/>
       </w:pPr>
       <w:rPr>
+        <w:rFonts w:eastAsia="黑体"/>
         <w:b/>
         <w:bCs/>
       </w:rPr>
@@ -7517,12 +7959,14 @@
     </w:tblStylePr>
     <w:tblStylePr w:type="firstCol">
       <w:rPr>
+        <w:rFonts w:eastAsia="黑体"/>
         <w:b/>
         <w:bCs/>
       </w:rPr>
     </w:tblStylePr>
     <w:tblStylePr w:type="lastCol">
       <w:rPr>
+        <w:rFonts w:eastAsia="黑体"/>
         <w:b/>
         <w:bCs/>
       </w:rPr>
@@ -7584,6 +8028,7 @@
         <w:spacing w:after="0" w:before="0" w:line="240" w:lineRule="auto"/>
       </w:pPr>
       <w:rPr>
+        <w:rFonts w:eastAsia="黑体"/>
         <w:b/>
         <w:bCs/>
         <w:color w:themeColor="background1" w:val="FFFFFF"/>
@@ -7606,6 +8051,7 @@
         <w:spacing w:after="0" w:before="0" w:line="240" w:lineRule="auto"/>
       </w:pPr>
       <w:rPr>
+        <w:rFonts w:eastAsia="黑体"/>
         <w:b/>
         <w:bCs/>
       </w:rPr>
@@ -7623,12 +8069,14 @@
     </w:tblStylePr>
     <w:tblStylePr w:type="firstCol">
       <w:rPr>
+        <w:rFonts w:eastAsia="黑体"/>
         <w:b/>
         <w:bCs/>
       </w:rPr>
     </w:tblStylePr>
     <w:tblStylePr w:type="lastCol">
       <w:rPr>
+        <w:rFonts w:eastAsia="黑体"/>
         <w:b/>
         <w:bCs/>
       </w:rPr>
@@ -7690,6 +8138,7 @@
         <w:spacing w:after="0" w:before="0" w:line="240" w:lineRule="auto"/>
       </w:pPr>
       <w:rPr>
+        <w:rFonts w:eastAsia="黑体"/>
         <w:b/>
         <w:bCs/>
         <w:color w:themeColor="background1" w:val="FFFFFF"/>
@@ -7712,6 +8161,7 @@
         <w:spacing w:after="0" w:before="0" w:line="240" w:lineRule="auto"/>
       </w:pPr>
       <w:rPr>
+        <w:rFonts w:eastAsia="黑体"/>
         <w:b/>
         <w:bCs/>
       </w:rPr>
@@ -7729,12 +8179,14 @@
     </w:tblStylePr>
     <w:tblStylePr w:type="firstCol">
       <w:rPr>
+        <w:rFonts w:eastAsia="黑体"/>
         <w:b/>
         <w:bCs/>
       </w:rPr>
     </w:tblStylePr>
     <w:tblStylePr w:type="lastCol">
       <w:rPr>
+        <w:rFonts w:eastAsia="黑体"/>
         <w:b/>
         <w:bCs/>
       </w:rPr>
@@ -7793,6 +8245,7 @@
         <w:spacing w:after="0" w:before="0" w:line="240" w:lineRule="auto"/>
       </w:pPr>
       <w:rPr>
+        <w:rFonts w:eastAsia="黑体"/>
         <w:b/>
         <w:bCs/>
         <w:color w:themeColor="background1" w:val="FFFFFF"/>
@@ -7815,6 +8268,7 @@
         <w:spacing w:after="0" w:before="0" w:line="240" w:lineRule="auto"/>
       </w:pPr>
       <w:rPr>
+        <w:rFonts w:eastAsia="黑体"/>
         <w:color w:val="auto"/>
       </w:rPr>
       <w:tblPr/>
@@ -7832,6 +8286,7 @@
     </w:tblStylePr>
     <w:tblStylePr w:type="firstCol">
       <w:rPr>
+        <w:rFonts w:eastAsia="黑体"/>
         <w:b/>
         <w:bCs/>
         <w:color w:themeColor="background1" w:val="FFFFFF"/>
@@ -7851,6 +8306,7 @@
     </w:tblStylePr>
     <w:tblStylePr w:type="lastCol">
       <w:rPr>
+        <w:rFonts w:eastAsia="黑体"/>
         <w:b/>
         <w:bCs/>
         <w:color w:themeColor="background1" w:val="FFFFFF"/>
@@ -7899,6 +8355,7 @@
     </w:tblStylePr>
     <w:tblStylePr w:type="nwCell">
       <w:rPr>
+        <w:rFonts w:eastAsia="黑体"/>
         <w:color w:themeColor="background1" w:val="FFFFFF"/>
       </w:rPr>
       <w:tblPr/>
@@ -7942,6 +8399,7 @@
         <w:spacing w:after="0" w:before="0" w:line="240" w:lineRule="auto"/>
       </w:pPr>
       <w:rPr>
+        <w:rFonts w:eastAsia="黑体"/>
         <w:b/>
         <w:bCs/>
         <w:color w:themeColor="background1" w:val="FFFFFF"/>
@@ -7964,6 +8422,7 @@
         <w:spacing w:after="0" w:before="0" w:line="240" w:lineRule="auto"/>
       </w:pPr>
       <w:rPr>
+        <w:rFonts w:eastAsia="黑体"/>
         <w:color w:val="auto"/>
       </w:rPr>
       <w:tblPr/>
@@ -7981,6 +8440,7 @@
     </w:tblStylePr>
     <w:tblStylePr w:type="firstCol">
       <w:rPr>
+        <w:rFonts w:eastAsia="黑体"/>
         <w:b/>
         <w:bCs/>
         <w:color w:themeColor="background1" w:val="FFFFFF"/>
@@ -8000,6 +8460,7 @@
     </w:tblStylePr>
     <w:tblStylePr w:type="lastCol">
       <w:rPr>
+        <w:rFonts w:eastAsia="黑体"/>
         <w:b/>
         <w:bCs/>
         <w:color w:themeColor="background1" w:val="FFFFFF"/>
@@ -8048,6 +8509,7 @@
     </w:tblStylePr>
     <w:tblStylePr w:type="nwCell">
       <w:rPr>
+        <w:rFonts w:eastAsia="黑体"/>
         <w:color w:themeColor="background1" w:val="FFFFFF"/>
       </w:rPr>
       <w:tblPr/>
@@ -8091,6 +8553,7 @@
         <w:spacing w:after="0" w:before="0" w:line="240" w:lineRule="auto"/>
       </w:pPr>
       <w:rPr>
+        <w:rFonts w:eastAsia="黑体"/>
         <w:b/>
         <w:bCs/>
         <w:color w:themeColor="background1" w:val="FFFFFF"/>
@@ -8113,6 +8576,7 @@
         <w:spacing w:after="0" w:before="0" w:line="240" w:lineRule="auto"/>
       </w:pPr>
       <w:rPr>
+        <w:rFonts w:eastAsia="黑体"/>
         <w:color w:val="auto"/>
       </w:rPr>
       <w:tblPr/>
@@ -8130,6 +8594,7 @@
     </w:tblStylePr>
     <w:tblStylePr w:type="firstCol">
       <w:rPr>
+        <w:rFonts w:eastAsia="黑体"/>
         <w:b/>
         <w:bCs/>
         <w:color w:themeColor="background1" w:val="FFFFFF"/>
@@ -8149,6 +8614,7 @@
     </w:tblStylePr>
     <w:tblStylePr w:type="lastCol">
       <w:rPr>
+        <w:rFonts w:eastAsia="黑体"/>
         <w:b/>
         <w:bCs/>
         <w:color w:themeColor="background1" w:val="FFFFFF"/>
@@ -8197,6 +8663,7 @@
     </w:tblStylePr>
     <w:tblStylePr w:type="nwCell">
       <w:rPr>
+        <w:rFonts w:eastAsia="黑体"/>
         <w:color w:themeColor="background1" w:val="FFFFFF"/>
       </w:rPr>
       <w:tblPr/>
@@ -8240,6 +8707,7 @@
         <w:spacing w:after="0" w:before="0" w:line="240" w:lineRule="auto"/>
       </w:pPr>
       <w:rPr>
+        <w:rFonts w:eastAsia="黑体"/>
         <w:b/>
         <w:bCs/>
         <w:color w:themeColor="background1" w:val="FFFFFF"/>
@@ -8262,6 +8730,7 @@
         <w:spacing w:after="0" w:before="0" w:line="240" w:lineRule="auto"/>
       </w:pPr>
       <w:rPr>
+        <w:rFonts w:eastAsia="黑体"/>
         <w:color w:val="auto"/>
       </w:rPr>
       <w:tblPr/>
@@ -8279,6 +8748,7 @@
     </w:tblStylePr>
     <w:tblStylePr w:type="firstCol">
       <w:rPr>
+        <w:rFonts w:eastAsia="黑体"/>
         <w:b/>
         <w:bCs/>
         <w:color w:themeColor="background1" w:val="FFFFFF"/>
@@ -8298,6 +8768,7 @@
     </w:tblStylePr>
     <w:tblStylePr w:type="lastCol">
       <w:rPr>
+        <w:rFonts w:eastAsia="黑体"/>
         <w:b/>
         <w:bCs/>
         <w:color w:themeColor="background1" w:val="FFFFFF"/>
@@ -8346,6 +8817,7 @@
     </w:tblStylePr>
     <w:tblStylePr w:type="nwCell">
       <w:rPr>
+        <w:rFonts w:eastAsia="黑体"/>
         <w:color w:themeColor="background1" w:val="FFFFFF"/>
       </w:rPr>
       <w:tblPr/>
@@ -8389,6 +8861,7 @@
         <w:spacing w:after="0" w:before="0" w:line="240" w:lineRule="auto"/>
       </w:pPr>
       <w:rPr>
+        <w:rFonts w:eastAsia="黑体"/>
         <w:b/>
         <w:bCs/>
         <w:color w:themeColor="background1" w:val="FFFFFF"/>
@@ -8411,6 +8884,7 @@
         <w:spacing w:after="0" w:before="0" w:line="240" w:lineRule="auto"/>
       </w:pPr>
       <w:rPr>
+        <w:rFonts w:eastAsia="黑体"/>
         <w:color w:val="auto"/>
       </w:rPr>
       <w:tblPr/>
@@ -8428,6 +8902,7 @@
     </w:tblStylePr>
     <w:tblStylePr w:type="firstCol">
       <w:rPr>
+        <w:rFonts w:eastAsia="黑体"/>
         <w:b/>
         <w:bCs/>
         <w:color w:themeColor="background1" w:val="FFFFFF"/>
@@ -8447,6 +8922,7 @@
     </w:tblStylePr>
     <w:tblStylePr w:type="lastCol">
       <w:rPr>
+        <w:rFonts w:eastAsia="黑体"/>
         <w:b/>
         <w:bCs/>
         <w:color w:themeColor="background1" w:val="FFFFFF"/>
@@ -8495,6 +8971,7 @@
     </w:tblStylePr>
     <w:tblStylePr w:type="nwCell">
       <w:rPr>
+        <w:rFonts w:eastAsia="黑体"/>
         <w:color w:themeColor="background1" w:val="FFFFFF"/>
       </w:rPr>
       <w:tblPr/>
@@ -8538,6 +9015,7 @@
         <w:spacing w:after="0" w:before="0" w:line="240" w:lineRule="auto"/>
       </w:pPr>
       <w:rPr>
+        <w:rFonts w:eastAsia="黑体"/>
         <w:b/>
         <w:bCs/>
         <w:color w:themeColor="background1" w:val="FFFFFF"/>
@@ -8560,6 +9038,7 @@
         <w:spacing w:after="0" w:before="0" w:line="240" w:lineRule="auto"/>
       </w:pPr>
       <w:rPr>
+        <w:rFonts w:eastAsia="黑体"/>
         <w:color w:val="auto"/>
       </w:rPr>
       <w:tblPr/>
@@ -8577,6 +9056,7 @@
     </w:tblStylePr>
     <w:tblStylePr w:type="firstCol">
       <w:rPr>
+        <w:rFonts w:eastAsia="黑体"/>
         <w:b/>
         <w:bCs/>
         <w:color w:themeColor="background1" w:val="FFFFFF"/>
@@ -8596,6 +9076,7 @@
     </w:tblStylePr>
     <w:tblStylePr w:type="lastCol">
       <w:rPr>
+        <w:rFonts w:eastAsia="黑体"/>
         <w:b/>
         <w:bCs/>
         <w:color w:themeColor="background1" w:val="FFFFFF"/>
@@ -8644,6 +9125,7 @@
     </w:tblStylePr>
     <w:tblStylePr w:type="nwCell">
       <w:rPr>
+        <w:rFonts w:eastAsia="黑体"/>
         <w:color w:themeColor="background1" w:val="FFFFFF"/>
       </w:rPr>
       <w:tblPr/>
@@ -8687,6 +9169,7 @@
         <w:spacing w:after="0" w:before="0" w:line="240" w:lineRule="auto"/>
       </w:pPr>
       <w:rPr>
+        <w:rFonts w:eastAsia="黑体"/>
         <w:b/>
         <w:bCs/>
         <w:color w:themeColor="background1" w:val="FFFFFF"/>
@@ -8709,6 +9192,7 @@
         <w:spacing w:after="0" w:before="0" w:line="240" w:lineRule="auto"/>
       </w:pPr>
       <w:rPr>
+        <w:rFonts w:eastAsia="黑体"/>
         <w:color w:val="auto"/>
       </w:rPr>
       <w:tblPr/>
@@ -8726,6 +9210,7 @@
     </w:tblStylePr>
     <w:tblStylePr w:type="firstCol">
       <w:rPr>
+        <w:rFonts w:eastAsia="黑体"/>
         <w:b/>
         <w:bCs/>
         <w:color w:themeColor="background1" w:val="FFFFFF"/>
@@ -8745,6 +9230,7 @@
     </w:tblStylePr>
     <w:tblStylePr w:type="lastCol">
       <w:rPr>
+        <w:rFonts w:eastAsia="黑体"/>
         <w:b/>
         <w:bCs/>
         <w:color w:themeColor="background1" w:val="FFFFFF"/>
@@ -8793,6 +9279,7 @@
     </w:tblStylePr>
     <w:tblStylePr w:type="nwCell">
       <w:rPr>
+        <w:rFonts w:eastAsia="黑体"/>
         <w:color w:themeColor="background1" w:val="FFFFFF"/>
       </w:rPr>
       <w:tblPr/>
@@ -8817,6 +9304,7 @@
       <w:spacing w:after="0" w:line="240" w:lineRule="auto"/>
     </w:pPr>
     <w:rPr>
+      <w:rFonts w:eastAsia="黑体"/>
       <w:color w:themeColor="text1" w:val="000000"/>
     </w:rPr>
     <w:tblPr>
@@ -8836,7 +9324,7 @@
     </w:tblPr>
     <w:tblStylePr w:type="firstRow">
       <w:rPr>
-        <w:rFonts w:asciiTheme="majorHAnsi" w:cstheme="majorBidi" w:eastAsiaTheme="majorEastAsia" w:hAnsiTheme="majorHAnsi"/>
+        <w:rFonts w:asciiTheme="majorHAnsi" w:cstheme="majorBidi" w:hAnsiTheme="majorHAnsi" w:eastAsia="黑体"/>
       </w:rPr>
       <w:tblPr/>
       <w:tcPr>
@@ -8848,6 +9336,7 @@
     </w:tblStylePr>
     <w:tblStylePr w:type="lastRow">
       <w:rPr>
+        <w:rFonts w:eastAsia="黑体"/>
         <w:b/>
         <w:bCs/>
         <w:color w:themeColor="text2" w:val="1F497D"/>
@@ -8862,12 +9351,14 @@
     </w:tblStylePr>
     <w:tblStylePr w:type="firstCol">
       <w:rPr>
+        <w:rFonts w:eastAsia="黑体"/>
         <w:b/>
         <w:bCs/>
       </w:rPr>
     </w:tblStylePr>
     <w:tblStylePr w:type="lastCol">
       <w:rPr>
+        <w:rFonts w:eastAsia="黑体"/>
         <w:b/>
         <w:bCs/>
       </w:rPr>
@@ -8901,6 +9392,7 @@
       <w:spacing w:after="0" w:line="240" w:lineRule="auto"/>
     </w:pPr>
     <w:rPr>
+      <w:rFonts w:eastAsia="黑体"/>
       <w:color w:themeColor="text1" w:val="000000"/>
     </w:rPr>
     <w:tblPr>
@@ -8920,7 +9412,7 @@
     </w:tblPr>
     <w:tblStylePr w:type="firstRow">
       <w:rPr>
-        <w:rFonts w:asciiTheme="majorHAnsi" w:cstheme="majorBidi" w:eastAsiaTheme="majorEastAsia" w:hAnsiTheme="majorHAnsi"/>
+        <w:rFonts w:asciiTheme="majorHAnsi" w:cstheme="majorBidi" w:hAnsiTheme="majorHAnsi" w:eastAsia="黑体"/>
       </w:rPr>
       <w:tblPr/>
       <w:tcPr>
@@ -8932,6 +9424,7 @@
     </w:tblStylePr>
     <w:tblStylePr w:type="lastRow">
       <w:rPr>
+        <w:rFonts w:eastAsia="黑体"/>
         <w:b/>
         <w:bCs/>
         <w:color w:themeColor="text2" w:val="1F497D"/>
@@ -8946,12 +9439,14 @@
     </w:tblStylePr>
     <w:tblStylePr w:type="firstCol">
       <w:rPr>
+        <w:rFonts w:eastAsia="黑体"/>
         <w:b/>
         <w:bCs/>
       </w:rPr>
     </w:tblStylePr>
     <w:tblStylePr w:type="lastCol">
       <w:rPr>
+        <w:rFonts w:eastAsia="黑体"/>
         <w:b/>
         <w:bCs/>
       </w:rPr>
@@ -8985,6 +9480,7 @@
       <w:spacing w:after="0" w:line="240" w:lineRule="auto"/>
     </w:pPr>
     <w:rPr>
+      <w:rFonts w:eastAsia="黑体"/>
       <w:color w:themeColor="text1" w:val="000000"/>
     </w:rPr>
     <w:tblPr>
@@ -9004,7 +9500,7 @@
     </w:tblPr>
     <w:tblStylePr w:type="firstRow">
       <w:rPr>
-        <w:rFonts w:asciiTheme="majorHAnsi" w:cstheme="majorBidi" w:eastAsiaTheme="majorEastAsia" w:hAnsiTheme="majorHAnsi"/>
+        <w:rFonts w:asciiTheme="majorHAnsi" w:cstheme="majorBidi" w:hAnsiTheme="majorHAnsi" w:eastAsia="黑体"/>
       </w:rPr>
       <w:tblPr/>
       <w:tcPr>
@@ -9016,6 +9512,7 @@
     </w:tblStylePr>
     <w:tblStylePr w:type="lastRow">
       <w:rPr>
+        <w:rFonts w:eastAsia="黑体"/>
         <w:b/>
         <w:bCs/>
         <w:color w:themeColor="text2" w:val="1F497D"/>
@@ -9030,12 +9527,14 @@
     </w:tblStylePr>
     <w:tblStylePr w:type="firstCol">
       <w:rPr>
+        <w:rFonts w:eastAsia="黑体"/>
         <w:b/>
         <w:bCs/>
       </w:rPr>
     </w:tblStylePr>
     <w:tblStylePr w:type="lastCol">
       <w:rPr>
+        <w:rFonts w:eastAsia="黑体"/>
         <w:b/>
         <w:bCs/>
       </w:rPr>
@@ -9069,6 +9568,7 @@
       <w:spacing w:after="0" w:line="240" w:lineRule="auto"/>
     </w:pPr>
     <w:rPr>
+      <w:rFonts w:eastAsia="黑体"/>
       <w:color w:themeColor="text1" w:val="000000"/>
     </w:rPr>
     <w:tblPr>
@@ -9088,7 +9588,7 @@
     </w:tblPr>
     <w:tblStylePr w:type="firstRow">
       <w:rPr>
-        <w:rFonts w:asciiTheme="majorHAnsi" w:cstheme="majorBidi" w:eastAsiaTheme="majorEastAsia" w:hAnsiTheme="majorHAnsi"/>
+        <w:rFonts w:asciiTheme="majorHAnsi" w:cstheme="majorBidi" w:hAnsiTheme="majorHAnsi" w:eastAsia="黑体"/>
       </w:rPr>
       <w:tblPr/>
       <w:tcPr>
@@ -9100,6 +9600,7 @@
     </w:tblStylePr>
     <w:tblStylePr w:type="lastRow">
       <w:rPr>
+        <w:rFonts w:eastAsia="黑体"/>
         <w:b/>
         <w:bCs/>
         <w:color w:themeColor="text2" w:val="1F497D"/>
@@ -9114,12 +9615,14 @@
     </w:tblStylePr>
     <w:tblStylePr w:type="firstCol">
       <w:rPr>
+        <w:rFonts w:eastAsia="黑体"/>
         <w:b/>
         <w:bCs/>
       </w:rPr>
     </w:tblStylePr>
     <w:tblStylePr w:type="lastCol">
       <w:rPr>
+        <w:rFonts w:eastAsia="黑体"/>
         <w:b/>
         <w:bCs/>
       </w:rPr>
@@ -9153,6 +9656,7 @@
       <w:spacing w:after="0" w:line="240" w:lineRule="auto"/>
     </w:pPr>
     <w:rPr>
+      <w:rFonts w:eastAsia="黑体"/>
       <w:color w:themeColor="text1" w:val="000000"/>
     </w:rPr>
     <w:tblPr>
@@ -9172,7 +9676,7 @@
     </w:tblPr>
     <w:tblStylePr w:type="firstRow">
       <w:rPr>
-        <w:rFonts w:asciiTheme="majorHAnsi" w:cstheme="majorBidi" w:eastAsiaTheme="majorEastAsia" w:hAnsiTheme="majorHAnsi"/>
+        <w:rFonts w:asciiTheme="majorHAnsi" w:cstheme="majorBidi" w:hAnsiTheme="majorHAnsi" w:eastAsia="黑体"/>
       </w:rPr>
       <w:tblPr/>
       <w:tcPr>
@@ -9184,6 +9688,7 @@
     </w:tblStylePr>
     <w:tblStylePr w:type="lastRow">
       <w:rPr>
+        <w:rFonts w:eastAsia="黑体"/>
         <w:b/>
         <w:bCs/>
         <w:color w:themeColor="text2" w:val="1F497D"/>
@@ -9198,12 +9703,14 @@
     </w:tblStylePr>
     <w:tblStylePr w:type="firstCol">
       <w:rPr>
+        <w:rFonts w:eastAsia="黑体"/>
         <w:b/>
         <w:bCs/>
       </w:rPr>
     </w:tblStylePr>
     <w:tblStylePr w:type="lastCol">
       <w:rPr>
+        <w:rFonts w:eastAsia="黑体"/>
         <w:b/>
         <w:bCs/>
       </w:rPr>
@@ -9237,6 +9744,7 @@
       <w:spacing w:after="0" w:line="240" w:lineRule="auto"/>
     </w:pPr>
     <w:rPr>
+      <w:rFonts w:eastAsia="黑体"/>
       <w:color w:themeColor="text1" w:val="000000"/>
     </w:rPr>
     <w:tblPr>
@@ -9256,7 +9764,7 @@
     </w:tblPr>
     <w:tblStylePr w:type="firstRow">
       <w:rPr>
-        <w:rFonts w:asciiTheme="majorHAnsi" w:cstheme="majorBidi" w:eastAsiaTheme="majorEastAsia" w:hAnsiTheme="majorHAnsi"/>
+        <w:rFonts w:asciiTheme="majorHAnsi" w:cstheme="majorBidi" w:hAnsiTheme="majorHAnsi" w:eastAsia="黑体"/>
       </w:rPr>
       <w:tblPr/>
       <w:tcPr>
@@ -9268,6 +9776,7 @@
     </w:tblStylePr>
     <w:tblStylePr w:type="lastRow">
       <w:rPr>
+        <w:rFonts w:eastAsia="黑体"/>
         <w:b/>
         <w:bCs/>
         <w:color w:themeColor="text2" w:val="1F497D"/>
@@ -9282,12 +9791,14 @@
     </w:tblStylePr>
     <w:tblStylePr w:type="firstCol">
       <w:rPr>
+        <w:rFonts w:eastAsia="黑体"/>
         <w:b/>
         <w:bCs/>
       </w:rPr>
     </w:tblStylePr>
     <w:tblStylePr w:type="lastCol">
       <w:rPr>
+        <w:rFonts w:eastAsia="黑体"/>
         <w:b/>
         <w:bCs/>
       </w:rPr>
@@ -9321,6 +9832,7 @@
       <w:spacing w:after="0" w:line="240" w:lineRule="auto"/>
     </w:pPr>
     <w:rPr>
+      <w:rFonts w:eastAsia="黑体"/>
       <w:color w:themeColor="text1" w:val="000000"/>
     </w:rPr>
     <w:tblPr>
@@ -9340,7 +9852,7 @@
     </w:tblPr>
     <w:tblStylePr w:type="firstRow">
       <w:rPr>
-        <w:rFonts w:asciiTheme="majorHAnsi" w:cstheme="majorBidi" w:eastAsiaTheme="majorEastAsia" w:hAnsiTheme="majorHAnsi"/>
+        <w:rFonts w:asciiTheme="majorHAnsi" w:cstheme="majorBidi" w:hAnsiTheme="majorHAnsi" w:eastAsia="黑体"/>
       </w:rPr>
       <w:tblPr/>
       <w:tcPr>
@@ -9352,6 +9864,7 @@
     </w:tblStylePr>
     <w:tblStylePr w:type="lastRow">
       <w:rPr>
+        <w:rFonts w:eastAsia="黑体"/>
         <w:b/>
         <w:bCs/>
         <w:color w:themeColor="text2" w:val="1F497D"/>
@@ -9366,12 +9879,14 @@
     </w:tblStylePr>
     <w:tblStylePr w:type="firstCol">
       <w:rPr>
+        <w:rFonts w:eastAsia="黑体"/>
         <w:b/>
         <w:bCs/>
       </w:rPr>
     </w:tblStylePr>
     <w:tblStylePr w:type="lastCol">
       <w:rPr>
+        <w:rFonts w:eastAsia="黑体"/>
         <w:b/>
         <w:bCs/>
       </w:rPr>
@@ -9405,7 +9920,7 @@
       <w:spacing w:after="0" w:line="240" w:lineRule="auto"/>
     </w:pPr>
     <w:rPr>
-      <w:rFonts w:asciiTheme="majorHAnsi" w:cstheme="majorBidi" w:eastAsiaTheme="majorEastAsia" w:hAnsiTheme="majorHAnsi"/>
+      <w:rFonts w:asciiTheme="majorHAnsi" w:cstheme="majorBidi" w:hAnsiTheme="majorHAnsi" w:eastAsia="黑体"/>
       <w:color w:themeColor="text1" w:val="000000"/>
     </w:rPr>
     <w:tblPr>
@@ -9427,6 +9942,7 @@
     </w:tblPr>
     <w:tblStylePr w:type="firstRow">
       <w:rPr>
+        <w:rFonts w:eastAsia="黑体"/>
         <w:sz w:val="24"/>
         <w:szCs w:val="24"/>
       </w:rPr>
@@ -9533,7 +10049,7 @@
       <w:spacing w:after="0" w:line="240" w:lineRule="auto"/>
     </w:pPr>
     <w:rPr>
-      <w:rFonts w:asciiTheme="majorHAnsi" w:cstheme="majorBidi" w:eastAsiaTheme="majorEastAsia" w:hAnsiTheme="majorHAnsi"/>
+      <w:rFonts w:asciiTheme="majorHAnsi" w:cstheme="majorBidi" w:hAnsiTheme="majorHAnsi" w:eastAsia="黑体"/>
       <w:color w:themeColor="text1" w:val="000000"/>
     </w:rPr>
     <w:tblPr>
@@ -9555,6 +10071,7 @@
     </w:tblPr>
     <w:tblStylePr w:type="firstRow">
       <w:rPr>
+        <w:rFonts w:eastAsia="黑体"/>
         <w:sz w:val="24"/>
         <w:szCs w:val="24"/>
       </w:rPr>
@@ -9661,7 +10178,7 @@
       <w:spacing w:after="0" w:line="240" w:lineRule="auto"/>
     </w:pPr>
     <w:rPr>
-      <w:rFonts w:asciiTheme="majorHAnsi" w:cstheme="majorBidi" w:eastAsiaTheme="majorEastAsia" w:hAnsiTheme="majorHAnsi"/>
+      <w:rFonts w:asciiTheme="majorHAnsi" w:cstheme="majorBidi" w:hAnsiTheme="majorHAnsi" w:eastAsia="黑体"/>
       <w:color w:themeColor="text1" w:val="000000"/>
     </w:rPr>
     <w:tblPr>
@@ -9683,6 +10200,7 @@
     </w:tblPr>
     <w:tblStylePr w:type="firstRow">
       <w:rPr>
+        <w:rFonts w:eastAsia="黑体"/>
         <w:sz w:val="24"/>
         <w:szCs w:val="24"/>
       </w:rPr>
@@ -9789,7 +10307,7 @@
       <w:spacing w:after="0" w:line="240" w:lineRule="auto"/>
     </w:pPr>
     <w:rPr>
-      <w:rFonts w:asciiTheme="majorHAnsi" w:cstheme="majorBidi" w:eastAsiaTheme="majorEastAsia" w:hAnsiTheme="majorHAnsi"/>
+      <w:rFonts w:asciiTheme="majorHAnsi" w:cstheme="majorBidi" w:hAnsiTheme="majorHAnsi" w:eastAsia="黑体"/>
       <w:color w:themeColor="text1" w:val="000000"/>
     </w:rPr>
     <w:tblPr>
@@ -9811,6 +10329,7 @@
     </w:tblPr>
     <w:tblStylePr w:type="firstRow">
       <w:rPr>
+        <w:rFonts w:eastAsia="黑体"/>
         <w:sz w:val="24"/>
         <w:szCs w:val="24"/>
       </w:rPr>
@@ -9917,7 +10436,7 @@
       <w:spacing w:after="0" w:line="240" w:lineRule="auto"/>
     </w:pPr>
     <w:rPr>
-      <w:rFonts w:asciiTheme="majorHAnsi" w:cstheme="majorBidi" w:eastAsiaTheme="majorEastAsia" w:hAnsiTheme="majorHAnsi"/>
+      <w:rFonts w:asciiTheme="majorHAnsi" w:cstheme="majorBidi" w:hAnsiTheme="majorHAnsi" w:eastAsia="黑体"/>
       <w:color w:themeColor="text1" w:val="000000"/>
     </w:rPr>
     <w:tblPr>
@@ -9939,6 +10458,7 @@
     </w:tblPr>
     <w:tblStylePr w:type="firstRow">
       <w:rPr>
+        <w:rFonts w:eastAsia="黑体"/>
         <w:sz w:val="24"/>
         <w:szCs w:val="24"/>
       </w:rPr>
@@ -10045,7 +10565,7 @@
       <w:spacing w:after="0" w:line="240" w:lineRule="auto"/>
     </w:pPr>
     <w:rPr>
-      <w:rFonts w:asciiTheme="majorHAnsi" w:cstheme="majorBidi" w:eastAsiaTheme="majorEastAsia" w:hAnsiTheme="majorHAnsi"/>
+      <w:rFonts w:asciiTheme="majorHAnsi" w:cstheme="majorBidi" w:hAnsiTheme="majorHAnsi" w:eastAsia="黑体"/>
       <w:color w:themeColor="text1" w:val="000000"/>
     </w:rPr>
     <w:tblPr>
@@ -10067,6 +10587,7 @@
     </w:tblPr>
     <w:tblStylePr w:type="firstRow">
       <w:rPr>
+        <w:rFonts w:eastAsia="黑体"/>
         <w:sz w:val="24"/>
         <w:szCs w:val="24"/>
       </w:rPr>
@@ -10173,7 +10694,7 @@
       <w:spacing w:after="0" w:line="240" w:lineRule="auto"/>
     </w:pPr>
     <w:rPr>
-      <w:rFonts w:asciiTheme="majorHAnsi" w:cstheme="majorBidi" w:eastAsiaTheme="majorEastAsia" w:hAnsiTheme="majorHAnsi"/>
+      <w:rFonts w:asciiTheme="majorHAnsi" w:cstheme="majorBidi" w:hAnsiTheme="majorHAnsi" w:eastAsia="黑体"/>
       <w:color w:themeColor="text1" w:val="000000"/>
     </w:rPr>
     <w:tblPr>
@@ -10195,6 +10716,7 @@
     </w:tblPr>
     <w:tblStylePr w:type="firstRow">
       <w:rPr>
+        <w:rFonts w:eastAsia="黑体"/>
         <w:sz w:val="24"/>
         <w:szCs w:val="24"/>
       </w:rPr>
@@ -10324,12 +10846,14 @@
     </w:tcPr>
     <w:tblStylePr w:type="firstRow">
       <w:rPr>
+        <w:rFonts w:eastAsia="黑体"/>
         <w:b/>
         <w:bCs/>
       </w:rPr>
     </w:tblStylePr>
     <w:tblStylePr w:type="lastRow">
       <w:rPr>
+        <w:rFonts w:eastAsia="黑体"/>
         <w:b/>
         <w:bCs/>
       </w:rPr>
@@ -10342,12 +10866,14 @@
     </w:tblStylePr>
     <w:tblStylePr w:type="firstCol">
       <w:rPr>
+        <w:rFonts w:eastAsia="黑体"/>
         <w:b/>
         <w:bCs/>
       </w:rPr>
     </w:tblStylePr>
     <w:tblStylePr w:type="lastCol">
       <w:rPr>
+        <w:rFonts w:eastAsia="黑体"/>
         <w:b/>
         <w:bCs/>
       </w:rPr>
@@ -10397,12 +10923,14 @@
     </w:tcPr>
     <w:tblStylePr w:type="firstRow">
       <w:rPr>
+        <w:rFonts w:eastAsia="黑体"/>
         <w:b/>
         <w:bCs/>
       </w:rPr>
     </w:tblStylePr>
     <w:tblStylePr w:type="lastRow">
       <w:rPr>
+        <w:rFonts w:eastAsia="黑体"/>
         <w:b/>
         <w:bCs/>
       </w:rPr>
@@ -10415,12 +10943,14 @@
     </w:tblStylePr>
     <w:tblStylePr w:type="firstCol">
       <w:rPr>
+        <w:rFonts w:eastAsia="黑体"/>
         <w:b/>
         <w:bCs/>
       </w:rPr>
     </w:tblStylePr>
     <w:tblStylePr w:type="lastCol">
       <w:rPr>
+        <w:rFonts w:eastAsia="黑体"/>
         <w:b/>
         <w:bCs/>
       </w:rPr>
@@ -10470,12 +11000,14 @@
     </w:tcPr>
     <w:tblStylePr w:type="firstRow">
       <w:rPr>
+        <w:rFonts w:eastAsia="黑体"/>
         <w:b/>
         <w:bCs/>
       </w:rPr>
     </w:tblStylePr>
     <w:tblStylePr w:type="lastRow">
       <w:rPr>
+        <w:rFonts w:eastAsia="黑体"/>
         <w:b/>
         <w:bCs/>
       </w:rPr>
@@ -10488,12 +11020,14 @@
     </w:tblStylePr>
     <w:tblStylePr w:type="firstCol">
       <w:rPr>
+        <w:rFonts w:eastAsia="黑体"/>
         <w:b/>
         <w:bCs/>
       </w:rPr>
     </w:tblStylePr>
     <w:tblStylePr w:type="lastCol">
       <w:rPr>
+        <w:rFonts w:eastAsia="黑体"/>
         <w:b/>
         <w:bCs/>
       </w:rPr>
@@ -10543,12 +11077,14 @@
     </w:tcPr>
     <w:tblStylePr w:type="firstRow">
       <w:rPr>
+        <w:rFonts w:eastAsia="黑体"/>
         <w:b/>
         <w:bCs/>
       </w:rPr>
     </w:tblStylePr>
     <w:tblStylePr w:type="lastRow">
       <w:rPr>
+        <w:rFonts w:eastAsia="黑体"/>
         <w:b/>
         <w:bCs/>
       </w:rPr>
@@ -10561,12 +11097,14 @@
     </w:tblStylePr>
     <w:tblStylePr w:type="firstCol">
       <w:rPr>
+        <w:rFonts w:eastAsia="黑体"/>
         <w:b/>
         <w:bCs/>
       </w:rPr>
     </w:tblStylePr>
     <w:tblStylePr w:type="lastCol">
       <w:rPr>
+        <w:rFonts w:eastAsia="黑体"/>
         <w:b/>
         <w:bCs/>
       </w:rPr>
@@ -10616,12 +11154,14 @@
     </w:tcPr>
     <w:tblStylePr w:type="firstRow">
       <w:rPr>
+        <w:rFonts w:eastAsia="黑体"/>
         <w:b/>
         <w:bCs/>
       </w:rPr>
     </w:tblStylePr>
     <w:tblStylePr w:type="lastRow">
       <w:rPr>
+        <w:rFonts w:eastAsia="黑体"/>
         <w:b/>
         <w:bCs/>
       </w:rPr>
@@ -10634,12 +11174,14 @@
     </w:tblStylePr>
     <w:tblStylePr w:type="firstCol">
       <w:rPr>
+        <w:rFonts w:eastAsia="黑体"/>
         <w:b/>
         <w:bCs/>
       </w:rPr>
     </w:tblStylePr>
     <w:tblStylePr w:type="lastCol">
       <w:rPr>
+        <w:rFonts w:eastAsia="黑体"/>
         <w:b/>
         <w:bCs/>
       </w:rPr>
@@ -10689,12 +11231,14 @@
     </w:tcPr>
     <w:tblStylePr w:type="firstRow">
       <w:rPr>
+        <w:rFonts w:eastAsia="黑体"/>
         <w:b/>
         <w:bCs/>
       </w:rPr>
     </w:tblStylePr>
     <w:tblStylePr w:type="lastRow">
       <w:rPr>
+        <w:rFonts w:eastAsia="黑体"/>
         <w:b/>
         <w:bCs/>
       </w:rPr>
@@ -10707,12 +11251,14 @@
     </w:tblStylePr>
     <w:tblStylePr w:type="firstCol">
       <w:rPr>
+        <w:rFonts w:eastAsia="黑体"/>
         <w:b/>
         <w:bCs/>
       </w:rPr>
     </w:tblStylePr>
     <w:tblStylePr w:type="lastCol">
       <w:rPr>
+        <w:rFonts w:eastAsia="黑体"/>
         <w:b/>
         <w:bCs/>
       </w:rPr>
@@ -10762,12 +11308,14 @@
     </w:tcPr>
     <w:tblStylePr w:type="firstRow">
       <w:rPr>
+        <w:rFonts w:eastAsia="黑体"/>
         <w:b/>
         <w:bCs/>
       </w:rPr>
     </w:tblStylePr>
     <w:tblStylePr w:type="lastRow">
       <w:rPr>
+        <w:rFonts w:eastAsia="黑体"/>
         <w:b/>
         <w:bCs/>
       </w:rPr>
@@ -10780,12 +11328,14 @@
     </w:tblStylePr>
     <w:tblStylePr w:type="firstCol">
       <w:rPr>
+        <w:rFonts w:eastAsia="黑体"/>
         <w:b/>
         <w:bCs/>
       </w:rPr>
     </w:tblStylePr>
     <w:tblStylePr w:type="lastCol">
       <w:rPr>
+        <w:rFonts w:eastAsia="黑体"/>
         <w:b/>
         <w:bCs/>
       </w:rPr>
@@ -10812,7 +11362,7 @@
       <w:spacing w:after="0" w:line="240" w:lineRule="auto"/>
     </w:pPr>
     <w:rPr>
-      <w:rFonts w:asciiTheme="majorHAnsi" w:cstheme="majorBidi" w:eastAsiaTheme="majorEastAsia" w:hAnsiTheme="majorHAnsi"/>
+      <w:rFonts w:asciiTheme="majorHAnsi" w:cstheme="majorBidi" w:hAnsiTheme="majorHAnsi" w:eastAsia="黑体"/>
       <w:color w:themeColor="text1" w:val="000000"/>
     </w:rPr>
     <w:tblPr>
@@ -10839,6 +11389,7 @@
     </w:tcPr>
     <w:tblStylePr w:type="firstRow">
       <w:rPr>
+        <w:rFonts w:eastAsia="黑体"/>
         <w:b/>
         <w:bCs/>
         <w:color w:themeColor="text1" w:val="000000"/>
@@ -10850,6 +11401,7 @@
     </w:tblStylePr>
     <w:tblStylePr w:type="lastRow">
       <w:rPr>
+        <w:rFonts w:eastAsia="黑体"/>
         <w:b/>
         <w:bCs/>
         <w:color w:themeColor="text1" w:val="000000"/>
@@ -10869,6 +11421,7 @@
     </w:tblStylePr>
     <w:tblStylePr w:type="firstCol">
       <w:rPr>
+        <w:rFonts w:eastAsia="黑体"/>
         <w:b/>
         <w:bCs/>
         <w:color w:themeColor="text1" w:val="000000"/>
@@ -10888,6 +11441,7 @@
     </w:tblStylePr>
     <w:tblStylePr w:type="lastCol">
       <w:rPr>
+        <w:rFonts w:eastAsia="黑体"/>
         <w:b w:val="0"/>
         <w:bCs w:val="0"/>
         <w:color w:themeColor="text1" w:val="000000"/>
@@ -10937,7 +11491,7 @@
       <w:spacing w:after="0" w:line="240" w:lineRule="auto"/>
     </w:pPr>
     <w:rPr>
-      <w:rFonts w:asciiTheme="majorHAnsi" w:cstheme="majorBidi" w:eastAsiaTheme="majorEastAsia" w:hAnsiTheme="majorHAnsi"/>
+      <w:rFonts w:asciiTheme="majorHAnsi" w:cstheme="majorBidi" w:hAnsiTheme="majorHAnsi" w:eastAsia="黑体"/>
       <w:color w:themeColor="text1" w:val="000000"/>
     </w:rPr>
     <w:tblPr>
@@ -10964,6 +11518,7 @@
     </w:tcPr>
     <w:tblStylePr w:type="firstRow">
       <w:rPr>
+        <w:rFonts w:eastAsia="黑体"/>
         <w:b/>
         <w:bCs/>
         <w:color w:themeColor="text1" w:val="000000"/>
@@ -10975,6 +11530,7 @@
     </w:tblStylePr>
     <w:tblStylePr w:type="lastRow">
       <w:rPr>
+        <w:rFonts w:eastAsia="黑体"/>
         <w:b/>
         <w:bCs/>
         <w:color w:themeColor="text1" w:val="000000"/>
@@ -10994,6 +11550,7 @@
     </w:tblStylePr>
     <w:tblStylePr w:type="firstCol">
       <w:rPr>
+        <w:rFonts w:eastAsia="黑体"/>
         <w:b/>
         <w:bCs/>
         <w:color w:themeColor="text1" w:val="000000"/>
@@ -11013,6 +11570,7 @@
     </w:tblStylePr>
     <w:tblStylePr w:type="lastCol">
       <w:rPr>
+        <w:rFonts w:eastAsia="黑体"/>
         <w:b w:val="0"/>
         <w:bCs w:val="0"/>
         <w:color w:themeColor="text1" w:val="000000"/>
@@ -11062,7 +11620,7 @@
       <w:spacing w:after="0" w:line="240" w:lineRule="auto"/>
     </w:pPr>
     <w:rPr>
-      <w:rFonts w:asciiTheme="majorHAnsi" w:cstheme="majorBidi" w:eastAsiaTheme="majorEastAsia" w:hAnsiTheme="majorHAnsi"/>
+      <w:rFonts w:asciiTheme="majorHAnsi" w:cstheme="majorBidi" w:hAnsiTheme="majorHAnsi" w:eastAsia="黑体"/>
       <w:color w:themeColor="text1" w:val="000000"/>
     </w:rPr>
     <w:tblPr>
@@ -11089,6 +11647,7 @@
     </w:tcPr>
     <w:tblStylePr w:type="firstRow">
       <w:rPr>
+        <w:rFonts w:eastAsia="黑体"/>
         <w:b/>
         <w:bCs/>
         <w:color w:themeColor="text1" w:val="000000"/>
@@ -11100,6 +11659,7 @@
     </w:tblStylePr>
     <w:tblStylePr w:type="lastRow">
       <w:rPr>
+        <w:rFonts w:eastAsia="黑体"/>
         <w:b/>
         <w:bCs/>
         <w:color w:themeColor="text1" w:val="000000"/>
@@ -11119,6 +11679,7 @@
     </w:tblStylePr>
     <w:tblStylePr w:type="firstCol">
       <w:rPr>
+        <w:rFonts w:eastAsia="黑体"/>
         <w:b/>
         <w:bCs/>
         <w:color w:themeColor="text1" w:val="000000"/>
@@ -11138,6 +11699,7 @@
     </w:tblStylePr>
     <w:tblStylePr w:type="lastCol">
       <w:rPr>
+        <w:rFonts w:eastAsia="黑体"/>
         <w:b w:val="0"/>
         <w:bCs w:val="0"/>
         <w:color w:themeColor="text1" w:val="000000"/>
@@ -11187,7 +11749,7 @@
       <w:spacing w:after="0" w:line="240" w:lineRule="auto"/>
     </w:pPr>
     <w:rPr>
-      <w:rFonts w:asciiTheme="majorHAnsi" w:cstheme="majorBidi" w:eastAsiaTheme="majorEastAsia" w:hAnsiTheme="majorHAnsi"/>
+      <w:rFonts w:asciiTheme="majorHAnsi" w:cstheme="majorBidi" w:hAnsiTheme="majorHAnsi" w:eastAsia="黑体"/>
       <w:color w:themeColor="text1" w:val="000000"/>
     </w:rPr>
     <w:tblPr>
@@ -11214,6 +11776,7 @@
     </w:tcPr>
     <w:tblStylePr w:type="firstRow">
       <w:rPr>
+        <w:rFonts w:eastAsia="黑体"/>
         <w:b/>
         <w:bCs/>
         <w:color w:themeColor="text1" w:val="000000"/>
@@ -11225,6 +11788,7 @@
     </w:tblStylePr>
     <w:tblStylePr w:type="lastRow">
       <w:rPr>
+        <w:rFonts w:eastAsia="黑体"/>
         <w:b/>
         <w:bCs/>
         <w:color w:themeColor="text1" w:val="000000"/>
@@ -11244,6 +11808,7 @@
     </w:tblStylePr>
     <w:tblStylePr w:type="firstCol">
       <w:rPr>
+        <w:rFonts w:eastAsia="黑体"/>
         <w:b/>
         <w:bCs/>
         <w:color w:themeColor="text1" w:val="000000"/>
@@ -11263,6 +11828,7 @@
     </w:tblStylePr>
     <w:tblStylePr w:type="lastCol">
       <w:rPr>
+        <w:rFonts w:eastAsia="黑体"/>
         <w:b w:val="0"/>
         <w:bCs w:val="0"/>
         <w:color w:themeColor="text1" w:val="000000"/>
@@ -11312,7 +11878,7 @@
       <w:spacing w:after="0" w:line="240" w:lineRule="auto"/>
     </w:pPr>
     <w:rPr>
-      <w:rFonts w:asciiTheme="majorHAnsi" w:cstheme="majorBidi" w:eastAsiaTheme="majorEastAsia" w:hAnsiTheme="majorHAnsi"/>
+      <w:rFonts w:asciiTheme="majorHAnsi" w:cstheme="majorBidi" w:hAnsiTheme="majorHAnsi" w:eastAsia="黑体"/>
       <w:color w:themeColor="text1" w:val="000000"/>
     </w:rPr>
     <w:tblPr>
@@ -11339,6 +11905,7 @@
     </w:tcPr>
     <w:tblStylePr w:type="firstRow">
       <w:rPr>
+        <w:rFonts w:eastAsia="黑体"/>
         <w:b/>
         <w:bCs/>
         <w:color w:themeColor="text1" w:val="000000"/>
@@ -11350,6 +11917,7 @@
     </w:tblStylePr>
     <w:tblStylePr w:type="lastRow">
       <w:rPr>
+        <w:rFonts w:eastAsia="黑体"/>
         <w:b/>
         <w:bCs/>
         <w:color w:themeColor="text1" w:val="000000"/>
@@ -11369,6 +11937,7 @@
     </w:tblStylePr>
     <w:tblStylePr w:type="firstCol">
       <w:rPr>
+        <w:rFonts w:eastAsia="黑体"/>
         <w:b/>
         <w:bCs/>
         <w:color w:themeColor="text1" w:val="000000"/>
@@ -11388,6 +11957,7 @@
     </w:tblStylePr>
     <w:tblStylePr w:type="lastCol">
       <w:rPr>
+        <w:rFonts w:eastAsia="黑体"/>
         <w:b w:val="0"/>
         <w:bCs w:val="0"/>
         <w:color w:themeColor="text1" w:val="000000"/>
@@ -11437,7 +12007,7 @@
       <w:spacing w:after="0" w:line="240" w:lineRule="auto"/>
     </w:pPr>
     <w:rPr>
-      <w:rFonts w:asciiTheme="majorHAnsi" w:cstheme="majorBidi" w:eastAsiaTheme="majorEastAsia" w:hAnsiTheme="majorHAnsi"/>
+      <w:rFonts w:asciiTheme="majorHAnsi" w:cstheme="majorBidi" w:hAnsiTheme="majorHAnsi" w:eastAsia="黑体"/>
       <w:color w:themeColor="text1" w:val="000000"/>
     </w:rPr>
     <w:tblPr>
@@ -11464,6 +12034,7 @@
     </w:tcPr>
     <w:tblStylePr w:type="firstRow">
       <w:rPr>
+        <w:rFonts w:eastAsia="黑体"/>
         <w:b/>
         <w:bCs/>
         <w:color w:themeColor="text1" w:val="000000"/>
@@ -11475,6 +12046,7 @@
     </w:tblStylePr>
     <w:tblStylePr w:type="lastRow">
       <w:rPr>
+        <w:rFonts w:eastAsia="黑体"/>
         <w:b/>
         <w:bCs/>
         <w:color w:themeColor="text1" w:val="000000"/>
@@ -11494,6 +12066,7 @@
     </w:tblStylePr>
     <w:tblStylePr w:type="firstCol">
       <w:rPr>
+        <w:rFonts w:eastAsia="黑体"/>
         <w:b/>
         <w:bCs/>
         <w:color w:themeColor="text1" w:val="000000"/>
@@ -11513,6 +12086,7 @@
     </w:tblStylePr>
     <w:tblStylePr w:type="lastCol">
       <w:rPr>
+        <w:rFonts w:eastAsia="黑体"/>
         <w:b w:val="0"/>
         <w:bCs w:val="0"/>
         <w:color w:themeColor="text1" w:val="000000"/>
@@ -11562,7 +12136,7 @@
       <w:spacing w:after="0" w:line="240" w:lineRule="auto"/>
     </w:pPr>
     <w:rPr>
-      <w:rFonts w:asciiTheme="majorHAnsi" w:cstheme="majorBidi" w:eastAsiaTheme="majorEastAsia" w:hAnsiTheme="majorHAnsi"/>
+      <w:rFonts w:asciiTheme="majorHAnsi" w:cstheme="majorBidi" w:hAnsiTheme="majorHAnsi" w:eastAsia="黑体"/>
       <w:color w:themeColor="text1" w:val="000000"/>
     </w:rPr>
     <w:tblPr>
@@ -11589,6 +12163,7 @@
     </w:tcPr>
     <w:tblStylePr w:type="firstRow">
       <w:rPr>
+        <w:rFonts w:eastAsia="黑体"/>
         <w:b/>
         <w:bCs/>
         <w:color w:themeColor="text1" w:val="000000"/>
@@ -11600,6 +12175,7 @@
     </w:tblStylePr>
     <w:tblStylePr w:type="lastRow">
       <w:rPr>
+        <w:rFonts w:eastAsia="黑体"/>
         <w:b/>
         <w:bCs/>
         <w:color w:themeColor="text1" w:val="000000"/>
@@ -11619,6 +12195,7 @@
     </w:tblStylePr>
     <w:tblStylePr w:type="firstCol">
       <w:rPr>
+        <w:rFonts w:eastAsia="黑体"/>
         <w:b/>
         <w:bCs/>
         <w:color w:themeColor="text1" w:val="000000"/>
@@ -11638,6 +12215,7 @@
     </w:tblStylePr>
     <w:tblStylePr w:type="lastCol">
       <w:rPr>
+        <w:rFonts w:eastAsia="黑体"/>
         <w:b w:val="0"/>
         <w:bCs w:val="0"/>
         <w:color w:themeColor="text1" w:val="000000"/>
@@ -11710,6 +12288,7 @@
     </w:tcPr>
     <w:tblStylePr w:type="firstRow">
       <w:rPr>
+        <w:rFonts w:eastAsia="黑体"/>
         <w:b/>
         <w:bCs/>
         <w:i w:val="0"/>
@@ -11731,6 +12310,7 @@
     </w:tblStylePr>
     <w:tblStylePr w:type="lastRow">
       <w:rPr>
+        <w:rFonts w:eastAsia="黑体"/>
         <w:b/>
         <w:bCs/>
         <w:i w:val="0"/>
@@ -11752,6 +12332,7 @@
     </w:tblStylePr>
     <w:tblStylePr w:type="firstCol">
       <w:rPr>
+        <w:rFonts w:eastAsia="黑体"/>
         <w:b/>
         <w:bCs/>
         <w:i w:val="0"/>
@@ -11771,6 +12352,7 @@
     </w:tblStylePr>
     <w:tblStylePr w:type="lastCol">
       <w:rPr>
+        <w:rFonts w:eastAsia="黑体"/>
         <w:b/>
         <w:bCs/>
         <w:i w:val="0"/>
@@ -11851,6 +12433,7 @@
     </w:tcPr>
     <w:tblStylePr w:type="firstRow">
       <w:rPr>
+        <w:rFonts w:eastAsia="黑体"/>
         <w:b/>
         <w:bCs/>
         <w:i w:val="0"/>
@@ -11872,6 +12455,7 @@
     </w:tblStylePr>
     <w:tblStylePr w:type="lastRow">
       <w:rPr>
+        <w:rFonts w:eastAsia="黑体"/>
         <w:b/>
         <w:bCs/>
         <w:i w:val="0"/>
@@ -11893,6 +12477,7 @@
     </w:tblStylePr>
     <w:tblStylePr w:type="firstCol">
       <w:rPr>
+        <w:rFonts w:eastAsia="黑体"/>
         <w:b/>
         <w:bCs/>
         <w:i w:val="0"/>
@@ -11912,6 +12497,7 @@
     </w:tblStylePr>
     <w:tblStylePr w:type="lastCol">
       <w:rPr>
+        <w:rFonts w:eastAsia="黑体"/>
         <w:b/>
         <w:bCs/>
         <w:i w:val="0"/>
@@ -11992,6 +12578,7 @@
     </w:tcPr>
     <w:tblStylePr w:type="firstRow">
       <w:rPr>
+        <w:rFonts w:eastAsia="黑体"/>
         <w:b/>
         <w:bCs/>
         <w:i w:val="0"/>
@@ -12013,6 +12600,7 @@
     </w:tblStylePr>
     <w:tblStylePr w:type="lastRow">
       <w:rPr>
+        <w:rFonts w:eastAsia="黑体"/>
         <w:b/>
         <w:bCs/>
         <w:i w:val="0"/>
@@ -12034,6 +12622,7 @@
     </w:tblStylePr>
     <w:tblStylePr w:type="firstCol">
       <w:rPr>
+        <w:rFonts w:eastAsia="黑体"/>
         <w:b/>
         <w:bCs/>
         <w:i w:val="0"/>
@@ -12053,6 +12642,7 @@
     </w:tblStylePr>
     <w:tblStylePr w:type="lastCol">
       <w:rPr>
+        <w:rFonts w:eastAsia="黑体"/>
         <w:b/>
         <w:bCs/>
         <w:i w:val="0"/>
@@ -12133,6 +12723,7 @@
     </w:tcPr>
     <w:tblStylePr w:type="firstRow">
       <w:rPr>
+        <w:rFonts w:eastAsia="黑体"/>
         <w:b/>
         <w:bCs/>
         <w:i w:val="0"/>
@@ -12154,6 +12745,7 @@
     </w:tblStylePr>
     <w:tblStylePr w:type="lastRow">
       <w:rPr>
+        <w:rFonts w:eastAsia="黑体"/>
         <w:b/>
         <w:bCs/>
         <w:i w:val="0"/>
@@ -12175,6 +12767,7 @@
     </w:tblStylePr>
     <w:tblStylePr w:type="firstCol">
       <w:rPr>
+        <w:rFonts w:eastAsia="黑体"/>
         <w:b/>
         <w:bCs/>
         <w:i w:val="0"/>
@@ -12194,6 +12787,7 @@
     </w:tblStylePr>
     <w:tblStylePr w:type="lastCol">
       <w:rPr>
+        <w:rFonts w:eastAsia="黑体"/>
         <w:b/>
         <w:bCs/>
         <w:i w:val="0"/>
@@ -12274,6 +12868,7 @@
     </w:tcPr>
     <w:tblStylePr w:type="firstRow">
       <w:rPr>
+        <w:rFonts w:eastAsia="黑体"/>
         <w:b/>
         <w:bCs/>
         <w:i w:val="0"/>
@@ -12295,6 +12890,7 @@
     </w:tblStylePr>
     <w:tblStylePr w:type="lastRow">
       <w:rPr>
+        <w:rFonts w:eastAsia="黑体"/>
         <w:b/>
         <w:bCs/>
         <w:i w:val="0"/>
@@ -12316,6 +12912,7 @@
     </w:tblStylePr>
     <w:tblStylePr w:type="firstCol">
       <w:rPr>
+        <w:rFonts w:eastAsia="黑体"/>
         <w:b/>
         <w:bCs/>
         <w:i w:val="0"/>
@@ -12335,6 +12932,7 @@
     </w:tblStylePr>
     <w:tblStylePr w:type="lastCol">
       <w:rPr>
+        <w:rFonts w:eastAsia="黑体"/>
         <w:b/>
         <w:bCs/>
         <w:i w:val="0"/>
@@ -12415,6 +13013,7 @@
     </w:tcPr>
     <w:tblStylePr w:type="firstRow">
       <w:rPr>
+        <w:rFonts w:eastAsia="黑体"/>
         <w:b/>
         <w:bCs/>
         <w:i w:val="0"/>
@@ -12436,6 +13035,7 @@
     </w:tblStylePr>
     <w:tblStylePr w:type="lastRow">
       <w:rPr>
+        <w:rFonts w:eastAsia="黑体"/>
         <w:b/>
         <w:bCs/>
         <w:i w:val="0"/>
@@ -12457,6 +13057,7 @@
     </w:tblStylePr>
     <w:tblStylePr w:type="firstCol">
       <w:rPr>
+        <w:rFonts w:eastAsia="黑体"/>
         <w:b/>
         <w:bCs/>
         <w:i w:val="0"/>
@@ -12476,6 +13077,7 @@
     </w:tblStylePr>
     <w:tblStylePr w:type="lastCol">
       <w:rPr>
+        <w:rFonts w:eastAsia="黑体"/>
         <w:b/>
         <w:bCs/>
         <w:i w:val="0"/>
@@ -12556,6 +13158,7 @@
     </w:tcPr>
     <w:tblStylePr w:type="firstRow">
       <w:rPr>
+        <w:rFonts w:eastAsia="黑体"/>
         <w:b/>
         <w:bCs/>
         <w:i w:val="0"/>
@@ -12577,6 +13180,7 @@
     </w:tblStylePr>
     <w:tblStylePr w:type="lastRow">
       <w:rPr>
+        <w:rFonts w:eastAsia="黑体"/>
         <w:b/>
         <w:bCs/>
         <w:i w:val="0"/>
@@ -12598,6 +13202,7 @@
     </w:tblStylePr>
     <w:tblStylePr w:type="firstCol">
       <w:rPr>
+        <w:rFonts w:eastAsia="黑体"/>
         <w:b/>
         <w:bCs/>
         <w:i w:val="0"/>
@@ -12617,6 +13222,7 @@
     </w:tblStylePr>
     <w:tblStylePr w:type="lastCol">
       <w:rPr>
+        <w:rFonts w:eastAsia="黑体"/>
         <w:b/>
         <w:bCs/>
         <w:i w:val="0"/>
@@ -12674,6 +13280,7 @@
       <w:spacing w:after="0" w:line="240" w:lineRule="auto"/>
     </w:pPr>
     <w:rPr>
+      <w:rFonts w:eastAsia="黑体"/>
       <w:color w:themeColor="background1" w:val="FFFFFF"/>
     </w:rPr>
     <w:tblPr>
@@ -12692,6 +13299,7 @@
     </w:tcPr>
     <w:tblStylePr w:type="firstRow">
       <w:rPr>
+        <w:rFonts w:eastAsia="黑体"/>
         <w:b/>
         <w:bCs/>
       </w:rPr>
@@ -12788,6 +13396,7 @@
       <w:spacing w:after="0" w:line="240" w:lineRule="auto"/>
     </w:pPr>
     <w:rPr>
+      <w:rFonts w:eastAsia="黑体"/>
       <w:color w:themeColor="background1" w:val="FFFFFF"/>
     </w:rPr>
     <w:tblPr>
@@ -12806,6 +13415,7 @@
     </w:tcPr>
     <w:tblStylePr w:type="firstRow">
       <w:rPr>
+        <w:rFonts w:eastAsia="黑体"/>
         <w:b/>
         <w:bCs/>
       </w:rPr>
@@ -12902,6 +13512,7 @@
       <w:spacing w:after="0" w:line="240" w:lineRule="auto"/>
     </w:pPr>
     <w:rPr>
+      <w:rFonts w:eastAsia="黑体"/>
       <w:color w:themeColor="background1" w:val="FFFFFF"/>
     </w:rPr>
     <w:tblPr>
@@ -12920,6 +13531,7 @@
     </w:tcPr>
     <w:tblStylePr w:type="firstRow">
       <w:rPr>
+        <w:rFonts w:eastAsia="黑体"/>
         <w:b/>
         <w:bCs/>
       </w:rPr>
@@ -13016,6 +13628,7 @@
       <w:spacing w:after="0" w:line="240" w:lineRule="auto"/>
     </w:pPr>
     <w:rPr>
+      <w:rFonts w:eastAsia="黑体"/>
       <w:color w:themeColor="background1" w:val="FFFFFF"/>
     </w:rPr>
     <w:tblPr>
@@ -13034,6 +13647,7 @@
     </w:tcPr>
     <w:tblStylePr w:type="firstRow">
       <w:rPr>
+        <w:rFonts w:eastAsia="黑体"/>
         <w:b/>
         <w:bCs/>
       </w:rPr>
@@ -13130,6 +13744,7 @@
       <w:spacing w:after="0" w:line="240" w:lineRule="auto"/>
     </w:pPr>
     <w:rPr>
+      <w:rFonts w:eastAsia="黑体"/>
       <w:color w:themeColor="background1" w:val="FFFFFF"/>
     </w:rPr>
     <w:tblPr>
@@ -13148,6 +13763,7 @@
     </w:tcPr>
     <w:tblStylePr w:type="firstRow">
       <w:rPr>
+        <w:rFonts w:eastAsia="黑体"/>
         <w:b/>
         <w:bCs/>
       </w:rPr>
@@ -13244,6 +13860,7 @@
       <w:spacing w:after="0" w:line="240" w:lineRule="auto"/>
     </w:pPr>
     <w:rPr>
+      <w:rFonts w:eastAsia="黑体"/>
       <w:color w:themeColor="background1" w:val="FFFFFF"/>
     </w:rPr>
     <w:tblPr>
@@ -13262,6 +13879,7 @@
     </w:tcPr>
     <w:tblStylePr w:type="firstRow">
       <w:rPr>
+        <w:rFonts w:eastAsia="黑体"/>
         <w:b/>
         <w:bCs/>
       </w:rPr>
@@ -13358,6 +13976,7 @@
       <w:spacing w:after="0" w:line="240" w:lineRule="auto"/>
     </w:pPr>
     <w:rPr>
+      <w:rFonts w:eastAsia="黑体"/>
       <w:color w:themeColor="background1" w:val="FFFFFF"/>
     </w:rPr>
     <w:tblPr>
@@ -13376,6 +13995,7 @@
     </w:tcPr>
     <w:tblStylePr w:type="firstRow">
       <w:rPr>
+        <w:rFonts w:eastAsia="黑体"/>
         <w:b/>
         <w:bCs/>
       </w:rPr>
@@ -13472,6 +14092,7 @@
       <w:spacing w:after="0" w:line="240" w:lineRule="auto"/>
     </w:pPr>
     <w:rPr>
+      <w:rFonts w:eastAsia="黑体"/>
       <w:color w:themeColor="text1" w:val="000000"/>
     </w:rPr>
     <w:tblPr>
@@ -13498,6 +14119,7 @@
     </w:tcPr>
     <w:tblStylePr w:type="firstRow">
       <w:rPr>
+        <w:rFonts w:eastAsia="黑体"/>
         <w:b/>
         <w:bCs/>
       </w:rPr>
@@ -13516,6 +14138,7 @@
     </w:tblStylePr>
     <w:tblStylePr w:type="lastRow">
       <w:rPr>
+        <w:rFonts w:eastAsia="黑体"/>
         <w:b/>
         <w:bCs/>
         <w:color w:themeColor="background1" w:val="FFFFFF"/>
@@ -13530,6 +14153,7 @@
     </w:tblStylePr>
     <w:tblStylePr w:type="firstCol">
       <w:rPr>
+        <w:rFonts w:eastAsia="黑体"/>
         <w:color w:themeColor="background1" w:val="FFFFFF"/>
       </w:rPr>
       <w:tblPr/>
@@ -13547,6 +14171,7 @@
     </w:tblStylePr>
     <w:tblStylePr w:type="lastCol">
       <w:rPr>
+        <w:rFonts w:eastAsia="黑体"/>
         <w:color w:themeColor="background1" w:val="FFFFFF"/>
       </w:rPr>
       <w:tblPr/>
@@ -13576,11 +14201,13 @@
     </w:tblStylePr>
     <w:tblStylePr w:type="neCell">
       <w:rPr>
+        <w:rFonts w:eastAsia="黑体"/>
         <w:color w:themeColor="text1" w:val="000000"/>
       </w:rPr>
     </w:tblStylePr>
     <w:tblStylePr w:type="nwCell">
       <w:rPr>
+        <w:rFonts w:eastAsia="黑体"/>
         <w:color w:themeColor="text1" w:val="000000"/>
       </w:rPr>
     </w:tblStylePr>
@@ -13594,6 +14221,7 @@
       <w:spacing w:after="0" w:line="240" w:lineRule="auto"/>
     </w:pPr>
     <w:rPr>
+      <w:rFonts w:eastAsia="黑体"/>
       <w:color w:themeColor="text1" w:val="000000"/>
     </w:rPr>
     <w:tblPr>
@@ -13620,6 +14248,7 @@
     </w:tcPr>
     <w:tblStylePr w:type="firstRow">
       <w:rPr>
+        <w:rFonts w:eastAsia="黑体"/>
         <w:b/>
         <w:bCs/>
       </w:rPr>
@@ -13638,6 +14267,7 @@
     </w:tblStylePr>
     <w:tblStylePr w:type="lastRow">
       <w:rPr>
+        <w:rFonts w:eastAsia="黑体"/>
         <w:b/>
         <w:bCs/>
         <w:color w:themeColor="background1" w:val="FFFFFF"/>
@@ -13652,6 +14282,7 @@
     </w:tblStylePr>
     <w:tblStylePr w:type="firstCol">
       <w:rPr>
+        <w:rFonts w:eastAsia="黑体"/>
         <w:color w:themeColor="background1" w:val="FFFFFF"/>
       </w:rPr>
       <w:tblPr/>
@@ -13669,6 +14300,7 @@
     </w:tblStylePr>
     <w:tblStylePr w:type="lastCol">
       <w:rPr>
+        <w:rFonts w:eastAsia="黑体"/>
         <w:color w:themeColor="background1" w:val="FFFFFF"/>
       </w:rPr>
       <w:tblPr/>
@@ -13698,11 +14330,13 @@
     </w:tblStylePr>
     <w:tblStylePr w:type="neCell">
       <w:rPr>
+        <w:rFonts w:eastAsia="黑体"/>
         <w:color w:themeColor="text1" w:val="000000"/>
       </w:rPr>
     </w:tblStylePr>
     <w:tblStylePr w:type="nwCell">
       <w:rPr>
+        <w:rFonts w:eastAsia="黑体"/>
         <w:color w:themeColor="text1" w:val="000000"/>
       </w:rPr>
     </w:tblStylePr>
@@ -13716,6 +14350,7 @@
       <w:spacing w:after="0" w:line="240" w:lineRule="auto"/>
     </w:pPr>
     <w:rPr>
+      <w:rFonts w:eastAsia="黑体"/>
       <w:color w:themeColor="text1" w:val="000000"/>
     </w:rPr>
     <w:tblPr>
@@ -13742,6 +14377,7 @@
     </w:tcPr>
     <w:tblStylePr w:type="firstRow">
       <w:rPr>
+        <w:rFonts w:eastAsia="黑体"/>
         <w:b/>
         <w:bCs/>
       </w:rPr>
@@ -13760,6 +14396,7 @@
     </w:tblStylePr>
     <w:tblStylePr w:type="lastRow">
       <w:rPr>
+        <w:rFonts w:eastAsia="黑体"/>
         <w:b/>
         <w:bCs/>
         <w:color w:themeColor="background1" w:val="FFFFFF"/>
@@ -13774,6 +14411,7 @@
     </w:tblStylePr>
     <w:tblStylePr w:type="firstCol">
       <w:rPr>
+        <w:rFonts w:eastAsia="黑体"/>
         <w:color w:themeColor="background1" w:val="FFFFFF"/>
       </w:rPr>
       <w:tblPr/>
@@ -13791,6 +14429,7 @@
     </w:tblStylePr>
     <w:tblStylePr w:type="lastCol">
       <w:rPr>
+        <w:rFonts w:eastAsia="黑体"/>
         <w:color w:themeColor="background1" w:val="FFFFFF"/>
       </w:rPr>
       <w:tblPr/>
@@ -13820,11 +14459,13 @@
     </w:tblStylePr>
     <w:tblStylePr w:type="neCell">
       <w:rPr>
+        <w:rFonts w:eastAsia="黑体"/>
         <w:color w:themeColor="text1" w:val="000000"/>
       </w:rPr>
     </w:tblStylePr>
     <w:tblStylePr w:type="nwCell">
       <w:rPr>
+        <w:rFonts w:eastAsia="黑体"/>
         <w:color w:themeColor="text1" w:val="000000"/>
       </w:rPr>
     </w:tblStylePr>
@@ -13838,6 +14479,7 @@
       <w:spacing w:after="0" w:line="240" w:lineRule="auto"/>
     </w:pPr>
     <w:rPr>
+      <w:rFonts w:eastAsia="黑体"/>
       <w:color w:themeColor="text1" w:val="000000"/>
     </w:rPr>
     <w:tblPr>
@@ -13864,6 +14506,7 @@
     </w:tcPr>
     <w:tblStylePr w:type="firstRow">
       <w:rPr>
+        <w:rFonts w:eastAsia="黑体"/>
         <w:b/>
         <w:bCs/>
       </w:rPr>
@@ -13882,6 +14525,7 @@
     </w:tblStylePr>
     <w:tblStylePr w:type="lastRow">
       <w:rPr>
+        <w:rFonts w:eastAsia="黑体"/>
         <w:b/>
         <w:bCs/>
         <w:color w:themeColor="background1" w:val="FFFFFF"/>
@@ -13896,6 +14540,7 @@
     </w:tblStylePr>
     <w:tblStylePr w:type="firstCol">
       <w:rPr>
+        <w:rFonts w:eastAsia="黑体"/>
         <w:color w:themeColor="background1" w:val="FFFFFF"/>
       </w:rPr>
       <w:tblPr/>
@@ -13913,6 +14558,7 @@
     </w:tblStylePr>
     <w:tblStylePr w:type="lastCol">
       <w:rPr>
+        <w:rFonts w:eastAsia="黑体"/>
         <w:color w:themeColor="background1" w:val="FFFFFF"/>
       </w:rPr>
       <w:tblPr/>
@@ -13950,6 +14596,7 @@
       <w:spacing w:after="0" w:line="240" w:lineRule="auto"/>
     </w:pPr>
     <w:rPr>
+      <w:rFonts w:eastAsia="黑体"/>
       <w:color w:themeColor="text1" w:val="000000"/>
     </w:rPr>
     <w:tblPr>
@@ -13976,6 +14623,7 @@
     </w:tcPr>
     <w:tblStylePr w:type="firstRow">
       <w:rPr>
+        <w:rFonts w:eastAsia="黑体"/>
         <w:b/>
         <w:bCs/>
       </w:rPr>
@@ -13994,6 +14642,7 @@
     </w:tblStylePr>
     <w:tblStylePr w:type="lastRow">
       <w:rPr>
+        <w:rFonts w:eastAsia="黑体"/>
         <w:b/>
         <w:bCs/>
         <w:color w:themeColor="background1" w:val="FFFFFF"/>
@@ -14008,6 +14657,7 @@
     </w:tblStylePr>
     <w:tblStylePr w:type="firstCol">
       <w:rPr>
+        <w:rFonts w:eastAsia="黑体"/>
         <w:color w:themeColor="background1" w:val="FFFFFF"/>
       </w:rPr>
       <w:tblPr/>
@@ -14025,6 +14675,7 @@
     </w:tblStylePr>
     <w:tblStylePr w:type="lastCol">
       <w:rPr>
+        <w:rFonts w:eastAsia="黑体"/>
         <w:color w:themeColor="background1" w:val="FFFFFF"/>
       </w:rPr>
       <w:tblPr/>
@@ -14054,11 +14705,13 @@
     </w:tblStylePr>
     <w:tblStylePr w:type="neCell">
       <w:rPr>
+        <w:rFonts w:eastAsia="黑体"/>
         <w:color w:themeColor="text1" w:val="000000"/>
       </w:rPr>
     </w:tblStylePr>
     <w:tblStylePr w:type="nwCell">
       <w:rPr>
+        <w:rFonts w:eastAsia="黑体"/>
         <w:color w:themeColor="text1" w:val="000000"/>
       </w:rPr>
     </w:tblStylePr>
@@ -14072,6 +14725,7 @@
       <w:spacing w:after="0" w:line="240" w:lineRule="auto"/>
     </w:pPr>
     <w:rPr>
+      <w:rFonts w:eastAsia="黑体"/>
       <w:color w:themeColor="text1" w:val="000000"/>
     </w:rPr>
     <w:tblPr>
@@ -14098,6 +14752,7 @@
     </w:tcPr>
     <w:tblStylePr w:type="firstRow">
       <w:rPr>
+        <w:rFonts w:eastAsia="黑体"/>
         <w:b/>
         <w:bCs/>
       </w:rPr>
@@ -14116,6 +14771,7 @@
     </w:tblStylePr>
     <w:tblStylePr w:type="lastRow">
       <w:rPr>
+        <w:rFonts w:eastAsia="黑体"/>
         <w:b/>
         <w:bCs/>
         <w:color w:themeColor="background1" w:val="FFFFFF"/>
@@ -14130,6 +14786,7 @@
     </w:tblStylePr>
     <w:tblStylePr w:type="firstCol">
       <w:rPr>
+        <w:rFonts w:eastAsia="黑体"/>
         <w:color w:themeColor="background1" w:val="FFFFFF"/>
       </w:rPr>
       <w:tblPr/>
@@ -14147,6 +14804,7 @@
     </w:tblStylePr>
     <w:tblStylePr w:type="lastCol">
       <w:rPr>
+        <w:rFonts w:eastAsia="黑体"/>
         <w:color w:themeColor="background1" w:val="FFFFFF"/>
       </w:rPr>
       <w:tblPr/>
@@ -14176,11 +14834,13 @@
     </w:tblStylePr>
     <w:tblStylePr w:type="neCell">
       <w:rPr>
+        <w:rFonts w:eastAsia="黑体"/>
         <w:color w:themeColor="text1" w:val="000000"/>
       </w:rPr>
     </w:tblStylePr>
     <w:tblStylePr w:type="nwCell">
       <w:rPr>
+        <w:rFonts w:eastAsia="黑体"/>
         <w:color w:themeColor="text1" w:val="000000"/>
       </w:rPr>
     </w:tblStylePr>
@@ -14194,6 +14854,7 @@
       <w:spacing w:after="0" w:line="240" w:lineRule="auto"/>
     </w:pPr>
     <w:rPr>
+      <w:rFonts w:eastAsia="黑体"/>
       <w:color w:themeColor="text1" w:val="000000"/>
     </w:rPr>
     <w:tblPr>
@@ -14220,6 +14881,7 @@
     </w:tcPr>
     <w:tblStylePr w:type="firstRow">
       <w:rPr>
+        <w:rFonts w:eastAsia="黑体"/>
         <w:b/>
         <w:bCs/>
       </w:rPr>
@@ -14238,6 +14900,7 @@
     </w:tblStylePr>
     <w:tblStylePr w:type="lastRow">
       <w:rPr>
+        <w:rFonts w:eastAsia="黑体"/>
         <w:b/>
         <w:bCs/>
         <w:color w:themeColor="background1" w:val="FFFFFF"/>
@@ -14252,6 +14915,7 @@
     </w:tblStylePr>
     <w:tblStylePr w:type="firstCol">
       <w:rPr>
+        <w:rFonts w:eastAsia="黑体"/>
         <w:color w:themeColor="background1" w:val="FFFFFF"/>
       </w:rPr>
       <w:tblPr/>
@@ -14269,6 +14933,7 @@
     </w:tblStylePr>
     <w:tblStylePr w:type="lastCol">
       <w:rPr>
+        <w:rFonts w:eastAsia="黑体"/>
         <w:color w:themeColor="background1" w:val="FFFFFF"/>
       </w:rPr>
       <w:tblPr/>
@@ -14298,11 +14963,13 @@
     </w:tblStylePr>
     <w:tblStylePr w:type="neCell">
       <w:rPr>
+        <w:rFonts w:eastAsia="黑体"/>
         <w:color w:themeColor="text1" w:val="000000"/>
       </w:rPr>
     </w:tblStylePr>
     <w:tblStylePr w:type="nwCell">
       <w:rPr>
+        <w:rFonts w:eastAsia="黑体"/>
         <w:color w:themeColor="text1" w:val="000000"/>
       </w:rPr>
     </w:tblStylePr>
@@ -14316,6 +14983,7 @@
       <w:spacing w:after="0" w:line="240" w:lineRule="auto"/>
     </w:pPr>
     <w:rPr>
+      <w:rFonts w:eastAsia="黑体"/>
       <w:color w:themeColor="text1" w:val="000000"/>
     </w:rPr>
     <w:tblPr>
@@ -14334,6 +15002,7 @@
     </w:tcPr>
     <w:tblStylePr w:type="firstRow">
       <w:rPr>
+        <w:rFonts w:eastAsia="黑体"/>
         <w:b/>
         <w:bCs/>
         <w:color w:themeColor="background1" w:val="FFFFFF"/>
@@ -14348,6 +15017,7 @@
     </w:tblStylePr>
     <w:tblStylePr w:type="lastRow">
       <w:rPr>
+        <w:rFonts w:eastAsia="黑体"/>
         <w:b/>
         <w:bCs/>
         <w:color w:themeColor="accent2" w:themeShade="CC" w:val="9E3A38"/>
@@ -14362,12 +15032,14 @@
     </w:tblStylePr>
     <w:tblStylePr w:type="firstCol">
       <w:rPr>
+        <w:rFonts w:eastAsia="黑体"/>
         <w:b/>
         <w:bCs/>
       </w:rPr>
     </w:tblStylePr>
     <w:tblStylePr w:type="lastCol">
       <w:rPr>
+        <w:rFonts w:eastAsia="黑体"/>
         <w:b/>
         <w:bCs/>
       </w:rPr>
@@ -14402,6 +15074,7 @@
       <w:spacing w:after="0" w:line="240" w:lineRule="auto"/>
     </w:pPr>
     <w:rPr>
+      <w:rFonts w:eastAsia="黑体"/>
       <w:color w:themeColor="text1" w:val="000000"/>
     </w:rPr>
     <w:tblPr>
@@ -14420,6 +15093,7 @@
     </w:tcPr>
     <w:tblStylePr w:type="firstRow">
       <w:rPr>
+        <w:rFonts w:eastAsia="黑体"/>
         <w:b/>
         <w:bCs/>
         <w:color w:themeColor="background1" w:val="FFFFFF"/>
@@ -14434,6 +15108,7 @@
     </w:tblStylePr>
     <w:tblStylePr w:type="lastRow">
       <w:rPr>
+        <w:rFonts w:eastAsia="黑体"/>
         <w:b/>
         <w:bCs/>
         <w:color w:themeColor="accent2" w:themeShade="CC" w:val="9E3A38"/>
@@ -14448,12 +15123,14 @@
     </w:tblStylePr>
     <w:tblStylePr w:type="firstCol">
       <w:rPr>
+        <w:rFonts w:eastAsia="黑体"/>
         <w:b/>
         <w:bCs/>
       </w:rPr>
     </w:tblStylePr>
     <w:tblStylePr w:type="lastCol">
       <w:rPr>
+        <w:rFonts w:eastAsia="黑体"/>
         <w:b/>
         <w:bCs/>
       </w:rPr>
@@ -14488,6 +15165,7 @@
       <w:spacing w:after="0" w:line="240" w:lineRule="auto"/>
     </w:pPr>
     <w:rPr>
+      <w:rFonts w:eastAsia="黑体"/>
       <w:color w:themeColor="text1" w:val="000000"/>
     </w:rPr>
     <w:tblPr>
@@ -14506,6 +15184,7 @@
     </w:tcPr>
     <w:tblStylePr w:type="firstRow">
       <w:rPr>
+        <w:rFonts w:eastAsia="黑体"/>
         <w:b/>
         <w:bCs/>
         <w:color w:themeColor="background1" w:val="FFFFFF"/>
@@ -14520,6 +15199,7 @@
     </w:tblStylePr>
     <w:tblStylePr w:type="lastRow">
       <w:rPr>
+        <w:rFonts w:eastAsia="黑体"/>
         <w:b/>
         <w:bCs/>
         <w:color w:themeColor="accent2" w:themeShade="CC" w:val="9E3A38"/>
@@ -14534,12 +15214,14 @@
     </w:tblStylePr>
     <w:tblStylePr w:type="firstCol">
       <w:rPr>
+        <w:rFonts w:eastAsia="黑体"/>
         <w:b/>
         <w:bCs/>
       </w:rPr>
     </w:tblStylePr>
     <w:tblStylePr w:type="lastCol">
       <w:rPr>
+        <w:rFonts w:eastAsia="黑体"/>
         <w:b/>
         <w:bCs/>
       </w:rPr>
@@ -14574,6 +15256,7 @@
       <w:spacing w:after="0" w:line="240" w:lineRule="auto"/>
     </w:pPr>
     <w:rPr>
+      <w:rFonts w:eastAsia="黑体"/>
       <w:color w:themeColor="text1" w:val="000000"/>
     </w:rPr>
     <w:tblPr>
@@ -14592,6 +15275,7 @@
     </w:tcPr>
     <w:tblStylePr w:type="firstRow">
       <w:rPr>
+        <w:rFonts w:eastAsia="黑体"/>
         <w:b/>
         <w:bCs/>
         <w:color w:themeColor="background1" w:val="FFFFFF"/>
@@ -14606,6 +15290,7 @@
     </w:tblStylePr>
     <w:tblStylePr w:type="lastRow">
       <w:rPr>
+        <w:rFonts w:eastAsia="黑体"/>
         <w:b/>
         <w:bCs/>
         <w:color w:themeColor="accent4" w:themeShade="CC" w:val="664E82"/>
@@ -14620,12 +15305,14 @@
     </w:tblStylePr>
     <w:tblStylePr w:type="firstCol">
       <w:rPr>
+        <w:rFonts w:eastAsia="黑体"/>
         <w:b/>
         <w:bCs/>
       </w:rPr>
     </w:tblStylePr>
     <w:tblStylePr w:type="lastCol">
       <w:rPr>
+        <w:rFonts w:eastAsia="黑体"/>
         <w:b/>
         <w:bCs/>
       </w:rPr>
@@ -14660,6 +15347,7 @@
       <w:spacing w:after="0" w:line="240" w:lineRule="auto"/>
     </w:pPr>
     <w:rPr>
+      <w:rFonts w:eastAsia="黑体"/>
       <w:color w:themeColor="text1" w:val="000000"/>
     </w:rPr>
     <w:tblPr>
@@ -14678,6 +15366,7 @@
     </w:tcPr>
     <w:tblStylePr w:type="firstRow">
       <w:rPr>
+        <w:rFonts w:eastAsia="黑体"/>
         <w:b/>
         <w:bCs/>
         <w:color w:themeColor="background1" w:val="FFFFFF"/>
@@ -14692,6 +15381,7 @@
     </w:tblStylePr>
     <w:tblStylePr w:type="lastRow">
       <w:rPr>
+        <w:rFonts w:eastAsia="黑体"/>
         <w:b/>
         <w:bCs/>
         <w:color w:themeColor="accent3" w:themeShade="CC" w:val="7E9C40"/>
@@ -14706,12 +15396,14 @@
     </w:tblStylePr>
     <w:tblStylePr w:type="firstCol">
       <w:rPr>
+        <w:rFonts w:eastAsia="黑体"/>
         <w:b/>
         <w:bCs/>
       </w:rPr>
     </w:tblStylePr>
     <w:tblStylePr w:type="lastCol">
       <w:rPr>
+        <w:rFonts w:eastAsia="黑体"/>
         <w:b/>
         <w:bCs/>
       </w:rPr>
@@ -14746,6 +15438,7 @@
       <w:spacing w:after="0" w:line="240" w:lineRule="auto"/>
     </w:pPr>
     <w:rPr>
+      <w:rFonts w:eastAsia="黑体"/>
       <w:color w:themeColor="text1" w:val="000000"/>
     </w:rPr>
     <w:tblPr>
@@ -14764,6 +15457,7 @@
     </w:tcPr>
     <w:tblStylePr w:type="firstRow">
       <w:rPr>
+        <w:rFonts w:eastAsia="黑体"/>
         <w:b/>
         <w:bCs/>
         <w:color w:themeColor="background1" w:val="FFFFFF"/>
@@ -14778,6 +15472,7 @@
     </w:tblStylePr>
     <w:tblStylePr w:type="lastRow">
       <w:rPr>
+        <w:rFonts w:eastAsia="黑体"/>
         <w:b/>
         <w:bCs/>
         <w:color w:themeColor="accent6" w:themeShade="CC" w:val="F2730A"/>
@@ -14792,12 +15487,14 @@
     </w:tblStylePr>
     <w:tblStylePr w:type="firstCol">
       <w:rPr>
+        <w:rFonts w:eastAsia="黑体"/>
         <w:b/>
         <w:bCs/>
       </w:rPr>
     </w:tblStylePr>
     <w:tblStylePr w:type="lastCol">
       <w:rPr>
+        <w:rFonts w:eastAsia="黑体"/>
         <w:b/>
         <w:bCs/>
       </w:rPr>
@@ -14832,6 +15529,7 @@
       <w:spacing w:after="0" w:line="240" w:lineRule="auto"/>
     </w:pPr>
     <w:rPr>
+      <w:rFonts w:eastAsia="黑体"/>
       <w:color w:themeColor="text1" w:val="000000"/>
     </w:rPr>
     <w:tblPr>
@@ -14850,6 +15548,7 @@
     </w:tcPr>
     <w:tblStylePr w:type="firstRow">
       <w:rPr>
+        <w:rFonts w:eastAsia="黑体"/>
         <w:b/>
         <w:bCs/>
         <w:color w:themeColor="background1" w:val="FFFFFF"/>
@@ -14864,6 +15563,7 @@
     </w:tblStylePr>
     <w:tblStylePr w:type="lastRow">
       <w:rPr>
+        <w:rFonts w:eastAsia="黑体"/>
         <w:b/>
         <w:bCs/>
         <w:color w:themeColor="accent5" w:themeShade="CC" w:val="348DA5"/>
@@ -14878,12 +15578,14 @@
     </w:tblStylePr>
     <w:tblStylePr w:type="firstCol">
       <w:rPr>
+        <w:rFonts w:eastAsia="黑体"/>
         <w:b/>
         <w:bCs/>
       </w:rPr>
     </w:tblStylePr>
     <w:tblStylePr w:type="lastCol">
       <w:rPr>
+        <w:rFonts w:eastAsia="黑体"/>
         <w:b/>
         <w:bCs/>
       </w:rPr>
@@ -14918,6 +15620,7 @@
       <w:spacing w:after="0" w:line="240" w:lineRule="auto"/>
     </w:pPr>
     <w:rPr>
+      <w:rFonts w:eastAsia="黑体"/>
       <w:color w:themeColor="text1" w:val="000000"/>
     </w:rPr>
     <w:tblPr>
@@ -14939,6 +15642,7 @@
     </w:tcPr>
     <w:tblStylePr w:type="firstRow">
       <w:rPr>
+        <w:rFonts w:eastAsia="黑体"/>
         <w:b/>
         <w:bCs/>
       </w:rPr>
@@ -14949,6 +15653,7 @@
     </w:tblStylePr>
     <w:tblStylePr w:type="lastRow">
       <w:rPr>
+        <w:rFonts w:eastAsia="黑体"/>
         <w:b/>
         <w:bCs/>
         <w:color w:themeColor="text1" w:val="000000"/>
@@ -14960,6 +15665,7 @@
     </w:tblStylePr>
     <w:tblStylePr w:type="firstCol">
       <w:rPr>
+        <w:rFonts w:eastAsia="黑体"/>
         <w:color w:themeColor="background1" w:val="FFFFFF"/>
       </w:rPr>
       <w:tblPr/>
@@ -14969,6 +15675,7 @@
     </w:tblStylePr>
     <w:tblStylePr w:type="lastCol">
       <w:rPr>
+        <w:rFonts w:eastAsia="黑体"/>
         <w:color w:themeColor="background1" w:val="FFFFFF"/>
       </w:rPr>
       <w:tblPr/>
@@ -14998,6 +15705,7 @@
       <w:spacing w:after="0" w:line="240" w:lineRule="auto"/>
     </w:pPr>
     <w:rPr>
+      <w:rFonts w:eastAsia="黑体"/>
       <w:color w:themeColor="text1" w:val="000000"/>
     </w:rPr>
     <w:tblPr>
@@ -15019,6 +15727,7 @@
     </w:tcPr>
     <w:tblStylePr w:type="firstRow">
       <w:rPr>
+        <w:rFonts w:eastAsia="黑体"/>
         <w:b/>
         <w:bCs/>
       </w:rPr>
@@ -15029,6 +15738,7 @@
     </w:tblStylePr>
     <w:tblStylePr w:type="lastRow">
       <w:rPr>
+        <w:rFonts w:eastAsia="黑体"/>
         <w:b/>
         <w:bCs/>
         <w:color w:themeColor="text1" w:val="000000"/>
@@ -15040,6 +15750,7 @@
     </w:tblStylePr>
     <w:tblStylePr w:type="firstCol">
       <w:rPr>
+        <w:rFonts w:eastAsia="黑体"/>
         <w:color w:themeColor="background1" w:val="FFFFFF"/>
       </w:rPr>
       <w:tblPr/>
@@ -15049,6 +15760,7 @@
     </w:tblStylePr>
     <w:tblStylePr w:type="lastCol">
       <w:rPr>
+        <w:rFonts w:eastAsia="黑体"/>
         <w:color w:themeColor="background1" w:val="FFFFFF"/>
       </w:rPr>
       <w:tblPr/>
@@ -15078,6 +15790,7 @@
       <w:spacing w:after="0" w:line="240" w:lineRule="auto"/>
     </w:pPr>
     <w:rPr>
+      <w:rFonts w:eastAsia="黑体"/>
       <w:color w:themeColor="text1" w:val="000000"/>
     </w:rPr>
     <w:tblPr>
@@ -15099,6 +15812,7 @@
     </w:tcPr>
     <w:tblStylePr w:type="firstRow">
       <w:rPr>
+        <w:rFonts w:eastAsia="黑体"/>
         <w:b/>
         <w:bCs/>
       </w:rPr>
@@ -15109,6 +15823,7 @@
     </w:tblStylePr>
     <w:tblStylePr w:type="lastRow">
       <w:rPr>
+        <w:rFonts w:eastAsia="黑体"/>
         <w:b/>
         <w:bCs/>
         <w:color w:themeColor="text1" w:val="000000"/>
@@ -15120,6 +15835,7 @@
     </w:tblStylePr>
     <w:tblStylePr w:type="firstCol">
       <w:rPr>
+        <w:rFonts w:eastAsia="黑体"/>
         <w:color w:themeColor="background1" w:val="FFFFFF"/>
       </w:rPr>
       <w:tblPr/>
@@ -15129,6 +15845,7 @@
     </w:tblStylePr>
     <w:tblStylePr w:type="lastCol">
       <w:rPr>
+        <w:rFonts w:eastAsia="黑体"/>
         <w:color w:themeColor="background1" w:val="FFFFFF"/>
       </w:rPr>
       <w:tblPr/>
@@ -15158,6 +15875,7 @@
       <w:spacing w:after="0" w:line="240" w:lineRule="auto"/>
     </w:pPr>
     <w:rPr>
+      <w:rFonts w:eastAsia="黑体"/>
       <w:color w:themeColor="text1" w:val="000000"/>
     </w:rPr>
     <w:tblPr>
@@ -15179,6 +15897,7 @@
     </w:tcPr>
     <w:tblStylePr w:type="firstRow">
       <w:rPr>
+        <w:rFonts w:eastAsia="黑体"/>
         <w:b/>
         <w:bCs/>
       </w:rPr>
@@ -15189,6 +15908,7 @@
     </w:tblStylePr>
     <w:tblStylePr w:type="lastRow">
       <w:rPr>
+        <w:rFonts w:eastAsia="黑体"/>
         <w:b/>
         <w:bCs/>
         <w:color w:themeColor="text1" w:val="000000"/>
@@ -15200,6 +15920,7 @@
     </w:tblStylePr>
     <w:tblStylePr w:type="firstCol">
       <w:rPr>
+        <w:rFonts w:eastAsia="黑体"/>
         <w:color w:themeColor="background1" w:val="FFFFFF"/>
       </w:rPr>
       <w:tblPr/>
@@ -15209,6 +15930,7 @@
     </w:tblStylePr>
     <w:tblStylePr w:type="lastCol">
       <w:rPr>
+        <w:rFonts w:eastAsia="黑体"/>
         <w:color w:themeColor="background1" w:val="FFFFFF"/>
       </w:rPr>
       <w:tblPr/>
@@ -15238,6 +15960,7 @@
       <w:spacing w:after="0" w:line="240" w:lineRule="auto"/>
     </w:pPr>
     <w:rPr>
+      <w:rFonts w:eastAsia="黑体"/>
       <w:color w:themeColor="text1" w:val="000000"/>
     </w:rPr>
     <w:tblPr>
@@ -15259,6 +15982,7 @@
     </w:tcPr>
     <w:tblStylePr w:type="firstRow">
       <w:rPr>
+        <w:rFonts w:eastAsia="黑体"/>
         <w:b/>
         <w:bCs/>
       </w:rPr>
@@ -15269,6 +15993,7 @@
     </w:tblStylePr>
     <w:tblStylePr w:type="lastRow">
       <w:rPr>
+        <w:rFonts w:eastAsia="黑体"/>
         <w:b/>
         <w:bCs/>
         <w:color w:themeColor="text1" w:val="000000"/>
@@ -15280,6 +16005,7 @@
     </w:tblStylePr>
     <w:tblStylePr w:type="firstCol">
       <w:rPr>
+        <w:rFonts w:eastAsia="黑体"/>
         <w:color w:themeColor="background1" w:val="FFFFFF"/>
       </w:rPr>
       <w:tblPr/>
@@ -15289,6 +16015,7 @@
     </w:tblStylePr>
     <w:tblStylePr w:type="lastCol">
       <w:rPr>
+        <w:rFonts w:eastAsia="黑体"/>
         <w:color w:themeColor="background1" w:val="FFFFFF"/>
       </w:rPr>
       <w:tblPr/>
@@ -15318,6 +16045,7 @@
       <w:spacing w:after="0" w:line="240" w:lineRule="auto"/>
     </w:pPr>
     <w:rPr>
+      <w:rFonts w:eastAsia="黑体"/>
       <w:color w:themeColor="text1" w:val="000000"/>
     </w:rPr>
     <w:tblPr>
@@ -15339,6 +16067,7 @@
     </w:tcPr>
     <w:tblStylePr w:type="firstRow">
       <w:rPr>
+        <w:rFonts w:eastAsia="黑体"/>
         <w:b/>
         <w:bCs/>
       </w:rPr>
@@ -15349,6 +16078,7 @@
     </w:tblStylePr>
     <w:tblStylePr w:type="lastRow">
       <w:rPr>
+        <w:rFonts w:eastAsia="黑体"/>
         <w:b/>
         <w:bCs/>
         <w:color w:themeColor="text1" w:val="000000"/>
@@ -15360,6 +16090,7 @@
     </w:tblStylePr>
     <w:tblStylePr w:type="firstCol">
       <w:rPr>
+        <w:rFonts w:eastAsia="黑体"/>
         <w:color w:themeColor="background1" w:val="FFFFFF"/>
       </w:rPr>
       <w:tblPr/>
@@ -15369,6 +16100,7 @@
     </w:tblStylePr>
     <w:tblStylePr w:type="lastCol">
       <w:rPr>
+        <w:rFonts w:eastAsia="黑体"/>
         <w:color w:themeColor="background1" w:val="FFFFFF"/>
       </w:rPr>
       <w:tblPr/>
@@ -15398,6 +16130,7 @@
       <w:spacing w:after="0" w:line="240" w:lineRule="auto"/>
     </w:pPr>
     <w:rPr>
+      <w:rFonts w:eastAsia="黑体"/>
       <w:color w:themeColor="text1" w:val="000000"/>
     </w:rPr>
     <w:tblPr>
@@ -15419,6 +16152,7 @@
     </w:tcPr>
     <w:tblStylePr w:type="firstRow">
       <w:rPr>
+        <w:rFonts w:eastAsia="黑体"/>
         <w:b/>
         <w:bCs/>
       </w:rPr>
@@ -15429,6 +16163,7 @@
     </w:tblStylePr>
     <w:tblStylePr w:type="lastRow">
       <w:rPr>
+        <w:rFonts w:eastAsia="黑体"/>
         <w:b/>
         <w:bCs/>
         <w:color w:themeColor="text1" w:val="000000"/>
@@ -15440,6 +16175,7 @@
     </w:tblStylePr>
     <w:tblStylePr w:type="firstCol">
       <w:rPr>
+        <w:rFonts w:eastAsia="黑体"/>
         <w:color w:themeColor="background1" w:val="FFFFFF"/>
       </w:rPr>
       <w:tblPr/>
@@ -15449,6 +16185,7 @@
     </w:tblStylePr>
     <w:tblStylePr w:type="lastCol">
       <w:rPr>
+        <w:rFonts w:eastAsia="黑体"/>
         <w:color w:themeColor="background1" w:val="FFFFFF"/>
       </w:rPr>
       <w:tblPr/>
@@ -15481,6 +16218,7 @@
     <w:name w:val="KeywordTok"/>
     <w:basedOn w:val="VerbatimChar"/>
     <w:rPr>
+      <w:rFonts w:eastAsia="黑体"/>
       <w:b/>
       <w:color w:val="007020"/>
     </w:rPr>
@@ -15489,6 +16227,7 @@
     <w:name w:val="DataTypeTok"/>
     <w:basedOn w:val="VerbatimChar"/>
     <w:rPr>
+      <w:rFonts w:eastAsia="黑体"/>
       <w:color w:val="902000"/>
     </w:rPr>
   </w:style>
@@ -15496,6 +16235,7 @@
     <w:name w:val="DecValTok"/>
     <w:basedOn w:val="VerbatimChar"/>
     <w:rPr>
+      <w:rFonts w:eastAsia="黑体"/>
       <w:color w:val="40a070"/>
     </w:rPr>
   </w:style>
@@ -15503,6 +16243,7 @@
     <w:name w:val="BaseNTok"/>
     <w:basedOn w:val="VerbatimChar"/>
     <w:rPr>
+      <w:rFonts w:eastAsia="黑体"/>
       <w:color w:val="40a070"/>
     </w:rPr>
   </w:style>
@@ -15510,6 +16251,7 @@
     <w:name w:val="FloatTok"/>
     <w:basedOn w:val="VerbatimChar"/>
     <w:rPr>
+      <w:rFonts w:eastAsia="黑体"/>
       <w:color w:val="40a070"/>
     </w:rPr>
   </w:style>
@@ -15517,6 +16259,7 @@
     <w:name w:val="ConstantTok"/>
     <w:basedOn w:val="VerbatimChar"/>
     <w:rPr>
+      <w:rFonts w:eastAsia="黑体"/>
       <w:color w:val="880000"/>
     </w:rPr>
   </w:style>
@@ -15524,6 +16267,7 @@
     <w:name w:val="CharTok"/>
     <w:basedOn w:val="VerbatimChar"/>
     <w:rPr>
+      <w:rFonts w:eastAsia="黑体"/>
       <w:color w:val="4070a0"/>
     </w:rPr>
   </w:style>
@@ -15531,6 +16275,7 @@
     <w:name w:val="SpecialCharTok"/>
     <w:basedOn w:val="VerbatimChar"/>
     <w:rPr>
+      <w:rFonts w:eastAsia="黑体"/>
       <w:color w:val="4070a0"/>
     </w:rPr>
   </w:style>
@@ -15538,6 +16283,7 @@
     <w:name w:val="StringTok"/>
     <w:basedOn w:val="VerbatimChar"/>
     <w:rPr>
+      <w:rFonts w:eastAsia="黑体"/>
       <w:color w:val="4070a0"/>
     </w:rPr>
   </w:style>
@@ -15545,6 +16291,7 @@
     <w:name w:val="VerbatimStringTok"/>
     <w:basedOn w:val="VerbatimChar"/>
     <w:rPr>
+      <w:rFonts w:eastAsia="黑体"/>
       <w:color w:val="4070a0"/>
     </w:rPr>
   </w:style>
@@ -15552,6 +16299,7 @@
     <w:name w:val="SpecialStringTok"/>
     <w:basedOn w:val="VerbatimChar"/>
     <w:rPr>
+      <w:rFonts w:eastAsia="黑体"/>
       <w:color w:val="bb6688"/>
     </w:rPr>
   </w:style>
@@ -15559,6 +16307,7 @@
     <w:name w:val="ImportTok"/>
     <w:basedOn w:val="VerbatimChar"/>
     <w:rPr>
+      <w:rFonts w:eastAsia="黑体"/>
       <w:b/>
       <w:color w:val="008000"/>
     </w:rPr>
@@ -15567,6 +16316,7 @@
     <w:name w:val="CommentTok"/>
     <w:basedOn w:val="VerbatimChar"/>
     <w:rPr>
+      <w:rFonts w:eastAsia="黑体"/>
       <w:i/>
       <w:color w:val="60a0b0"/>
     </w:rPr>
@@ -15575,6 +16325,7 @@
     <w:name w:val="DocumentationTok"/>
     <w:basedOn w:val="VerbatimChar"/>
     <w:rPr>
+      <w:rFonts w:eastAsia="黑体"/>
       <w:i/>
       <w:color w:val="ba2121"/>
     </w:rPr>
@@ -15583,6 +16334,7 @@
     <w:name w:val="AnnotationTok"/>
     <w:basedOn w:val="VerbatimChar"/>
     <w:rPr>
+      <w:rFonts w:eastAsia="黑体"/>
       <w:b/>
       <w:i/>
       <w:color w:val="60a0b0"/>
@@ -15592,6 +16344,7 @@
     <w:name w:val="CommentVarTok"/>
     <w:basedOn w:val="VerbatimChar"/>
     <w:rPr>
+      <w:rFonts w:eastAsia="黑体"/>
       <w:b/>
       <w:i/>
       <w:color w:val="60a0b0"/>
@@ -15601,6 +16354,7 @@
     <w:name w:val="OtherTok"/>
     <w:basedOn w:val="VerbatimChar"/>
     <w:rPr>
+      <w:rFonts w:eastAsia="黑体"/>
       <w:color w:val="007020"/>
     </w:rPr>
   </w:style>
@@ -15608,6 +16362,7 @@
     <w:name w:val="FunctionTok"/>
     <w:basedOn w:val="VerbatimChar"/>
     <w:rPr>
+      <w:rFonts w:eastAsia="黑体"/>
       <w:color w:val="06287e"/>
     </w:rPr>
   </w:style>
@@ -15615,6 +16370,7 @@
     <w:name w:val="VariableTok"/>
     <w:basedOn w:val="VerbatimChar"/>
     <w:rPr>
+      <w:rFonts w:eastAsia="黑体"/>
       <w:color w:val="19177c"/>
     </w:rPr>
   </w:style>
@@ -15622,6 +16378,7 @@
     <w:name w:val="ControlFlowTok"/>
     <w:basedOn w:val="VerbatimChar"/>
     <w:rPr>
+      <w:rFonts w:eastAsia="黑体"/>
       <w:b/>
       <w:color w:val="007020"/>
     </w:rPr>
@@ -15630,6 +16387,7 @@
     <w:name w:val="OperatorTok"/>
     <w:basedOn w:val="VerbatimChar"/>
     <w:rPr>
+      <w:rFonts w:eastAsia="黑体"/>
       <w:color w:val="666666"/>
     </w:rPr>
   </w:style>
@@ -15637,18 +16395,22 @@
     <w:name w:val="BuiltInTok"/>
     <w:basedOn w:val="VerbatimChar"/>
     <w:rPr>
+      <w:rFonts w:eastAsia="黑体"/>
       <w:color w:val="008000"/>
     </w:rPr>
   </w:style>
   <w:style w:type="character" w:customStyle="1" w:styleId="ExtensionTok">
     <w:name w:val="ExtensionTok"/>
     <w:basedOn w:val="VerbatimChar"/>
-    <w:rPr/>
+    <w:rPr>
+      <w:rFonts w:eastAsia="黑体"/>
+    </w:rPr>
   </w:style>
   <w:style w:type="character" w:customStyle="1" w:styleId="PreprocessorTok">
     <w:name w:val="PreprocessorTok"/>
     <w:basedOn w:val="VerbatimChar"/>
     <w:rPr>
+      <w:rFonts w:eastAsia="黑体"/>
       <w:color w:val="bc7a00"/>
     </w:rPr>
   </w:style>
@@ -15656,18 +16418,22 @@
     <w:name w:val="AttributeTok"/>
     <w:basedOn w:val="VerbatimChar"/>
     <w:rPr>
+      <w:rFonts w:eastAsia="黑体"/>
       <w:color w:val="7d9029"/>
     </w:rPr>
   </w:style>
   <w:style w:type="character" w:customStyle="1" w:styleId="RegionMarkerTok">
     <w:name w:val="RegionMarkerTok"/>
     <w:basedOn w:val="VerbatimChar"/>
-    <w:rPr/>
+    <w:rPr>
+      <w:rFonts w:eastAsia="黑体"/>
+    </w:rPr>
   </w:style>
   <w:style w:type="character" w:customStyle="1" w:styleId="InformationTok">
     <w:name w:val="InformationTok"/>
     <w:basedOn w:val="VerbatimChar"/>
     <w:rPr>
+      <w:rFonts w:eastAsia="黑体"/>
       <w:b/>
       <w:i/>
       <w:color w:val="60a0b0"/>
@@ -15677,6 +16443,7 @@
     <w:name w:val="WarningTok"/>
     <w:basedOn w:val="VerbatimChar"/>
     <w:rPr>
+      <w:rFonts w:eastAsia="黑体"/>
       <w:b/>
       <w:i/>
       <w:color w:val="60a0b0"/>
@@ -15686,6 +16453,7 @@
     <w:name w:val="AlertTok"/>
     <w:basedOn w:val="VerbatimChar"/>
     <w:rPr>
+      <w:rFonts w:eastAsia="黑体"/>
       <w:b/>
       <w:color w:val="ff0000"/>
     </w:rPr>
@@ -15694,6 +16462,7 @@
     <w:name w:val="ErrorTok"/>
     <w:basedOn w:val="VerbatimChar"/>
     <w:rPr>
+      <w:rFonts w:eastAsia="黑体"/>
       <w:b/>
       <w:color w:val="ff0000"/>
     </w:rPr>
@@ -15701,7 +16470,9 @@
   <w:style w:type="character" w:customStyle="1" w:styleId="NormalTok">
     <w:name w:val="NormalTok"/>
     <w:basedOn w:val="VerbatimChar"/>
-    <w:rPr/>
+    <w:rPr>
+      <w:rFonts w:eastAsia="黑体"/>
+    </w:rPr>
   </w:style>
 </w:styles>
 </file>
@@ -15750,12 +16521,12 @@
     <a:fontScheme name="Office">
       <a:majorFont>
         <a:latin typeface="Calibri"/>
-        <a:ea typeface=""/>
+        <a:ea typeface="黑体"/>
         <a:cs typeface=""/>
         <a:font script="Jpan" typeface="ＭＳ ゴシック"/>
         <a:font script="Hang" typeface="맑은 고딕"/>
-        <a:font script="Hans" typeface="宋体"/>
-        <a:font script="Hant" typeface="新細明體"/>
+        <a:font script="Hans" typeface="黑体"/>
+        <a:font script="Hant" typeface="黑体"/>
         <a:font script="Arab" typeface="Times New Roman"/>
         <a:font script="Hebr" typeface="Times New Roman"/>
         <a:font script="Thai" typeface="Angsana New"/>
@@ -15785,12 +16556,12 @@
       </a:majorFont>
       <a:minorFont>
         <a:latin typeface="Cambria"/>
-        <a:ea typeface=""/>
+        <a:ea typeface="黑体"/>
         <a:cs typeface=""/>
         <a:font script="Jpan" typeface="ＭＳ 明朝"/>
         <a:font script="Hang" typeface="맑은 고딕"/>
-        <a:font script="Hans" typeface="宋体"/>
-        <a:font script="Hant" typeface="新細明體"/>
+        <a:font script="Hans" typeface="黑体"/>
+        <a:font script="Hant" typeface="黑体"/>
         <a:font script="Arab" typeface="Arial"/>
         <a:font script="Hebr" typeface="Arial"/>
         <a:font script="Thai" typeface="Cordia New"/>

--- a/11-变流电路/02-逆变电路/NPC中性点钳位逆变电路/NPC中性点钳位逆变电路.docx
+++ b/11-变流电路/02-逆变电路/NPC中性点钳位逆变电路/NPC中性点钳位逆变电路.docx
@@ -3450,7 +3450,7 @@
           <w:color w:val="555555"/>
           <w:sz w:val="21"/>
         </w:rPr>
-        <w:t>材料收集者：杜文杰，WX手机：19519196569，QQ:3478827729</w:t>
+        <w:t>材料收集者：杜文杰，微信/手机：19519196569，QQ:3478827729</w:t>
       </w:r>
     </w:p>
     <w:sectPr>
